--- a/docs/ssrn_submissions/系统与复杂性科学：秩序的生成、存续与进化 —— 开放复杂巨系统的统御原理.docx
+++ b/docs/ssrn_submissions/系统与复杂性科学：秩序的生成、存续与进化 —— 开放复杂巨系统的统御原理.docx
@@ -27,12 +27,12 @@
       <w:pPr>
         <w:pStyle w:val="3"/>
       </w:pPr>
-      <w:bookmarkStart w:id="1" w:name="从第一性原理定性八论双螺旋五维流形到元认知再划界的形式化大一统专著正本"/>
-      <w:r>
-        <w:rPr>
-          <w:rFonts w:hint="eastAsia"/>
-        </w:rPr>
-        <w:t>从第一性原理定性八论、双螺旋五维流形到元认知再划界的形式化大一统专著正本</w:t>
+      <w:bookmarkStart w:id="1" w:name="从第一性原理定性八论双螺旋五维流形到元认知重划界的形式化大一统专著正本"/>
+      <w:r>
+        <w:rPr>
+          <w:rFonts w:hint="eastAsia"/>
+        </w:rPr>
+        <w:t>从第一性原理定性八论、双螺旋五维流形到元认知重划界的形式化大一统专著正本</w:t>
       </w:r>
     </w:p>
     <w:p>
@@ -97,7 +97,7 @@
     </w:p>
     <w:p>
       <w:r>
-        <w:pict w14:anchorId="5E8F6FBC">
+        <w:pict w14:anchorId="050ADA89">
           <v:rect id="_x0000_i1025" style="width:0;height:1.5pt" o:hralign="center" o:hrstd="t" o:hr="t"/>
         </w:pict>
       </w:r>
@@ -265,7 +265,7 @@
         <w:rPr>
           <w:rFonts w:hint="eastAsia"/>
         </w:rPr>
-        <w:t>我拿起奥卡姆剃刀，剃掉这二十二年来积累的所有冗余术语与中间预设。我重新回到那个不可再推的逻辑起点——从最朴素、最日常的“无序”与“划分”出发，遵循“不能透支、路径最短、用词最省、可证伪”的七大铁律，将整套系统推导锻造为这部严密、坚如磐石的《秩序之元》极简公理化正本。</w:t>
+        <w:t>我拿起奥卡姆剃刀，剃掉这二十二年来积累的所有冗余术语与中间预设。我重新回到那个不可再推的逻辑起点——从最朴素、最日常的“无序”与“划分”出发，遵循“不能透支、路径最短、用词最省、以实证立威、尊重先于收编、先立宪后接续、可证伪”的七大铁律，将整套系统推导锻造为这部严密、坚如磐石的《秩序之元》极简公理化正本。</w:t>
       </w:r>
     </w:p>
     <w:p>
@@ -470,7 +470,19 @@
         <w:rPr>
           <w:rFonts w:hint="eastAsia"/>
         </w:rPr>
-        <w:t>用公理解释前人，而非用前人证明自己。从老庄的划界、心学的良知、康德的立法，到钱学森先生的开放复杂巨系统、吴学谋先生的泛系理论与操龙兵先生的非独立同分布（</w:t>
+        <w:t>用公理解释前人，而非用前人证明自己。从斯宾塞</w:t>
+      </w:r>
+      <w:r>
+        <w:rPr>
+          <w:rFonts w:hint="eastAsia"/>
+        </w:rPr>
+        <w:t>-</w:t>
+      </w:r>
+      <w:r>
+        <w:rPr>
+          <w:rFonts w:hint="eastAsia"/>
+        </w:rPr>
+        <w:t>布朗的划界、康德的立法、波普尔的证伪，到钱学森先生的开放复杂巨系统、吴学谋先生的泛系理论与操龙兵先生的非独立同分布（</w:t>
       </w:r>
       <w:r>
         <w:rPr>
@@ -549,7 +561,22 @@
         <w:rPr>
           <w:rFonts w:hint="eastAsia"/>
         </w:rPr>
-        <w:t>经验，乃直觉试错中划下之应然；哲学，乃二阶审视中建立之应然；物理学，乃微观刚性规则中划下之应然；系统科学，乃宏观协同拓扑中划下之应然。经验、哲学、物理学与系统科学，皆为人类建构秩序之基石。</w:t>
+        <w:t>经验，乃直觉试错中划下之应然；哲学，乃二阶审视中建立之应然；物理学，乃微观刚性规则中划下之应然；系统科学，乃宏观协同拓扑中划下之应然。经验、哲学、物理学与系统科学，皆为人类建构秩序之基石。系统与复杂性科学作为研究所有具体学科应然系统生成、存续与进化通用规律的横向轴线，天然居于所有具体学科的共同底层中介位阶，故被确立为“元科学（即科学的科学</w:t>
+      </w:r>
+      <w:r>
+        <w:t xml:space="preserve"> / Metascience, Science of </w:t>
+      </w:r>
+      <w:r>
+        <w:rPr>
+          <w:rFonts w:hint="eastAsia"/>
+        </w:rPr>
+        <w:t>Sciences</w:t>
+      </w:r>
+      <w:r>
+        <w:rPr>
+          <w:rFonts w:hint="eastAsia"/>
+        </w:rPr>
+        <w:t>）”。</w:t>
       </w:r>
     </w:p>
     <w:p>
@@ -588,7 +615,7 @@
         <w:rPr>
           <w:rFonts w:hint="eastAsia"/>
         </w:rPr>
-        <w:t>。这一母算法本质上是观察者以分界立应然、以应然立刚性规矩、以规矩验残差、以残差驱动自省重划界的自洽闭环。它统御着系统内部具体的演算规则，构成了系统生生不息的活体机制。</w:t>
+        <w:t>。这一母算法本质上是观察者以分界立应然、以应然立刚性规矩、以规矩验残差、以残差驱动元认知重划界的自洽闭环。它统御着系统内部具体的演算规则，构成了系统生生不息的活体机制。</w:t>
       </w:r>
     </w:p>
     <w:p>
@@ -599,12 +626,12 @@
         <w:rPr>
           <w:rFonts w:hint="eastAsia"/>
         </w:rPr>
-        <w:t>一旦最困难的开放复杂巨系统秩序被建立并实现了闭环可计算，经验试错、哲学自省、宗教戒律与还原论模型，皆化为其在局部相空间中的划界降维与退化回退。它将经验之直觉、哲学之自省、物理学之约束与系统学之拓扑，无缝熔铸于“划界生序、刚性存序、残差进序”的形式化闭环之中。它非但没有抛弃前人，反而为人类治理开放复杂巨系统，提供了通用可执行的物理与数学源代码。</w:t>
-      </w:r>
-    </w:p>
-    <w:p>
-      <w:r>
-        <w:pict w14:anchorId="3FBE55D7">
+        <w:t>一旦最困难的开放复杂巨系统秩序被建立并实现了闭环可计算，经验试错、哲学自省、制度规约与还原论模型，皆化为其在局部相空间中的划界降维与退化回退。它将经验之直觉、哲学之自省、物理学之约束与系统学之拓扑，无缝熔铸于“划界生序、刚性存序、残差进序”的形式化闭环之中。它非但没有抛弃前人，反而为人类治理开放复杂巨系统，提供了通用可执行的物理与数学源代码。</w:t>
+      </w:r>
+    </w:p>
+    <w:p>
+      <w:r>
+        <w:pict w14:anchorId="0C6E76C4">
           <v:rect id="_x0000_i1026" style="width:0;height:1.5pt" o:hralign="center" o:hrstd="t" o:hr="t"/>
         </w:pict>
       </w:r>
@@ -620,6 +647,7 @@
         <w:rPr>
           <w:rFonts w:hint="eastAsia"/>
         </w:rPr>
+        <w:lastRenderedPageBreak/>
         <w:t>第一卷</w:t>
       </w:r>
       <w:r>
@@ -694,7 +722,26 @@
           <w:b/>
           <w:bCs/>
         </w:rPr>
-        <w:t>无观察者，则无世界。无序一经观察，即立显为世界。物理之上，世界即秩序。</w:t>
+        <w:t>无观察者之划界，则无应然表征世界（</w:t>
+      </w:r>
+      <m:oMath>
+        <m:r>
+          <m:rPr>
+            <m:sty m:val="p"/>
+          </m:rPr>
+          <w:rPr>
+            <w:rFonts w:ascii="Cambria Math" w:hAnsi="Cambria Math"/>
+          </w:rPr>
+          <m:t>Ω</m:t>
+        </m:r>
+      </m:oMath>
+      <w:r>
+        <w:rPr>
+          <w:rFonts w:hint="eastAsia"/>
+          <w:b/>
+          <w:bCs/>
+        </w:rPr>
+        <w:t>）。无序一经观察，即立显为世界。物理之上，世界即秩序。</w:t>
       </w:r>
     </w:p>
     <w:p>
@@ -710,7 +757,6 @@
           <w:b/>
           <w:bCs/>
         </w:rPr>
-        <w:lastRenderedPageBreak/>
         <w:t>定义</w:t>
       </w:r>
       <w:r>
@@ -830,7 +876,24 @@
         <w:rPr>
           <w:rFonts w:hint="eastAsia"/>
         </w:rPr>
-        <w:t>：观察者并非先验预设之起点，而是无序内部自然达成之自持稳态。无观察者，则无世界。</w:t>
+        <w:t>：观察者并非先验预设之起点，而是无序内部自然达成之自持稳态。无观察者之划界，则无应然表征世界（</w:t>
+      </w:r>
+      <m:oMath>
+        <m:r>
+          <m:rPr>
+            <m:sty m:val="p"/>
+          </m:rPr>
+          <w:rPr>
+            <w:rFonts w:ascii="Cambria Math" w:hAnsi="Cambria Math"/>
+          </w:rPr>
+          <m:t>Ω</m:t>
+        </m:r>
+      </m:oMath>
+      <w:r>
+        <w:rPr>
+          <w:rFonts w:hint="eastAsia"/>
+        </w:rPr>
+        <w:t>）。</w:t>
       </w:r>
     </w:p>
     <w:p>
@@ -943,7 +1006,24 @@
         <w:rPr>
           <w:rFonts w:hint="eastAsia"/>
         </w:rPr>
-        <w:t>：无观察者之到场与觉察，秩序无从附着；无分界与建序，世界无从建立。</w:t>
+        <w:t>：无观察者之划界到场与觉察，秩序无从附着；无分界与建序，应然表征世界（</w:t>
+      </w:r>
+      <m:oMath>
+        <m:r>
+          <m:rPr>
+            <m:sty m:val="p"/>
+          </m:rPr>
+          <w:rPr>
+            <w:rFonts w:ascii="Cambria Math" w:hAnsi="Cambria Math"/>
+          </w:rPr>
+          <m:t>Ω</m:t>
+        </m:r>
+      </m:oMath>
+      <w:r>
+        <w:rPr>
+          <w:rFonts w:hint="eastAsia"/>
+        </w:rPr>
+        <w:t>）无从建立。</w:t>
       </w:r>
     </w:p>
     <w:p>
@@ -1039,6 +1119,7 @@
           <w:b/>
           <w:bCs/>
         </w:rPr>
+        <w:lastRenderedPageBreak/>
         <w:t>实然</w:t>
       </w:r>
       <w:r>
@@ -1105,7 +1186,6 @@
           <w:b/>
           <w:bCs/>
         </w:rPr>
-        <w:lastRenderedPageBreak/>
         <w:t>物理排他与界内边界</w:t>
       </w:r>
       <w:r>
@@ -1598,6 +1678,10 @@
           </m:sSubPr>
           <m:e>
             <m:r>
+              <m:rPr>
+                <m:scr m:val="script"/>
+                <m:sty m:val="p"/>
+              </m:rPr>
               <w:rPr>
                 <w:rFonts w:ascii="Cambria Math" w:hAnsi="Cambria Math"/>
               </w:rPr>
@@ -1860,7 +1944,14 @@
         <w:rPr>
           <w:rFonts w:hint="eastAsia"/>
         </w:rPr>
-        <w:t>：形象地说，就像火车不能在大地上无序乱跑、必须严格沿着铁轨行驶一样；复杂系统相空间中千头万绪的状态，绝大多数都是破坏规则的非法状态。系统中被刚性硬规矩严格许可、能够平滑通行的连续合法轨线通道，在微分几何中就被形象地称为【流形（</w:t>
+        <w:t>：形象地说，就</w:t>
+      </w:r>
+      <w:r>
+        <w:rPr>
+          <w:rFonts w:hint="eastAsia"/>
+        </w:rPr>
+        <w:lastRenderedPageBreak/>
+        <w:t>像火车不能在大地上无序乱跑、必须严格沿着铁轨行驶一样；复杂系统相空间中千头万绪的状态，绝大多数都是破坏规则的非法状态。系统中被刚性硬规矩严格许可、能够平滑通行的连续合法轨线通道，在微分几何中就被形象地称为【流形（</w:t>
       </w:r>
       <w:r>
         <w:rPr>
@@ -2076,14 +2167,7 @@
         <w:rPr>
           <w:rFonts w:hint="eastAsia"/>
         </w:rPr>
-        <w:t>：应然框架不仅描述当下，必然对下一时序之实然状态建立投射与预判（前瞻预期）。当下一次实然真实显影，客观实然与主观预期之间不可磨灭的偏离与缝隙，即为</w:t>
-      </w:r>
-      <w:r>
-        <w:rPr>
-          <w:rFonts w:hint="eastAsia"/>
-        </w:rPr>
-        <w:lastRenderedPageBreak/>
-        <w:t>【残差】。度量此落差之整体绝对强度的数学算式，即为【状态范数差分</w:t>
+        <w:t>：应然框架不仅描述当下，必然对下一时序之实然状态建立投射与预判（前瞻预期）。当下一次实然真实显影，客观实然与主观预期之间不可磨灭的偏离与缝隙，即为【残差】。度量此落差之整体绝对强度的数学算式，即为【状态范数差分</w:t>
       </w:r>
       <w:r>
         <w:t xml:space="preserve"> </w:t>
@@ -2525,9 +2609,6 @@
           </m:sSubPr>
           <m:e>
             <m:r>
-              <m:rPr>
-                <m:sty m:val="bi"/>
-              </m:rPr>
               <w:rPr>
                 <w:rFonts w:ascii="Cambria Math" w:hAnsi="Cambria Math"/>
               </w:rPr>
@@ -2652,9 +2733,6 @@
           </m:sSubPr>
           <m:e>
             <m:r>
-              <m:rPr>
-                <m:sty m:val="bi"/>
-              </m:rPr>
               <w:rPr>
                 <w:rFonts w:ascii="Cambria Math" w:hAnsi="Cambria Math"/>
               </w:rPr>
@@ -2692,7 +2770,8 @@
     </w:p>
     <w:p>
       <w:r>
-        <w:pict w14:anchorId="03EFEB15">
+        <w:lastRenderedPageBreak/>
+        <w:pict w14:anchorId="04CEEB23">
           <v:rect id="_x0000_i1027" style="width:0;height:1.5pt" o:hralign="center" o:hrstd="t" o:hr="t"/>
         </w:pict>
       </w:r>
@@ -2763,17 +2842,7 @@
             <w:rPr>
               <w:rFonts w:ascii="Cambria Math" w:hAnsi="Cambria Math"/>
             </w:rPr>
-            <w:lastRenderedPageBreak/>
-            <m:t>秩</m:t>
-          </m:r>
-          <m:r>
-            <m:rPr>
-              <m:sty m:val="bi"/>
-            </m:rPr>
-            <w:rPr>
-              <w:rFonts w:ascii="Cambria Math" w:hAnsi="Cambria Math"/>
-            </w:rPr>
-            <m:t>序元定理</m:t>
+            <m:t>秩序元定理</m:t>
           </m:r>
           <m:r>
             <m:rPr>
@@ -2970,7 +3039,7 @@
         <w:rPr>
           <w:rFonts w:hint="eastAsia"/>
         </w:rPr>
-        <w:t>此闭环乃人类一切建构物之元发生学起点。凡人类所建构者——无论是经验常识之直觉、科学范式之假说、宗教教义之戒律，亦或艺术形式之律动——皆无一例外遵从划界立应然、刚性立约束、残差驱动进化。离此三者，人类文明无一秩序可以诞生与延续（</w:t>
+        <w:t>此闭环乃人类一切建构物之元发生学起点。凡人类所建构者——无论是经验常识之直觉、科学范式之假说、制度规约，亦或艺术形式之律动——皆无一例外遵从划界立应然、刚性立约束、残差驱动进化。离此三者，人类文明无一秩序可以诞生与延续（</w:t>
       </w:r>
       <w:r>
         <w:rPr>
@@ -3203,7 +3272,14 @@
         <w:rPr>
           <w:rFonts w:hint="eastAsia"/>
         </w:rPr>
-        <w:t>：观察者在既定分界内部，机械执行预设规则的步骤演化，称为【一阶演算】。当系统遭遇未曾划入原框架的重大外部冲击时，如果拒绝重划边界，而妄图继续在旧规则内证明或消除这一残差，旧规则必然陷入“用自己的定义解释自己”的死循环。这种</w:t>
+        <w:t>：观察者在既定分界内部，机械执行预设规则的步骤演化，称为【一阶演算】。当系统遭遇未曾划入原框架的重大外部冲击时，如果拒绝重划边界，而妄图继</w:t>
+      </w:r>
+      <w:r>
+        <w:rPr>
+          <w:rFonts w:hint="eastAsia"/>
+        </w:rPr>
+        <w:lastRenderedPageBreak/>
+        <w:t>续在旧规则内证明或消除这一残差，旧规则必然陷入“用自己的定义解释自己”的死循环。这种</w:t>
       </w:r>
       <w:r>
         <w:rPr>
@@ -3233,7 +3309,6 @@
           <w:b/>
           <w:bCs/>
         </w:rPr>
-        <w:lastRenderedPageBreak/>
         <w:t>重分界</w:t>
       </w:r>
       <w:r>
@@ -3267,19 +3342,12 @@
           <w:b/>
           <w:bCs/>
         </w:rPr>
-        <w:t>二阶自省算符</w:t>
-      </w:r>
-      <w:r>
-        <w:rPr>
-          <w:b/>
-          <w:bCs/>
-        </w:rPr>
-        <w:t xml:space="preserve"> </w:t>
-      </w:r>
-      <m:oMath>
-        <m:r>
-          <m:rPr>
-            <m:sty m:val="b"/>
+        <w:t>二阶元认知修宪算子（亦称二阶自省算符）</w:t>
+      </w:r>
+      <m:oMath>
+        <m:r>
+          <m:rPr>
+            <m:sty m:val="p"/>
           </m:rPr>
           <w:rPr>
             <w:rFonts w:ascii="Cambria Math" w:hAnsi="Cambria Math"/>
@@ -3291,7 +3359,7 @@
         <w:rPr>
           <w:rFonts w:hint="eastAsia"/>
         </w:rPr>
-        <w:t>：面对一阶死锁，一阶演算全部失效。此时系统唯一的生路，是跳出当前规则，由观察者重新审视、打破旧边界并划下包含新维度的新边界，此动作谓之【重分界】。描述从“旧分界”向“新分界”跳跃重写的形式化做功式，即为【二阶自省算符</w:t>
+        <w:t>：面对一阶死锁，一阶演算全部失效。此时系统唯一的生路，是跳出当前规则，由观察者重新审视、打破旧边界并划下包含新维度的新边界，此动作谓之【重分界】。描述从“旧分界”向“新分界”跳跃重写的形式化做功式，即为【二阶元认知修宪算子</w:t>
       </w:r>
       <w:r>
         <w:t xml:space="preserve"> </w:t>
@@ -3499,7 +3567,7 @@
     </w:p>
     <w:p>
       <w:r>
-        <w:pict w14:anchorId="261A2D2B">
+        <w:pict w14:anchorId="111F5E75">
           <v:rect id="_x0000_i1028" style="width:0;height:1.5pt" o:hralign="center" o:hrstd="t" o:hr="t"/>
         </w:pict>
       </w:r>
@@ -3704,7 +3772,8 @@
     </w:p>
     <w:p>
       <w:r>
-        <w:pict w14:anchorId="5543885C">
+        <w:lastRenderedPageBreak/>
+        <w:pict w14:anchorId="7B775F94">
           <v:rect id="_x0000_i1029" style="width:0;height:1.5pt" o:hralign="center" o:hrstd="t" o:hr="t"/>
         </w:pict>
       </w:r>
@@ -3766,7 +3835,6 @@
         <w:rPr>
           <w:rFonts w:hint="eastAsia"/>
         </w:rPr>
-        <w:lastRenderedPageBreak/>
         <w:t>当千百个局部各自观察、各自划界、建立各自的应然框架时，局部与局部必在有限时空中物理相遇。</w:t>
       </w:r>
     </w:p>
@@ -3861,7 +3929,7 @@
       <w:pPr>
         <w:pStyle w:val="3"/>
       </w:pPr>
-      <w:bookmarkStart w:id="22" w:name="推挤朝向与死力相冲意图矢量内积与矢量对消"/>
+      <w:bookmarkStart w:id="22" w:name="推挤朝向与做功矢量对冲意图矢量内积与矢量对消"/>
       <w:bookmarkEnd w:id="21"/>
       <w:r>
         <w:t xml:space="preserve">4.4 </w:t>
@@ -3870,7 +3938,7 @@
         <w:rPr>
           <w:rFonts w:hint="eastAsia"/>
         </w:rPr>
-        <w:t>推挤朝向与死力相冲（意图矢量、内积与矢量对消）</w:t>
+        <w:t>推挤朝向与做功矢量对冲（意图矢量、内积与矢量对消）</w:t>
       </w:r>
     </w:p>
     <w:p>
@@ -3914,7 +3982,7 @@
         <w:rPr>
           <w:rFonts w:hint="eastAsia"/>
         </w:rPr>
-        <w:t>当局部成千上万，各局部的做功死力朝向各异、相互对冲。被抵消掉的前行之力并未消失，按守恒定律必转化为系统内耗发热——此种局部死力相冲、算力发散崩溃之相，谓之“复杂”，在物理做功中称之为【矢量对消与物理废热</w:t>
+        <w:t>当局部成千上万，各局部的做功死力朝向各异、相互对冲。被抵消掉的前行之力并未消失，按守恒定律必转化为系统内耗发热——此种局部做功矢量对冲、算力发散崩溃之相，谓之“复杂”，在物理做功中称之为【矢量对消与物理废热</w:t>
       </w:r>
       <w:r>
         <w:t xml:space="preserve"> </w:t>
@@ -3972,7 +4040,7 @@
     </w:p>
     <w:p>
       <w:r>
-        <w:pict w14:anchorId="1AD3250A">
+        <w:pict w14:anchorId="2D9AAFFF">
           <v:rect id="_x0000_i1030" style="width:0;height:1.5pt" o:hralign="center" o:hrstd="t" o:hr="t"/>
         </w:pict>
       </w:r>
@@ -3988,6 +4056,7 @@
         <w:rPr>
           <w:rFonts w:hint="eastAsia"/>
         </w:rPr>
+        <w:lastRenderedPageBreak/>
         <w:t>第五章</w:t>
       </w:r>
       <w:r>
@@ -4008,19 +4077,19 @@
         <w:rPr>
           <w:rFonts w:hint="eastAsia"/>
         </w:rPr>
-        <w:t>本体系确立的划界、应然、残差闭环，并非孤立的凭空构想，而是人类文明两千年来东西方先哲在纯粹认识论维度探索真理时，所共同指向的那个未竟之追问。</w:t>
+        <w:t>本体系确立的划界、应然、残差闭环，并非孤立的凭空构想，而是科学哲学与形式系统先驱在纯粹认识论维度探索真理时，所共同指向的那个未竟之追问。</w:t>
       </w:r>
     </w:p>
     <w:p>
       <w:pPr>
         <w:pStyle w:val="4"/>
       </w:pPr>
-      <w:bookmarkStart w:id="24" w:name="一道家道与划界"/>
-      <w:r>
-        <w:rPr>
-          <w:rFonts w:hint="eastAsia"/>
-        </w:rPr>
-        <w:t>一、道家——“道”与“划界”</w:t>
+      <w:bookmarkStart w:id="24" w:name="一西方哲学康德人为自然立法与主体先验范畴划界"/>
+      <w:r>
+        <w:rPr>
+          <w:rFonts w:hint="eastAsia"/>
+        </w:rPr>
+        <w:t>一、西方哲学康德——“人为自然立法”与主体先验范畴划界</w:t>
       </w:r>
     </w:p>
     <w:p>
@@ -4031,21 +4100,52 @@
         <w:rPr>
           <w:rFonts w:hint="eastAsia"/>
         </w:rPr>
-        <w:t>老子言“无名天地之始”，即未分界之无序；“有名万物之母”，即观察者划界建立应然框架；“道生一”，即建界之瞬间。庄子于《齐物论》言“物无非彼，物无非是”，指明一切事物皆源于观察者的划分与立界。本体系之公理，与此追问同构。</w:t>
+        <w:t>康德在《纯粹理性批判》中明确提出“人为自然立法”，深刻洞见人类认识并非被动镜像外部世界，而是观察者主体带着先验认知范畴主动划定边界（先验划界算符</w:t>
+      </w:r>
+      <w:r>
+        <w:t xml:space="preserve"> </w:t>
+      </w:r>
+      <m:oMath>
+        <m:r>
+          <m:rPr>
+            <m:sty m:val="p"/>
+          </m:rPr>
+          <w:rPr>
+            <w:rFonts w:ascii="Cambria Math" w:hAnsi="Cambria Math"/>
+          </w:rPr>
+          <m:t>Π</m:t>
+        </m:r>
+      </m:oMath>
+      <w:r>
+        <w:rPr>
+          <w:rFonts w:hint="eastAsia"/>
+        </w:rPr>
+        <w:t>）。本体系第三公理揭示的“残差驱动二阶进化”，为康德认识论提供了控制论意义上的动力学自愈与模型重写机制。</w:t>
       </w:r>
     </w:p>
     <w:p>
       <w:pPr>
         <w:pStyle w:val="4"/>
       </w:pPr>
-      <w:bookmarkStart w:id="25" w:name="二佛家万法唯识与观察者认知"/>
+      <w:bookmarkStart w:id="25" w:name="二现代数学逻辑斯宾塞-布朗形式法则与划界原点"/>
       <w:bookmarkEnd w:id="24"/>
       <w:r>
         <w:rPr>
           <w:rFonts w:hint="eastAsia"/>
         </w:rPr>
-        <w:lastRenderedPageBreak/>
-        <w:t>二、佛家——“万法唯识”与“观察者认知”</w:t>
+        <w:t>二、现代数学逻辑斯宾塞</w:t>
+      </w:r>
+      <w:r>
+        <w:rPr>
+          <w:rFonts w:hint="eastAsia"/>
+        </w:rPr>
+        <w:t>-</w:t>
+      </w:r>
+      <w:r>
+        <w:rPr>
+          <w:rFonts w:hint="eastAsia"/>
+        </w:rPr>
+        <w:t>布朗——《形式法则》与划界原点</w:t>
       </w:r>
     </w:p>
     <w:p>
@@ -4056,20 +4156,96 @@
         <w:rPr>
           <w:rFonts w:hint="eastAsia"/>
         </w:rPr>
-        <w:t>“三界唯心，万法唯识”与“无观察者则无世界”同构；“遍计所执”即划界立应然，“转识成智”即观察者自省并重构应然框架。此二者，与本体系之公理同构。</w:t>
+        <w:t>斯宾塞</w:t>
+      </w:r>
+      <w:r>
+        <w:rPr>
+          <w:rFonts w:hint="eastAsia"/>
+        </w:rPr>
+        <w:t>-</w:t>
+      </w:r>
+      <w:r>
+        <w:rPr>
+          <w:rFonts w:hint="eastAsia"/>
+        </w:rPr>
+        <w:t>布朗（</w:t>
+      </w:r>
+      <w:r>
+        <w:rPr>
+          <w:rFonts w:hint="eastAsia"/>
+        </w:rPr>
+        <w:t>George</w:t>
+      </w:r>
+      <w:r>
+        <w:t xml:space="preserve"> </w:t>
+      </w:r>
+      <w:r>
+        <w:rPr>
+          <w:rFonts w:hint="eastAsia"/>
+        </w:rPr>
+        <w:t>Spencer-Brown</w:t>
+      </w:r>
+      <w:r>
+        <w:rPr>
+          <w:rFonts w:hint="eastAsia"/>
+        </w:rPr>
+        <w:t>）在形式逻辑奠基作《形式法则》（</w:t>
+      </w:r>
+      <w:r>
+        <w:rPr>
+          <w:i/>
+          <w:iCs/>
+        </w:rPr>
+        <w:t>Laws of Form</w:t>
+      </w:r>
+      <w:r>
+        <w:t xml:space="preserve">, </w:t>
+      </w:r>
+      <w:r>
+        <w:rPr>
+          <w:rFonts w:hint="eastAsia"/>
+        </w:rPr>
+        <w:t>1969</w:t>
+      </w:r>
+      <w:r>
+        <w:rPr>
+          <w:rFonts w:hint="eastAsia"/>
+        </w:rPr>
+        <w:t>）中以第一公理斩钉截铁地宣告：“划下一个区分（</w:t>
+      </w:r>
+      <w:r>
+        <w:rPr>
+          <w:rFonts w:hint="eastAsia"/>
+        </w:rPr>
+        <w:t>Draw</w:t>
+      </w:r>
+      <w:r>
+        <w:t xml:space="preserve"> a </w:t>
+      </w:r>
+      <w:r>
+        <w:rPr>
+          <w:rFonts w:hint="eastAsia"/>
+        </w:rPr>
+        <w:t>distinction</w:t>
+      </w:r>
+      <w:r>
+        <w:rPr>
+          <w:rFonts w:hint="eastAsia"/>
+        </w:rPr>
+        <w:t>）”，数学证明了一切公理形式系统皆诞生于这第一下划界动能。本体系第零公理（观察者涌现律）与第一公理（生序公理），在形式代数与拓扑流形上与这一经典严格对偶同构。</w:t>
       </w:r>
     </w:p>
     <w:p>
       <w:pPr>
         <w:pStyle w:val="4"/>
       </w:pPr>
-      <w:bookmarkStart w:id="26" w:name="三儒家心学心外无物与知行合一"/>
+      <w:bookmarkStart w:id="26" w:name="三科学哲学波普尔可证伪性与残差驱动范式重写"/>
       <w:bookmarkEnd w:id="25"/>
       <w:r>
         <w:rPr>
           <w:rFonts w:hint="eastAsia"/>
         </w:rPr>
-        <w:t>三、儒家心学——“心外无物”与“知行合一”</w:t>
+        <w:t>三、科学哲学波普尔——“可证伪性”与残差驱动范式重写</w:t>
       </w:r>
     </w:p>
     <w:p>
@@ -4080,151 +4256,119 @@
         <w:rPr>
           <w:rFonts w:hint="eastAsia"/>
         </w:rPr>
-        <w:t>“未看此花时同归于寂，来看此花时一时明白”即观察者划界确权；“知行合一”即认知态与行动态之闭环做功。“良知”之概念，乃防范框架崩塌之先验元规则。</w:t>
-      </w:r>
-    </w:p>
-    <w:p>
-      <w:pPr>
-        <w:pStyle w:val="4"/>
-      </w:pPr>
-      <w:bookmarkStart w:id="27" w:name="四西方哲学康德人为自然立法"/>
-      <w:bookmarkEnd w:id="26"/>
-      <w:r>
-        <w:rPr>
-          <w:rFonts w:hint="eastAsia"/>
-        </w:rPr>
-        <w:t>四、西方哲学康德——“人为自然立法”</w:t>
-      </w:r>
-    </w:p>
-    <w:p>
-      <w:pPr>
-        <w:pStyle w:val="FirstParagraph"/>
-      </w:pPr>
-      <w:r>
-        <w:rPr>
-          <w:rFonts w:hint="eastAsia"/>
-        </w:rPr>
-        <w:t>康德提出“人为自然立法”，主张主体带着先验范畴划界。第三公理所揭示之“残差驱动进化”，可视为其范式重写机制的补充。</w:t>
-      </w:r>
-    </w:p>
-    <w:p>
-      <w:pPr>
-        <w:pStyle w:val="4"/>
-      </w:pPr>
-      <w:bookmarkStart w:id="28" w:name="五基督教神学太初有道"/>
-      <w:bookmarkEnd w:id="27"/>
-      <w:r>
-        <w:rPr>
-          <w:rFonts w:hint="eastAsia"/>
-        </w:rPr>
-        <w:t>五、基督教神学——“太初有道”</w:t>
-      </w:r>
-    </w:p>
-    <w:p>
-      <w:pPr>
-        <w:pStyle w:val="FirstParagraph"/>
-      </w:pPr>
-      <w:r>
-        <w:rPr>
-          <w:rFonts w:hint="eastAsia"/>
-        </w:rPr>
-        <w:t>《约翰福音》言“太初有道”。神用</w:t>
-      </w:r>
-      <w:r>
-        <w:t xml:space="preserve"> Logos </w:t>
-      </w:r>
-      <w:r>
-        <w:rPr>
-          <w:rFonts w:hint="eastAsia"/>
-        </w:rPr>
-        <w:t>划出秩序。</w:t>
-      </w:r>
-      <w:r>
-        <w:rPr>
-          <w:rFonts w:hint="eastAsia"/>
-        </w:rPr>
-        <w:t>Logos</w:t>
-      </w:r>
-      <w:r>
-        <w:t xml:space="preserve"> </w:t>
-      </w:r>
-      <w:r>
-        <w:rPr>
-          <w:rFonts w:hint="eastAsia"/>
-        </w:rPr>
-        <w:t>与形式化公理，于此同构。</w:t>
-      </w:r>
-    </w:p>
-    <w:p>
-      <w:pPr>
-        <w:pStyle w:val="4"/>
-      </w:pPr>
-      <w:bookmarkStart w:id="29" w:name="六现代数学逻辑斯宾塞-布朗形式法则与划界原点"/>
-      <w:bookmarkEnd w:id="28"/>
-      <w:r>
-        <w:rPr>
-          <w:rFonts w:hint="eastAsia"/>
-        </w:rPr>
-        <w:t>六、现代数学逻辑斯宾塞</w:t>
-      </w:r>
-      <w:r>
-        <w:rPr>
-          <w:rFonts w:hint="eastAsia"/>
-        </w:rPr>
-        <w:t>-</w:t>
-      </w:r>
-      <w:r>
-        <w:rPr>
-          <w:rFonts w:hint="eastAsia"/>
-        </w:rPr>
-        <w:t>布朗——《形式法则》与划界原点</w:t>
-      </w:r>
-    </w:p>
-    <w:p>
-      <w:pPr>
-        <w:pStyle w:val="FirstParagraph"/>
-      </w:pPr>
-      <w:r>
-        <w:rPr>
-          <w:rFonts w:hint="eastAsia"/>
-        </w:rPr>
-        <w:t>斯宾塞</w:t>
-      </w:r>
-      <w:r>
-        <w:rPr>
-          <w:rFonts w:hint="eastAsia"/>
-        </w:rPr>
-        <w:t>-</w:t>
-      </w:r>
-      <w:r>
-        <w:rPr>
-          <w:rFonts w:hint="eastAsia"/>
-        </w:rPr>
-        <w:t>布朗在《形式法则》中以第一公理写下“划下一个区分”，证明一切形式系统皆诞生于这第一下划界。本体系之公理，与此同构。</w:t>
-      </w:r>
-    </w:p>
-    <w:p>
-      <w:pPr>
-        <w:pStyle w:val="4"/>
-      </w:pPr>
-      <w:bookmarkStart w:id="30" w:name="七科学哲学波普尔可证伪性与残差驱动"/>
-      <w:bookmarkEnd w:id="29"/>
-      <w:r>
-        <w:rPr>
-          <w:rFonts w:hint="eastAsia"/>
-        </w:rPr>
-        <w:t>七、科学哲学波普尔——“可证伪性”与“残差驱动”</w:t>
-      </w:r>
-    </w:p>
-    <w:p>
-      <w:pPr>
-        <w:pStyle w:val="FirstParagraph"/>
-      </w:pPr>
-      <w:r>
-        <w:rPr>
-          <w:rFonts w:hint="eastAsia"/>
-        </w:rPr>
-        <w:t>波普尔提出反例驱动科学革命。本体系之第三律“无残差则停滞”，与波普尔之反例可证伪驱动彻底同构。</w:t>
+        <w:t>卡尔·波普尔（</w:t>
+      </w:r>
+      <w:r>
+        <w:rPr>
+          <w:rFonts w:hint="eastAsia"/>
+        </w:rPr>
+        <w:t>Karl</w:t>
+      </w:r>
+      <w:r>
+        <w:t xml:space="preserve"> </w:t>
+      </w:r>
+      <w:r>
+        <w:rPr>
+          <w:rFonts w:hint="eastAsia"/>
+        </w:rPr>
+        <w:t>Popper</w:t>
+      </w:r>
+      <w:r>
+        <w:rPr>
+          <w:rFonts w:hint="eastAsia"/>
+        </w:rPr>
+        <w:t>）破除实证主义归纳法，确立反例与残差驱动科学革命的试错进化论。本体系第三公理“无残差则停滞，残差自愈则自持”，将波普尔的反例证伪驱动严格形式化为微分残差泛函范数差分</w:t>
+      </w:r>
+      <w:r>
+        <w:t xml:space="preserve"> </w:t>
+      </w:r>
+      <m:oMath>
+        <m:r>
+          <m:rPr>
+            <m:sty m:val="p"/>
+          </m:rPr>
+          <w:rPr>
+            <w:rFonts w:ascii="Cambria Math" w:hAnsi="Cambria Math"/>
+          </w:rPr>
+          <m:t>Δ=∥</m:t>
+        </m:r>
+        <m:sSub>
+          <m:sSubPr>
+            <m:ctrlPr>
+              <w:rPr>
+                <w:rFonts w:ascii="Cambria Math" w:hAnsi="Cambria Math"/>
+              </w:rPr>
+            </m:ctrlPr>
+          </m:sSubPr>
+          <m:e>
+            <m:r>
+              <w:rPr>
+                <w:rFonts w:ascii="Cambria Math" w:hAnsi="Cambria Math"/>
+              </w:rPr>
+              <m:t>X</m:t>
+            </m:r>
+          </m:e>
+          <m:sub>
+            <m:r>
+              <m:rPr>
+                <m:nor/>
+              </m:rPr>
+              <m:t>real</m:t>
+            </m:r>
+          </m:sub>
+        </m:sSub>
+        <m:r>
+          <m:rPr>
+            <m:sty m:val="p"/>
+          </m:rPr>
+          <w:rPr>
+            <w:rFonts w:ascii="Cambria Math" w:hAnsi="Cambria Math"/>
+          </w:rPr>
+          <m:t>-</m:t>
+        </m:r>
+        <m:sSub>
+          <m:sSubPr>
+            <m:ctrlPr>
+              <w:rPr>
+                <w:rFonts w:ascii="Cambria Math" w:hAnsi="Cambria Math"/>
+              </w:rPr>
+            </m:ctrlPr>
+          </m:sSubPr>
+          <m:e>
+            <m:r>
+              <w:rPr>
+                <w:rFonts w:ascii="Cambria Math" w:hAnsi="Cambria Math"/>
+              </w:rPr>
+              <m:t>X</m:t>
+            </m:r>
+          </m:e>
+          <m:sub>
+            <m:r>
+              <m:rPr>
+                <m:nor/>
+              </m:rPr>
+              <m:t>target</m:t>
+            </m:r>
+          </m:sub>
+        </m:sSub>
+        <m:r>
+          <m:rPr>
+            <m:sty m:val="p"/>
+          </m:rPr>
+          <w:rPr>
+            <w:rFonts w:ascii="Cambria Math" w:hAnsi="Cambria Math"/>
+          </w:rPr>
+          <m:t>∥</m:t>
+        </m:r>
+      </m:oMath>
+      <w:r>
+        <w:t xml:space="preserve"> </w:t>
+      </w:r>
+      <w:r>
+        <w:rPr>
+          <w:rFonts w:hint="eastAsia"/>
+        </w:rPr>
+        <w:t>的抗熵跃迁动力学。</w:t>
       </w:r>
     </w:p>
     <w:p>
@@ -4237,18 +4381,18 @@
           <w:b/>
           <w:bCs/>
         </w:rPr>
-        <w:t>跨维度同构接续说明</w:t>
-      </w:r>
-      <w:r>
-        <w:rPr>
-          <w:rFonts w:hint="eastAsia"/>
-        </w:rPr>
-        <w:t>：以上七者，皆为人类文明在纯粹认识论与哲学思维维度对“划界与秩序”的原初追问与同构。至于现代科学与控制论维度之同构（如惠勒、薛定谔、维纳、阿什比、钱学森、吴学谋、操龙兵等众星归位），须待本体系之形式化算子、五维双螺旋与工业判决数据全部走完后，于终卷（第五卷第三章）统一回望、众星归位。</w:t>
-      </w:r>
-    </w:p>
-    <w:p>
-      <w:r>
-        <w:pict w14:anchorId="3140AE86">
+        <w:t>认识论同构说明</w:t>
+      </w:r>
+      <w:r>
+        <w:rPr>
+          <w:rFonts w:hint="eastAsia"/>
+        </w:rPr>
+        <w:t>：以上先驱从认识论与数理逻辑维度完成了对“划界与自持秩序”的原初追问。至于现代科学与控制论维度之同构（牛顿、惠勒、薛定谔、香农、维纳、阿什比、钱学森、吴学谋、操龙兵等众星归位），已在各篇章算子推导中完成形式化证明，并在终卷（第五卷第三章）全面收敛、众星归位。</w:t>
+      </w:r>
+    </w:p>
+    <w:p>
+      <w:r>
+        <w:pict w14:anchorId="225E8D99">
           <v:rect id="_x0000_i1031" style="width:0;height:1.5pt" o:hralign="center" o:hrstd="t" o:hr="t"/>
         </w:pict>
       </w:r>
@@ -4257,8 +4401,8 @@
       <w:pPr>
         <w:pStyle w:val="1"/>
       </w:pPr>
-      <w:bookmarkStart w:id="31" w:name="第二卷-形式化做功与算法"/>
-      <w:bookmarkEnd w:id="30"/>
+      <w:bookmarkStart w:id="27" w:name="第二卷-形式化做功与算法"/>
+      <w:bookmarkEnd w:id="26"/>
       <w:bookmarkEnd w:id="23"/>
       <w:bookmarkEnd w:id="3"/>
       <w:r>
@@ -4281,7 +4425,7 @@
       <w:pPr>
         <w:pStyle w:val="3"/>
       </w:pPr>
-      <w:bookmarkStart w:id="32" w:name="应然演变范式破局与做功算子"/>
+      <w:bookmarkStart w:id="28" w:name="应然演变范式破局与做功算子"/>
       <w:r>
         <w:t xml:space="preserve">—— </w:t>
       </w:r>
@@ -4296,8 +4440,8 @@
       <w:pPr>
         <w:pStyle w:val="2"/>
       </w:pPr>
-      <w:bookmarkStart w:id="33" w:name="卷首语从三大公理到四做功算子的逻辑推导"/>
-      <w:bookmarkEnd w:id="32"/>
+      <w:bookmarkStart w:id="29" w:name="卷首语从三大公理到四做功算子的逻辑推导"/>
+      <w:bookmarkEnd w:id="28"/>
       <w:r>
         <w:rPr>
           <w:rFonts w:hint="eastAsia"/>
@@ -4776,14 +4920,7 @@
           <w:b/>
           <w:bCs/>
         </w:rPr>
-        <w:t>二阶自省算符</w:t>
-      </w:r>
-      <w:r>
-        <w:rPr>
-          <w:b/>
-          <w:bCs/>
-        </w:rPr>
-        <w:t xml:space="preserve"> </w:t>
+        <w:t>二阶元认知修宪算子（亦称二阶自省算符）</w:t>
       </w:r>
       <m:oMath>
         <m:r>
@@ -4903,7 +5040,7 @@
     </w:p>
     <w:p>
       <w:r>
-        <w:pict w14:anchorId="197425DF">
+        <w:pict w14:anchorId="206AF6C2">
           <v:rect id="_x0000_i1032" style="width:0;height:1.5pt" o:hralign="center" o:hrstd="t" o:hr="t"/>
         </w:pict>
       </w:r>
@@ -4912,8 +5049,8 @@
       <w:pPr>
         <w:pStyle w:val="2"/>
       </w:pPr>
-      <w:bookmarkStart w:id="34" w:name="第一章-应然世界之演变与四百年科学困局"/>
-      <w:bookmarkEnd w:id="33"/>
+      <w:bookmarkStart w:id="30" w:name="第一章-应然世界之演变与四百年科学困局"/>
+      <w:bookmarkEnd w:id="29"/>
       <w:r>
         <w:rPr>
           <w:rFonts w:hint="eastAsia"/>
@@ -4934,7 +5071,7 @@
       <w:pPr>
         <w:pStyle w:val="3"/>
       </w:pPr>
-      <w:bookmarkStart w:id="35" w:name="应然世界的物理实质"/>
+      <w:bookmarkStart w:id="31" w:name="应然世界的物理实质"/>
       <w:r>
         <w:t xml:space="preserve">1.1 </w:t>
       </w:r>
@@ -5012,8 +5149,8 @@
       <w:pPr>
         <w:pStyle w:val="3"/>
       </w:pPr>
-      <w:bookmarkStart w:id="36" w:name="物理五维最小完备性定理定理-1.1"/>
-      <w:bookmarkEnd w:id="35"/>
+      <w:bookmarkStart w:id="32" w:name="物理五维最小完备性定理定理-1.1"/>
+      <w:bookmarkEnd w:id="31"/>
       <w:r>
         <w:lastRenderedPageBreak/>
         <w:t xml:space="preserve">1.2 </w:t>
@@ -5073,6 +5210,10 @@
           </m:sSubPr>
           <m:e>
             <m:r>
+              <m:rPr>
+                <m:scr m:val="script"/>
+                <m:sty m:val="p"/>
+              </m:rPr>
               <w:rPr>
                 <w:rFonts w:ascii="Cambria Math" w:hAnsi="Cambria Math"/>
               </w:rPr>
@@ -5622,6 +5763,10 @@
           </m:sSubPr>
           <m:e>
             <m:r>
+              <m:rPr>
+                <m:scr m:val="script"/>
+                <m:sty m:val="p"/>
+              </m:rPr>
               <w:rPr>
                 <w:rFonts w:ascii="Cambria Math" w:hAnsi="Cambria Math"/>
               </w:rPr>
@@ -5858,9 +6003,15 @@
         </w:rPr>
         <w:t>：</w:t>
       </w:r>
-      <w:r>
-        <w:t xml:space="preserve"> 1. </w:t>
-      </w:r>
+    </w:p>
+    <w:p>
+      <w:pPr>
+        <w:pStyle w:val="Compact"/>
+        <w:numPr>
+          <w:ilvl w:val="0"/>
+          <w:numId w:val="15"/>
+        </w:numPr>
+      </w:pPr>
       <w:r>
         <w:rPr>
           <w:rFonts w:hint="eastAsia"/>
@@ -5977,9 +6128,15 @@
         </w:rPr>
         <w:t>）与排他守恒约束簇，确立相空间的地貌与硬规矩，为多项式闭环可计算性提供无回溯的因果管道；</w:t>
       </w:r>
-      <w:r>
-        <w:t xml:space="preserve"> 2. </w:t>
-      </w:r>
+    </w:p>
+    <w:p>
+      <w:pPr>
+        <w:pStyle w:val="Compact"/>
+        <w:numPr>
+          <w:ilvl w:val="0"/>
+          <w:numId w:val="15"/>
+        </w:numPr>
+      </w:pPr>
       <w:r>
         <w:rPr>
           <w:rFonts w:hint="eastAsia"/>
@@ -6180,7 +6337,7 @@
     </w:p>
     <w:p>
       <w:r>
-        <w:pict w14:anchorId="17DD91AA">
+        <w:pict w14:anchorId="42893197">
           <v:rect id="_x0000_i1033" style="width:0;height:1.5pt" o:hralign="center" o:hrstd="t" o:hr="t"/>
         </w:pict>
       </w:r>
@@ -6189,121 +6346,121 @@
       <w:pPr>
         <w:pStyle w:val="2"/>
       </w:pPr>
-      <w:bookmarkStart w:id="37" w:name="第二章-范式破局千亿级实证与可计算做功"/>
-      <w:bookmarkEnd w:id="36"/>
+      <w:bookmarkStart w:id="33" w:name="第二章-范式破局千亿级实证与可计算做功"/>
+      <w:bookmarkEnd w:id="32"/>
+      <w:bookmarkEnd w:id="30"/>
+      <w:r>
+        <w:rPr>
+          <w:rFonts w:hint="eastAsia"/>
+        </w:rPr>
+        <w:t>第二章</w:t>
+      </w:r>
+      <w:r>
+        <w:t xml:space="preserve"> </w:t>
+      </w:r>
+      <w:r>
+        <w:rPr>
+          <w:rFonts w:hint="eastAsia"/>
+        </w:rPr>
+        <w:t>范式破局：千亿级实证与可计算做功</w:t>
+      </w:r>
+    </w:p>
+    <w:p>
+      <w:pPr>
+        <w:pStyle w:val="3"/>
+      </w:pPr>
+      <w:bookmarkStart w:id="34" w:name="物理战场的终极追问"/>
+      <w:r>
+        <w:t xml:space="preserve">2.1 </w:t>
+      </w:r>
+      <w:r>
+        <w:rPr>
+          <w:rFonts w:hint="eastAsia"/>
+        </w:rPr>
+        <w:t>物理战场的终极追问</w:t>
+      </w:r>
+    </w:p>
+    <w:p>
+      <w:pPr>
+        <w:pStyle w:val="FirstParagraph"/>
+      </w:pPr>
+      <w:r>
+        <w:rPr>
+          <w:rFonts w:hint="eastAsia"/>
+        </w:rPr>
+        <w:t>在千亿级离散制造的物理战场上，开放复杂巨系统的特征被展现得淋漓尽致：</w:t>
+      </w:r>
+    </w:p>
+    <w:p>
+      <w:pPr>
+        <w:pStyle w:val="a0"/>
+      </w:pPr>
+      <w:r>
+        <w:rPr>
+          <w:rFonts w:hint="eastAsia"/>
+        </w:rPr>
+        <w:t>数以万计的物理执行单元、海量异构的多源齐套约束、动态波动的时限边界，以及随时发生的突发异常。其相空间的组合可能性呈节点排列组合的阶乘级（</w:t>
+      </w:r>
+      <m:oMath>
+        <m:r>
+          <m:rPr>
+            <m:scr m:val="script"/>
+            <m:sty m:val="p"/>
+          </m:rPr>
+          <w:rPr>
+            <w:rFonts w:ascii="Cambria Math" w:hAnsi="Cambria Math"/>
+          </w:rPr>
+          <m:t>O</m:t>
+        </m:r>
+        <m:r>
+          <m:rPr>
+            <m:sty m:val="p"/>
+          </m:rPr>
+          <w:rPr>
+            <w:rFonts w:ascii="Cambria Math" w:hAnsi="Cambria Math"/>
+          </w:rPr>
+          <m:t>(</m:t>
+        </m:r>
+        <m:r>
+          <w:rPr>
+            <w:rFonts w:ascii="Cambria Math" w:hAnsi="Cambria Math"/>
+          </w:rPr>
+          <m:t>N</m:t>
+        </m:r>
+        <m:r>
+          <m:rPr>
+            <m:sty m:val="p"/>
+          </m:rPr>
+          <w:rPr>
+            <w:rFonts w:ascii="Cambria Math" w:hAnsi="Cambria Math"/>
+          </w:rPr>
+          <m:t>!)</m:t>
+        </m:r>
+      </m:oMath>
+      <w:r>
+        <w:rPr>
+          <w:rFonts w:hint="eastAsia"/>
+        </w:rPr>
+        <w:t>）爆炸。</w:t>
+      </w:r>
+    </w:p>
+    <w:p>
+      <w:pPr>
+        <w:pStyle w:val="a0"/>
+      </w:pPr>
+      <w:r>
+        <w:rPr>
+          <w:rFonts w:hint="eastAsia"/>
+        </w:rPr>
+        <w:t>面对阶乘级复杂度，四百年还原论之静态规则彻底失效。终极追问在于：如何在遵守物理规律前提下，实现毫秒级自愈闭环与“人在环外”自主决策？</w:t>
+      </w:r>
+    </w:p>
+    <w:p>
+      <w:pPr>
+        <w:pStyle w:val="3"/>
+      </w:pPr>
+      <w:bookmarkStart w:id="35" w:name="范式破局自洽性即充要担保闭环可计算"/>
       <w:bookmarkEnd w:id="34"/>
-      <w:r>
-        <w:rPr>
-          <w:rFonts w:hint="eastAsia"/>
-        </w:rPr>
-        <w:t>第二章</w:t>
-      </w:r>
-      <w:r>
-        <w:t xml:space="preserve"> </w:t>
-      </w:r>
-      <w:r>
-        <w:rPr>
-          <w:rFonts w:hint="eastAsia"/>
-        </w:rPr>
-        <w:t>范式破局：千亿级实证与可计算做功</w:t>
-      </w:r>
-    </w:p>
-    <w:p>
-      <w:pPr>
-        <w:pStyle w:val="3"/>
-      </w:pPr>
-      <w:bookmarkStart w:id="38" w:name="物理战场的终极追问"/>
-      <w:r>
-        <w:t xml:space="preserve">2.1 </w:t>
-      </w:r>
-      <w:r>
-        <w:rPr>
-          <w:rFonts w:hint="eastAsia"/>
-        </w:rPr>
-        <w:t>物理战场的终极追问</w:t>
-      </w:r>
-    </w:p>
-    <w:p>
-      <w:pPr>
-        <w:pStyle w:val="FirstParagraph"/>
-      </w:pPr>
-      <w:r>
-        <w:rPr>
-          <w:rFonts w:hint="eastAsia"/>
-        </w:rPr>
-        <w:t>在千亿级离散制造的物理战场上，开放复杂巨系统的特征被展现得淋漓尽致：</w:t>
-      </w:r>
-    </w:p>
-    <w:p>
-      <w:pPr>
-        <w:pStyle w:val="a0"/>
-      </w:pPr>
-      <w:r>
-        <w:rPr>
-          <w:rFonts w:hint="eastAsia"/>
-        </w:rPr>
-        <w:t>数以万计的物理执行单元、海量异构的多源齐套约束、动态波动的时限边界，以及随时发生的突发异常。其相空间的组合可能性呈节点排列组合的阶乘级（</w:t>
-      </w:r>
-      <m:oMath>
-        <m:r>
-          <m:rPr>
-            <m:scr m:val="script"/>
-            <m:sty m:val="p"/>
-          </m:rPr>
-          <w:rPr>
-            <w:rFonts w:ascii="Cambria Math" w:hAnsi="Cambria Math"/>
-          </w:rPr>
-          <m:t>O</m:t>
-        </m:r>
-        <m:r>
-          <m:rPr>
-            <m:sty m:val="p"/>
-          </m:rPr>
-          <w:rPr>
-            <w:rFonts w:ascii="Cambria Math" w:hAnsi="Cambria Math"/>
-          </w:rPr>
-          <m:t>(</m:t>
-        </m:r>
-        <m:r>
-          <w:rPr>
-            <w:rFonts w:ascii="Cambria Math" w:hAnsi="Cambria Math"/>
-          </w:rPr>
-          <m:t>N</m:t>
-        </m:r>
-        <m:r>
-          <m:rPr>
-            <m:sty m:val="p"/>
-          </m:rPr>
-          <w:rPr>
-            <w:rFonts w:ascii="Cambria Math" w:hAnsi="Cambria Math"/>
-          </w:rPr>
-          <m:t>!)</m:t>
-        </m:r>
-      </m:oMath>
-      <w:r>
-        <w:rPr>
-          <w:rFonts w:hint="eastAsia"/>
-        </w:rPr>
-        <w:t>）爆炸。</w:t>
-      </w:r>
-    </w:p>
-    <w:p>
-      <w:pPr>
-        <w:pStyle w:val="a0"/>
-      </w:pPr>
-      <w:r>
-        <w:rPr>
-          <w:rFonts w:hint="eastAsia"/>
-        </w:rPr>
-        <w:t>面对阶乘级复杂度，四百年还原论之静态规则彻底失效。终极追问在于：如何在遵守物理规律前提下，实现毫秒级自愈闭环与“人在环外”自主决策？</w:t>
-      </w:r>
-    </w:p>
-    <w:p>
-      <w:pPr>
-        <w:pStyle w:val="3"/>
-      </w:pPr>
-      <w:bookmarkStart w:id="39" w:name="范式破局自洽性即充要担保闭环可计算"/>
-      <w:bookmarkEnd w:id="38"/>
       <w:r>
         <w:lastRenderedPageBreak/>
         <w:t xml:space="preserve">2.2 </w:t>
@@ -6426,7 +6583,7 @@
       <w:pPr>
         <w:numPr>
           <w:ilvl w:val="0"/>
-          <w:numId w:val="15"/>
+          <w:numId w:val="16"/>
         </w:numPr>
       </w:pPr>
       <w:r>
@@ -6516,7 +6673,7 @@
       <w:pPr>
         <w:numPr>
           <w:ilvl w:val="0"/>
-          <w:numId w:val="15"/>
+          <w:numId w:val="16"/>
         </w:numPr>
       </w:pPr>
       <w:r>
@@ -6539,7 +6696,7 @@
       <m:oMath>
         <m:r>
           <m:rPr>
-            <m:sty m:val="b"/>
+            <m:sty m:val="p"/>
           </m:rPr>
           <w:rPr>
             <w:rFonts w:ascii="Cambria Math" w:hAnsi="Cambria Math"/>
@@ -6601,7 +6758,7 @@
     </w:p>
     <w:p>
       <w:r>
-        <w:pict w14:anchorId="2A29DC55">
+        <w:pict w14:anchorId="244041C7">
           <v:rect id="_x0000_i1034" style="width:0;height:1.5pt" o:hralign="center" o:hrstd="t" o:hr="t"/>
         </w:pict>
       </w:r>
@@ -6610,9 +6767,9 @@
       <w:pPr>
         <w:pStyle w:val="2"/>
       </w:pPr>
-      <w:bookmarkStart w:id="40" w:name="第三章-形式化做功算子与拓扑流形"/>
-      <w:bookmarkEnd w:id="39"/>
-      <w:bookmarkEnd w:id="37"/>
+      <w:bookmarkStart w:id="36" w:name="第三章-形式化做功算子与拓扑流形"/>
+      <w:bookmarkEnd w:id="35"/>
+      <w:bookmarkEnd w:id="33"/>
       <w:r>
         <w:rPr>
           <w:rFonts w:hint="eastAsia"/>
@@ -6633,7 +6790,7 @@
       <w:pPr>
         <w:pStyle w:val="3"/>
       </w:pPr>
-      <w:bookmarkStart w:id="41" w:name="先验划界算符-mathbfpi-与相空间剪裁"/>
+      <w:bookmarkStart w:id="37" w:name="先验划界算符-pi-与相空间剪裁"/>
       <w:r>
         <w:t xml:space="preserve">3.1 </w:t>
       </w:r>
@@ -7047,7 +7204,7 @@
       <w:pPr>
         <w:numPr>
           <w:ilvl w:val="0"/>
-          <w:numId w:val="16"/>
+          <w:numId w:val="17"/>
         </w:numPr>
       </w:pPr>
       <w:r>
@@ -7117,7 +7274,7 @@
       <w:pPr>
         <w:numPr>
           <w:ilvl w:val="0"/>
-          <w:numId w:val="16"/>
+          <w:numId w:val="17"/>
         </w:numPr>
       </w:pPr>
       <w:r>
@@ -7186,7 +7343,7 @@
       <w:pPr>
         <w:numPr>
           <w:ilvl w:val="0"/>
-          <w:numId w:val="16"/>
+          <w:numId w:val="17"/>
         </w:numPr>
       </w:pPr>
       <w:r>
@@ -7208,7 +7365,7 @@
       <w:pPr>
         <w:numPr>
           <w:ilvl w:val="1"/>
-          <w:numId w:val="17"/>
+          <w:numId w:val="18"/>
         </w:numPr>
       </w:pPr>
       <w:r>
@@ -7245,7 +7402,7 @@
       <w:pPr>
         <w:numPr>
           <w:ilvl w:val="1"/>
-          <w:numId w:val="17"/>
+          <w:numId w:val="18"/>
         </w:numPr>
       </w:pPr>
       <w:r>
@@ -7282,7 +7439,7 @@
       <w:pPr>
         <w:numPr>
           <w:ilvl w:val="1"/>
-          <w:numId w:val="17"/>
+          <w:numId w:val="18"/>
         </w:numPr>
       </w:pPr>
       <w:r>
@@ -7319,8 +7476,8 @@
       <w:pPr>
         <w:pStyle w:val="3"/>
       </w:pPr>
-      <w:bookmarkStart w:id="42" w:name="刚性轨道流形-mathbfpi_bot-与存序做功"/>
-      <w:bookmarkEnd w:id="41"/>
+      <w:bookmarkStart w:id="38" w:name="刚性轨道流形-pi_bot-与存序做功"/>
+      <w:bookmarkEnd w:id="37"/>
       <w:r>
         <w:t xml:space="preserve">3.2 </w:t>
       </w:r>
@@ -7932,10 +8089,13 @@
           </m:sSubPr>
           <m:e>
             <m:r>
-              <w:rPr>
-                <w:rFonts w:ascii="Cambria Math" w:hAnsi="Cambria Math"/>
-              </w:rPr>
-              <m:t>V</m:t>
+              <m:rPr>
+                <m:sty m:val="bi"/>
+              </m:rPr>
+              <w:rPr>
+                <w:rFonts w:ascii="Cambria Math" w:hAnsi="Cambria Math"/>
+              </w:rPr>
+              <m:t>v</m:t>
             </m:r>
           </m:e>
           <m:sub>
@@ -8025,8 +8185,8 @@
       <m:oMath>
         <m:d>
           <m:dPr>
-            <m:begChr m:val="‖"/>
-            <m:endChr m:val="‖"/>
+            <m:begChr m:val="∥"/>
+            <m:endChr m:val="∥"/>
             <m:ctrlPr>
               <w:rPr>
                 <w:rFonts w:ascii="Cambria Math" w:hAnsi="Cambria Math"/>
@@ -8086,10 +8246,13 @@
                   </m:sSubPr>
                   <m:e>
                     <m:r>
+                      <m:rPr>
+                        <m:sty m:val="bi"/>
+                      </m:rPr>
                       <w:rPr>
                         <w:rFonts w:ascii="Cambria Math" w:hAnsi="Cambria Math"/>
                       </w:rPr>
-                      <m:t>V</m:t>
+                      <m:t>v</m:t>
                     </m:r>
                   </m:e>
                   <m:sub>
@@ -8163,7 +8326,7 @@
               <w:rPr>
                 <w:rFonts w:ascii="Cambria Math" w:hAnsi="Cambria Math"/>
               </w:rPr>
-              <m:t>‖</m:t>
+              <m:t>∥</m:t>
             </m:r>
           </m:e>
         </m:nary>
@@ -8177,10 +8340,13 @@
           </m:sSubPr>
           <m:e>
             <m:r>
-              <w:rPr>
-                <w:rFonts w:ascii="Cambria Math" w:hAnsi="Cambria Math"/>
-              </w:rPr>
-              <m:t>V</m:t>
+              <m:rPr>
+                <m:sty m:val="bi"/>
+              </m:rPr>
+              <w:rPr>
+                <w:rFonts w:ascii="Cambria Math" w:hAnsi="Cambria Math"/>
+              </w:rPr>
+              <m:t>v</m:t>
             </m:r>
           </m:e>
           <m:sub>
@@ -8199,7 +8365,7 @@
           <w:rPr>
             <w:rFonts w:ascii="Cambria Math" w:hAnsi="Cambria Math"/>
           </w:rPr>
-          <m:t>‖</m:t>
+          <m:t>∥</m:t>
         </m:r>
       </m:oMath>
     </w:p>
@@ -8211,7 +8377,7 @@
         <w:rPr>
           <w:rFonts w:hint="eastAsia"/>
         </w:rPr>
-        <w:t>两者之差即为第一卷所述之死力相冲在相空间中的严格物理做功对消，全部转化为系统内部的摩擦废热：</w:t>
+        <w:t>两者之差即为第一卷所述之做功矢量对冲在相空间中的严格物理做功对消，全部转化为系统内部的摩擦废热：</w:t>
       </w:r>
     </w:p>
     <w:p>
@@ -8315,7 +8481,7 @@
                 <w:rPr>
                   <w:rFonts w:ascii="Cambria Math" w:hAnsi="Cambria Math"/>
                 </w:rPr>
-                <m:t>‖</m:t>
+                <m:t>∥</m:t>
               </m:r>
             </m:e>
           </m:nary>
@@ -8329,10 +8495,13 @@
             </m:sSubPr>
             <m:e>
               <m:r>
+                <m:rPr>
+                  <m:sty m:val="bi"/>
+                </m:rPr>
                 <w:rPr>
                   <w:rFonts w:ascii="Cambria Math" w:hAnsi="Cambria Math"/>
                 </w:rPr>
-                <m:t>V</m:t>
+                <m:t>v</m:t>
               </m:r>
             </m:e>
             <m:sub>
@@ -8351,12 +8520,12 @@
             <w:rPr>
               <w:rFonts w:ascii="Cambria Math" w:hAnsi="Cambria Math"/>
             </w:rPr>
-            <m:t>‖-</m:t>
+            <m:t>∥-</m:t>
           </m:r>
           <m:d>
             <m:dPr>
-              <m:begChr m:val="‖"/>
-              <m:endChr m:val="‖"/>
+              <m:begChr m:val="∥"/>
+              <m:endChr m:val="∥"/>
               <m:ctrlPr>
                 <w:rPr>
                   <w:rFonts w:ascii="Cambria Math" w:hAnsi="Cambria Math"/>
@@ -8416,10 +8585,13 @@
                     </m:sSubPr>
                     <m:e>
                       <m:r>
+                        <m:rPr>
+                          <m:sty m:val="bi"/>
+                        </m:rPr>
                         <w:rPr>
                           <w:rFonts w:ascii="Cambria Math" w:hAnsi="Cambria Math"/>
                         </w:rPr>
-                        <m:t>V</m:t>
+                        <m:t>v</m:t>
                       </m:r>
                     </m:e>
                     <m:sub>
@@ -8435,6 +8607,21 @@
               </m:nary>
             </m:e>
           </m:d>
+          <m:r>
+            <m:rPr>
+              <m:sty m:val="p"/>
+            </m:rPr>
+            <w:rPr>
+              <w:rFonts w:ascii="Cambria Math" w:hAnsi="Cambria Math"/>
+            </w:rPr>
+            <m:t>≥</m:t>
+          </m:r>
+          <m:r>
+            <w:rPr>
+              <w:rFonts w:ascii="Cambria Math" w:hAnsi="Cambria Math"/>
+            </w:rPr>
+            <m:t>0</m:t>
+          </m:r>
         </m:oMath>
       </m:oMathPara>
     </w:p>
@@ -8513,24 +8700,15 @@
             </m:ctrlPr>
           </m:sSubPr>
           <m:e>
-            <m:acc>
-              <m:accPr>
-                <m:chr m:val="⃗"/>
-                <m:ctrlPr>
-                  <w:rPr>
-                    <w:rFonts w:ascii="Cambria Math" w:hAnsi="Cambria Math"/>
-                  </w:rPr>
-                </m:ctrlPr>
-              </m:accPr>
-              <m:e>
-                <m:r>
-                  <w:rPr>
-                    <w:rFonts w:ascii="Cambria Math" w:hAnsi="Cambria Math"/>
-                  </w:rPr>
-                  <m:t>v</m:t>
-                </m:r>
-              </m:e>
-            </m:acc>
+            <m:r>
+              <m:rPr>
+                <m:sty m:val="bi"/>
+              </m:rPr>
+              <w:rPr>
+                <w:rFonts w:ascii="Cambria Math" w:hAnsi="Cambria Math"/>
+              </w:rPr>
+              <m:t>v</m:t>
+            </m:r>
           </m:e>
           <m:sub>
             <m:r>
@@ -8559,24 +8737,15 @@
             </m:ctrlPr>
           </m:sSubPr>
           <m:e>
-            <m:acc>
-              <m:accPr>
-                <m:chr m:val="⃗"/>
-                <m:ctrlPr>
-                  <w:rPr>
-                    <w:rFonts w:ascii="Cambria Math" w:hAnsi="Cambria Math"/>
-                  </w:rPr>
-                </m:ctrlPr>
-              </m:accPr>
-              <m:e>
-                <m:r>
-                  <w:rPr>
-                    <w:rFonts w:ascii="Cambria Math" w:hAnsi="Cambria Math"/>
-                  </w:rPr>
-                  <m:t>v</m:t>
-                </m:r>
-              </m:e>
-            </m:acc>
+            <m:r>
+              <m:rPr>
+                <m:sty m:val="bi"/>
+              </m:rPr>
+              <w:rPr>
+                <w:rFonts w:ascii="Cambria Math" w:hAnsi="Cambria Math"/>
+              </w:rPr>
+              <m:t>v</m:t>
+            </m:r>
           </m:e>
           <m:sub>
             <m:r>
@@ -8695,9 +8864,15 @@
         </w:rPr>
         <w:t>：</w:t>
       </w:r>
-      <w:r>
-        <w:t xml:space="preserve"> 1. </w:t>
-      </w:r>
+    </w:p>
+    <w:p>
+      <w:pPr>
+        <w:pStyle w:val="Compact"/>
+        <w:numPr>
+          <w:ilvl w:val="0"/>
+          <w:numId w:val="19"/>
+        </w:numPr>
+      </w:pPr>
       <w:r>
         <w:rPr>
           <w:rFonts w:hint="eastAsia"/>
@@ -8755,24 +8930,15 @@
             </m:ctrlPr>
           </m:sSubPr>
           <m:e>
-            <m:acc>
-              <m:accPr>
-                <m:chr m:val="⃗"/>
-                <m:ctrlPr>
-                  <w:rPr>
-                    <w:rFonts w:ascii="Cambria Math" w:hAnsi="Cambria Math"/>
-                  </w:rPr>
-                </m:ctrlPr>
-              </m:accPr>
-              <m:e>
-                <m:r>
-                  <w:rPr>
-                    <w:rFonts w:ascii="Cambria Math" w:hAnsi="Cambria Math"/>
-                  </w:rPr>
-                  <m:t>v</m:t>
-                </m:r>
-              </m:e>
-            </m:acc>
+            <m:r>
+              <m:rPr>
+                <m:sty m:val="bi"/>
+              </m:rPr>
+              <w:rPr>
+                <w:rFonts w:ascii="Cambria Math" w:hAnsi="Cambria Math"/>
+              </w:rPr>
+              <m:t>v</m:t>
+            </m:r>
           </m:e>
           <m:sub>
             <m:r>
@@ -8801,24 +8967,15 @@
             </m:ctrlPr>
           </m:sSubPr>
           <m:e>
-            <m:acc>
-              <m:accPr>
-                <m:chr m:val="⃗"/>
-                <m:ctrlPr>
-                  <w:rPr>
-                    <w:rFonts w:ascii="Cambria Math" w:hAnsi="Cambria Math"/>
-                  </w:rPr>
-                </m:ctrlPr>
-              </m:accPr>
-              <m:e>
-                <m:r>
-                  <w:rPr>
-                    <w:rFonts w:ascii="Cambria Math" w:hAnsi="Cambria Math"/>
-                  </w:rPr>
-                  <m:t>v</m:t>
-                </m:r>
-              </m:e>
-            </m:acc>
+            <m:r>
+              <m:rPr>
+                <m:sty m:val="bi"/>
+              </m:rPr>
+              <w:rPr>
+                <w:rFonts w:ascii="Cambria Math" w:hAnsi="Cambria Math"/>
+              </w:rPr>
+              <m:t>v</m:t>
+            </m:r>
           </m:e>
           <m:sub>
             <m:r>
@@ -9093,9 +9250,15 @@
         </w:rPr>
         <w:t>）。</w:t>
       </w:r>
-      <w:r>
-        <w:t xml:space="preserve"> 2. </w:t>
-      </w:r>
+    </w:p>
+    <w:p>
+      <w:pPr>
+        <w:pStyle w:val="Compact"/>
+        <w:numPr>
+          <w:ilvl w:val="0"/>
+          <w:numId w:val="19"/>
+        </w:numPr>
+      </w:pPr>
       <w:r>
         <w:rPr>
           <w:rFonts w:hint="eastAsia"/>
@@ -9656,8 +9819,8 @@
       <w:pPr>
         <w:pStyle w:val="3"/>
       </w:pPr>
-      <w:bookmarkStart w:id="43" w:name="残差范数差分-mathbfdelta-与二阶自省算符-mathbfphi"/>
-      <w:bookmarkEnd w:id="42"/>
+      <w:bookmarkStart w:id="39" w:name="残差范数差分-delta-与元认知修宪算子-phi"/>
+      <w:bookmarkEnd w:id="38"/>
       <w:r>
         <w:t xml:space="preserve">3.3 </w:t>
       </w:r>
@@ -9688,7 +9851,7 @@
         <w:rPr>
           <w:rFonts w:hint="eastAsia"/>
         </w:rPr>
-        <w:t>与二阶自省算符</w:t>
+        <w:t>与元认知修宪算子</w:t>
       </w:r>
       <w:r>
         <w:t xml:space="preserve"> </w:t>
@@ -10110,7 +10273,7 @@
         <w:rPr>
           <w:rFonts w:hint="eastAsia"/>
         </w:rPr>
-        <w:t>残差被强行触发，系统由一阶应然演算，跃迁激活二阶自省算符</w:t>
+        <w:t>残差被强行触发，系统由一阶应然演算，跃迁激活元认知修宪算子</w:t>
       </w:r>
       <w:r>
         <w:t xml:space="preserve"> </w:t>
@@ -10138,7 +10301,7 @@
         <w:rPr>
           <w:rFonts w:hint="eastAsia"/>
         </w:rPr>
-        <w:t>二阶自省算符</w:t>
+        <w:t>元认知修宪算子</w:t>
       </w:r>
       <w:r>
         <w:t xml:space="preserve"> </w:t>
@@ -10341,7 +10504,7 @@
         <w:rPr>
           <w:rFonts w:hint="eastAsia"/>
         </w:rPr>
-        <w:t>通过算符</w:t>
+        <w:t>通过元认知修宪算子</w:t>
       </w:r>
       <w:r>
         <w:t xml:space="preserve"> </w:t>
@@ -10384,7 +10547,7 @@
     </w:p>
     <w:p>
       <w:r>
-        <w:pict w14:anchorId="22F67DDA">
+        <w:pict w14:anchorId="5028338D">
           <v:rect id="_x0000_i1035" style="width:0;height:1.5pt" o:hralign="center" o:hrstd="t" o:hr="t"/>
         </w:pict>
       </w:r>
@@ -10393,9 +10556,9 @@
       <w:pPr>
         <w:pStyle w:val="2"/>
       </w:pPr>
-      <w:bookmarkStart w:id="44" w:name="第四章-算子的具身化五维拓扑心智与神经网络映射"/>
-      <w:bookmarkEnd w:id="43"/>
-      <w:bookmarkEnd w:id="40"/>
+      <w:bookmarkStart w:id="40" w:name="第四章-算子的具身化五维拓扑心智与神经网络映射"/>
+      <w:bookmarkEnd w:id="39"/>
+      <w:bookmarkEnd w:id="36"/>
       <w:r>
         <w:rPr>
           <w:rFonts w:hint="eastAsia"/>
@@ -10417,7 +10580,7 @@
       <w:pPr>
         <w:pStyle w:val="3"/>
       </w:pPr>
-      <w:bookmarkStart w:id="45" w:name="形式化算子在生物碳基脑与控制系统中的实体化归位"/>
+      <w:bookmarkStart w:id="41" w:name="形式化算子在生物碳基脑与控制系统中的实体化归位"/>
       <w:r>
         <w:t xml:space="preserve">4.1 </w:t>
       </w:r>
@@ -10569,9 +10732,6 @@
                 </m:sSubPr>
                 <m:e>
                   <m:r>
-                    <m:rPr>
-                      <m:sty m:val="bi"/>
-                    </m:rPr>
                     <w:rPr>
                       <w:rFonts w:ascii="Cambria Math" w:hAnsi="Cambria Math"/>
                     </w:rPr>
@@ -10854,7 +11014,7 @@
                 <w:b/>
                 <w:bCs/>
               </w:rPr>
-              <w:t>二阶自省算符</w:t>
+              <w:t>元认知修宪算子</w:t>
             </w:r>
             <w:r>
               <w:rPr>
@@ -10866,7 +11026,7 @@
             <m:oMath>
               <m:r>
                 <m:rPr>
-                  <m:sty m:val="b"/>
+                  <m:sty m:val="p"/>
                 </m:rPr>
                 <w:rPr>
                   <w:rFonts w:ascii="Cambria Math" w:hAnsi="Cambria Math"/>
@@ -10929,8 +11089,8 @@
       <w:pPr>
         <w:pStyle w:val="3"/>
       </w:pPr>
-      <w:bookmarkStart w:id="46" w:name="算子-mathbfe_textsupp良知顶层先验与-goodhart-崩溃剪裁"/>
-      <w:bookmarkEnd w:id="45"/>
+      <w:bookmarkStart w:id="42" w:name="算子-e_textsupp良知顶层先验与-goodhart-崩溃剪裁"/>
+      <w:bookmarkEnd w:id="41"/>
       <w:r>
         <w:t xml:space="preserve">4.2 </w:t>
       </w:r>
@@ -11317,9 +11477,6 @@
           </m:sSubPr>
           <m:e>
             <m:r>
-              <m:rPr>
-                <m:sty m:val="bi"/>
-              </m:rPr>
               <w:rPr>
                 <w:rFonts w:ascii="Cambria Math" w:hAnsi="Cambria Math"/>
               </w:rPr>
@@ -11583,9 +11740,6 @@
           </m:sSubPr>
           <m:e>
             <m:r>
-              <m:rPr>
-                <m:sty m:val="bi"/>
-              </m:rPr>
               <w:rPr>
                 <w:rFonts w:ascii="Cambria Math" w:hAnsi="Cambria Math"/>
               </w:rPr>
@@ -11649,9 +11803,6 @@
           </m:sSubPr>
           <m:e>
             <m:r>
-              <m:rPr>
-                <m:sty m:val="bi"/>
-              </m:rPr>
               <w:rPr>
                 <w:rFonts w:ascii="Cambria Math" w:hAnsi="Cambria Math"/>
               </w:rPr>
@@ -11757,9 +11908,6 @@
           </m:sSubPr>
           <m:e>
             <m:r>
-              <m:rPr>
-                <m:sty m:val="bi"/>
-              </m:rPr>
               <w:rPr>
                 <w:rFonts w:ascii="Cambria Math" w:hAnsi="Cambria Math"/>
               </w:rPr>
@@ -11805,8 +11953,8 @@
       <w:pPr>
         <w:pStyle w:val="3"/>
       </w:pPr>
-      <w:bookmarkStart w:id="47" w:name="高敏感加权雷达与感性启发式缓存做功"/>
-      <w:bookmarkEnd w:id="46"/>
+      <w:bookmarkStart w:id="43" w:name="高敏感加权雷达与感性启发式缓存做功"/>
+      <w:bookmarkEnd w:id="42"/>
       <w:r>
         <w:t xml:space="preserve">4.3 </w:t>
       </w:r>
@@ -11832,7 +11980,7 @@
       <w:pPr>
         <w:numPr>
           <w:ilvl w:val="0"/>
-          <w:numId w:val="18"/>
+          <w:numId w:val="20"/>
         </w:numPr>
       </w:pPr>
       <w:r>
@@ -11946,7 +12094,7 @@
       <w:pPr>
         <w:numPr>
           <w:ilvl w:val="0"/>
-          <w:numId w:val="18"/>
+          <w:numId w:val="20"/>
         </w:numPr>
       </w:pPr>
       <w:r>
@@ -12043,8 +12191,8 @@
       <w:pPr>
         <w:pStyle w:val="3"/>
       </w:pPr>
-      <w:bookmarkStart w:id="48" w:name="流体智力矩阵解算与二阶自省算符-mathbfphiba10区演化"/>
-      <w:bookmarkEnd w:id="47"/>
+      <w:bookmarkStart w:id="44" w:name="流体智力矩阵解算与元认知修宪算子-phiba10区演化"/>
+      <w:bookmarkEnd w:id="43"/>
       <w:r>
         <w:t xml:space="preserve">4.4 </w:t>
       </w:r>
@@ -12052,7 +12200,7 @@
         <w:rPr>
           <w:rFonts w:hint="eastAsia"/>
         </w:rPr>
-        <w:t>流体智力矩阵解算与二阶自省算符</w:t>
+        <w:t>流体智力矩阵解算与元认知修宪算子</w:t>
       </w:r>
       <w:r>
         <w:t xml:space="preserve"> </w:t>
@@ -12173,7 +12321,7 @@
       <w:pPr>
         <w:numPr>
           <w:ilvl w:val="0"/>
-          <w:numId w:val="19"/>
+          <w:numId w:val="21"/>
         </w:numPr>
       </w:pPr>
       <w:r>
@@ -12295,7 +12443,7 @@
       <w:pPr>
         <w:numPr>
           <w:ilvl w:val="0"/>
-          <w:numId w:val="19"/>
+          <w:numId w:val="21"/>
         </w:numPr>
       </w:pPr>
       <w:r>
@@ -12304,19 +12452,19 @@
           <w:b/>
           <w:bCs/>
         </w:rPr>
-        <w:t>二阶自省算符</w:t>
-      </w:r>
-      <w:r>
-        <w:rPr>
-          <w:b/>
-          <w:bCs/>
-        </w:rPr>
-        <w:t xml:space="preserve"> </w:t>
-      </w:r>
-      <m:oMath>
-        <m:r>
-          <m:rPr>
-            <m:sty m:val="b"/>
+        <w:t>元认知修宪算子</w:t>
+      </w:r>
+      <w:r>
+        <w:rPr>
+          <w:b/>
+          <w:bCs/>
+        </w:rPr>
+        <w:t xml:space="preserve"> </w:t>
+      </w:r>
+      <m:oMath>
+        <m:r>
+          <m:rPr>
+            <m:sty m:val="p"/>
           </m:rPr>
           <w:rPr>
             <w:rFonts w:ascii="Cambria Math" w:hAnsi="Cambria Math"/>
@@ -12380,15 +12528,15 @@
         <w:rPr>
           <w:rFonts w:hint="eastAsia"/>
         </w:rPr>
-        <w:t>倍，演化出了超越一阶算法死锁的二阶自省算符</w:t>
-      </w:r>
-      <w:r>
-        <w:t xml:space="preserve"> </w:t>
-      </w:r>
-      <m:oMath>
-        <m:r>
-          <m:rPr>
-            <m:sty m:val="b"/>
+        <w:t>倍，演化出了超越一阶算法死锁的元认知修宪算子</w:t>
+      </w:r>
+      <w:r>
+        <w:t xml:space="preserve"> </w:t>
+      </w:r>
+      <m:oMath>
+        <m:r>
+          <m:rPr>
+            <m:sty m:val="p"/>
           </m:rPr>
           <w:rPr>
             <w:rFonts w:ascii="Cambria Math" w:hAnsi="Cambria Math"/>
@@ -12400,19 +12548,20 @@
         <w:rPr>
           <w:rFonts w:hint="eastAsia"/>
         </w:rPr>
-        <w:t>。当系统面临逻辑死锁与奇点时，二阶算符</w:t>
-      </w:r>
-      <w:r>
-        <w:t xml:space="preserve"> </w:t>
-      </w:r>
-      <m:oMath>
-        <m:r>
-          <m:rPr>
-            <m:sty m:val="p"/>
-          </m:rPr>
-          <w:rPr>
-            <w:rFonts w:ascii="Cambria Math" w:hAnsi="Cambria Math"/>
-          </w:rPr>
+        <w:t>。当系统面临逻辑死锁与奇点时，元认知修宪算子</w:t>
+      </w:r>
+      <w:r>
+        <w:t xml:space="preserve"> </w:t>
+      </w:r>
+      <m:oMath>
+        <m:r>
+          <m:rPr>
+            <m:sty m:val="p"/>
+          </m:rPr>
+          <w:rPr>
+            <w:rFonts w:ascii="Cambria Math" w:hAnsi="Cambria Math"/>
+          </w:rPr>
+          <w:lastRenderedPageBreak/>
           <m:t>Φ</m:t>
         </m:r>
       </m:oMath>
@@ -12423,7 +12572,7 @@
         <w:rPr>
           <w:rFonts w:hint="eastAsia"/>
         </w:rPr>
-        <w:t>跨越当前形式公理约束，重新划定先验算符</w:t>
+        <w:t>跨越当前形式公理约束，重新划定先验划界算符</w:t>
       </w:r>
       <w:r>
         <w:t xml:space="preserve"> </w:t>
@@ -12462,7 +12611,6 @@
             <w:rPr>
               <w:rFonts w:ascii="Cambria Math" w:hAnsi="Cambria Math"/>
             </w:rPr>
-            <w:lastRenderedPageBreak/>
             <m:t>Φ:</m:t>
           </m:r>
           <m:sSub>
@@ -12556,7 +12704,7 @@
         <w:rPr>
           <w:rFonts w:hint="eastAsia"/>
         </w:rPr>
-        <w:t>这证明了二阶自省算符</w:t>
+        <w:t>这证明了元认知修宪算子</w:t>
       </w:r>
       <w:r>
         <w:t xml:space="preserve"> </w:t>
@@ -12584,7 +12732,7 @@
     </w:p>
     <w:p>
       <w:r>
-        <w:pict w14:anchorId="6546C6EB">
+        <w:pict w14:anchorId="314E9445">
           <v:rect id="_x0000_i1036" style="width:0;height:1.5pt" o:hralign="center" o:hrstd="t" o:hr="t"/>
         </w:pict>
       </w:r>
@@ -12593,10 +12741,10 @@
       <w:pPr>
         <w:pStyle w:val="1"/>
       </w:pPr>
-      <w:bookmarkStart w:id="49" w:name="第三卷-统御原理与降维法典"/>
-      <w:bookmarkEnd w:id="48"/>
+      <w:bookmarkStart w:id="45" w:name="第三卷-统御原理与降维法典"/>
       <w:bookmarkEnd w:id="44"/>
-      <w:bookmarkEnd w:id="31"/>
+      <w:bookmarkEnd w:id="40"/>
+      <w:bookmarkEnd w:id="27"/>
       <w:r>
         <w:rPr>
           <w:rFonts w:hint="eastAsia"/>
@@ -12617,7 +12765,7 @@
       <w:pPr>
         <w:pStyle w:val="3"/>
       </w:pPr>
-      <w:bookmarkStart w:id="50" w:name="系统工程的降维投影"/>
+      <w:bookmarkStart w:id="46" w:name="系统工程的降维投影"/>
       <w:r>
         <w:t xml:space="preserve">—— </w:t>
       </w:r>
@@ -12632,8 +12780,8 @@
       <w:pPr>
         <w:pStyle w:val="2"/>
       </w:pPr>
-      <w:bookmarkStart w:id="51" w:name="卷首语四做功算子向系统工程八论降维的因果链与数学机制"/>
-      <w:bookmarkEnd w:id="50"/>
+      <w:bookmarkStart w:id="47" w:name="卷首语四做功算子向系统工程八论降维的因果链与数学机制"/>
+      <w:bookmarkEnd w:id="46"/>
       <w:r>
         <w:rPr>
           <w:rFonts w:hint="eastAsia"/>
@@ -12657,7 +12805,7 @@
       <m:oMath>
         <m:r>
           <m:rPr>
-            <m:sty m:val="b"/>
+            <m:sty m:val="p"/>
           </m:rPr>
           <w:rPr>
             <w:rFonts w:ascii="Cambria Math" w:hAnsi="Cambria Math"/>
@@ -12686,7 +12834,7 @@
           <m:e>
             <m:r>
               <m:rPr>
-                <m:sty m:val="b"/>
+                <m:sty m:val="p"/>
               </m:rPr>
               <w:rPr>
                 <w:rFonts w:ascii="Cambria Math" w:hAnsi="Cambria Math"/>
@@ -12719,7 +12867,7 @@
       <m:oMath>
         <m:r>
           <m:rPr>
-            <m:sty m:val="b"/>
+            <m:sty m:val="p"/>
           </m:rPr>
           <w:rPr>
             <w:rFonts w:ascii="Cambria Math" w:hAnsi="Cambria Math"/>
@@ -12734,15 +12882,15 @@
         <w:rPr>
           <w:rFonts w:hint="eastAsia"/>
         </w:rPr>
-        <w:t>与二阶自省算符</w:t>
-      </w:r>
-      <w:r>
-        <w:t xml:space="preserve"> </w:t>
-      </w:r>
-      <m:oMath>
-        <m:r>
-          <m:rPr>
-            <m:sty m:val="b"/>
+        <w:t>与元认知修宪算子</w:t>
+      </w:r>
+      <w:r>
+        <w:t xml:space="preserve"> </w:t>
+      </w:r>
+      <m:oMath>
+        <m:r>
+          <m:rPr>
+            <m:sty m:val="p"/>
           </m:rPr>
           <w:rPr>
             <w:rFonts w:ascii="Cambria Math" w:hAnsi="Cambria Math"/>
@@ -12780,7 +12928,7 @@
       <w:pPr>
         <w:numPr>
           <w:ilvl w:val="0"/>
-          <w:numId w:val="20"/>
+          <w:numId w:val="22"/>
         </w:numPr>
       </w:pPr>
       <w:r>
@@ -12858,7 +13006,7 @@
       <w:pPr>
         <w:numPr>
           <w:ilvl w:val="0"/>
-          <w:numId w:val="20"/>
+          <w:numId w:val="22"/>
         </w:numPr>
       </w:pPr>
       <w:r>
@@ -12916,6 +13064,10 @@
           </m:sSubPr>
           <m:e>
             <m:r>
+              <m:rPr>
+                <m:scr m:val="script"/>
+                <m:sty m:val="p"/>
+              </m:rPr>
               <w:rPr>
                 <w:rFonts w:ascii="Cambria Math" w:hAnsi="Cambria Math"/>
               </w:rPr>
@@ -13203,6 +13355,7 @@
         <w:rPr>
           <w:rFonts w:hint="eastAsia"/>
         </w:rPr>
+        <w:lastRenderedPageBreak/>
         <w:t>四算子向系统工程相空间降维投影，依次化演为系统治理的八论因果闭环（每一论均为前一论之死锁解药）：</w:t>
       </w:r>
     </w:p>
@@ -13210,7 +13363,7 @@
       <w:pPr>
         <w:numPr>
           <w:ilvl w:val="0"/>
-          <w:numId w:val="21"/>
+          <w:numId w:val="23"/>
         </w:numPr>
       </w:pPr>
       <w:r>
@@ -13219,7 +13372,6 @@
           <w:b/>
           <w:bCs/>
         </w:rPr>
-        <w:lastRenderedPageBreak/>
         <w:t>目的论</w:t>
       </w:r>
       <w:r>
@@ -13318,7 +13470,7 @@
       <w:pPr>
         <w:numPr>
           <w:ilvl w:val="0"/>
-          <w:numId w:val="21"/>
+          <w:numId w:val="23"/>
         </w:numPr>
       </w:pPr>
       <w:r>
@@ -13386,7 +13538,7 @@
       <w:pPr>
         <w:numPr>
           <w:ilvl w:val="0"/>
-          <w:numId w:val="21"/>
+          <w:numId w:val="23"/>
         </w:numPr>
       </w:pPr>
       <w:r>
@@ -13445,7 +13597,7 @@
       <w:pPr>
         <w:numPr>
           <w:ilvl w:val="0"/>
-          <w:numId w:val="21"/>
+          <w:numId w:val="23"/>
         </w:numPr>
       </w:pPr>
       <w:r>
@@ -13504,7 +13656,7 @@
       <w:pPr>
         <w:numPr>
           <w:ilvl w:val="0"/>
-          <w:numId w:val="21"/>
+          <w:numId w:val="23"/>
         </w:numPr>
       </w:pPr>
       <w:r>
@@ -13563,7 +13715,7 @@
       <w:pPr>
         <w:numPr>
           <w:ilvl w:val="0"/>
-          <w:numId w:val="21"/>
+          <w:numId w:val="23"/>
         </w:numPr>
       </w:pPr>
       <w:r>
@@ -13622,7 +13774,7 @@
       <w:pPr>
         <w:numPr>
           <w:ilvl w:val="0"/>
-          <w:numId w:val="21"/>
+          <w:numId w:val="23"/>
         </w:numPr>
       </w:pPr>
       <w:r>
@@ -13681,7 +13833,7 @@
       <w:pPr>
         <w:numPr>
           <w:ilvl w:val="0"/>
-          <w:numId w:val="21"/>
+          <w:numId w:val="23"/>
         </w:numPr>
       </w:pPr>
       <w:r>
@@ -13735,7 +13887,7 @@
     </w:p>
     <w:p>
       <w:r>
-        <w:pict w14:anchorId="674A2473">
+        <w:pict w14:anchorId="2E9AF20F">
           <v:rect id="_x0000_i1037" style="width:0;height:1.5pt" o:hralign="center" o:hrstd="t" o:hr="t"/>
         </w:pict>
       </w:r>
@@ -13744,8 +13896,8 @@
       <w:pPr>
         <w:pStyle w:val="2"/>
       </w:pPr>
-      <w:bookmarkStart w:id="52" w:name="第一章-目的论全息抗熵的三重物理柱石"/>
-      <w:bookmarkEnd w:id="51"/>
+      <w:bookmarkStart w:id="48" w:name="第一章-目的论全息抗熵的三重物理柱石"/>
+      <w:bookmarkEnd w:id="47"/>
       <w:r>
         <w:rPr>
           <w:rFonts w:hint="eastAsia"/>
@@ -13766,7 +13918,7 @@
       <w:pPr>
         <w:pStyle w:val="3"/>
       </w:pPr>
-      <w:bookmarkStart w:id="53" w:name="极值吸引子与全息负熵确立"/>
+      <w:bookmarkStart w:id="49" w:name="极值吸引子与全息负熵确立"/>
       <w:r>
         <w:t xml:space="preserve">1.1 </w:t>
       </w:r>
@@ -13806,8 +13958,8 @@
       <w:pPr>
         <w:pStyle w:val="3"/>
       </w:pPr>
-      <w:bookmarkStart w:id="54" w:name="矢量对消律vector-cancelation与物理废热"/>
-      <w:bookmarkEnd w:id="53"/>
+      <w:bookmarkStart w:id="50" w:name="矢量对消律vector-cancellation与物理废热"/>
+      <w:bookmarkEnd w:id="49"/>
       <w:r>
         <w:t xml:space="preserve">1.2 </w:t>
       </w:r>
@@ -13830,7 +13982,7 @@
         <w:rPr>
           <w:rFonts w:hint="eastAsia"/>
         </w:rPr>
-        <w:t>Cancelation</w:t>
+        <w:t>Cancellation</w:t>
       </w:r>
       <w:r>
         <w:rPr>
@@ -13847,7 +13999,14 @@
         <w:rPr>
           <w:rFonts w:hint="eastAsia"/>
         </w:rPr>
-        <w:t>在缺乏全域势能场统御的系统中，各微观节点在局部利益驱动下各自做功。各节点的意图矢量在相空间中互呈夹角甚至反向对冲，导致宏观做功合力模长严格小于各独立模长之和。被矢量对消掉的做功能量，在物理上全部转化为系统内部的摩擦耗散废热：</w:t>
+        <w:t>在缺乏全域势能场统御的系统中，各微观节点在局部利益驱动下各自做功。各节点的意图矢量在相空间中互呈夹角甚至反向对冲，导致宏观做功合力模长严格小于各</w:t>
+      </w:r>
+      <w:r>
+        <w:rPr>
+          <w:rFonts w:hint="eastAsia"/>
+        </w:rPr>
+        <w:lastRenderedPageBreak/>
+        <w:t>独立模长之和。被矢量对消掉的做功能量，在物理上全部转化为系统内部的摩擦耗散废热：</w:t>
       </w:r>
     </w:p>
     <w:p>
@@ -13866,7 +14025,6 @@
             <w:rPr>
               <w:rFonts w:ascii="Cambria Math" w:hAnsi="Cambria Math"/>
             </w:rPr>
-            <w:lastRenderedPageBreak/>
             <m:t>Δ</m:t>
           </m:r>
           <m:sSub>
@@ -13952,7 +14110,7 @@
                 <w:rPr>
                   <w:rFonts w:ascii="Cambria Math" w:hAnsi="Cambria Math"/>
                 </w:rPr>
-                <m:t>‖</m:t>
+                <m:t>∥</m:t>
               </m:r>
             </m:e>
           </m:nary>
@@ -13966,10 +14124,13 @@
             </m:sSubPr>
             <m:e>
               <m:r>
+                <m:rPr>
+                  <m:sty m:val="bi"/>
+                </m:rPr>
                 <w:rPr>
                   <w:rFonts w:ascii="Cambria Math" w:hAnsi="Cambria Math"/>
                 </w:rPr>
-                <m:t>V</m:t>
+                <m:t>v</m:t>
               </m:r>
             </m:e>
             <m:sub>
@@ -13988,12 +14149,12 @@
             <w:rPr>
               <w:rFonts w:ascii="Cambria Math" w:hAnsi="Cambria Math"/>
             </w:rPr>
-            <m:t>‖-</m:t>
+            <m:t>∥-</m:t>
           </m:r>
           <m:d>
             <m:dPr>
-              <m:begChr m:val="‖"/>
-              <m:endChr m:val="‖"/>
+              <m:begChr m:val="∥"/>
+              <m:endChr m:val="∥"/>
               <m:ctrlPr>
                 <w:rPr>
                   <w:rFonts w:ascii="Cambria Math" w:hAnsi="Cambria Math"/>
@@ -14053,10 +14214,13 @@
                     </m:sSubPr>
                     <m:e>
                       <m:r>
+                        <m:rPr>
+                          <m:sty m:val="bi"/>
+                        </m:rPr>
                         <w:rPr>
                           <w:rFonts w:ascii="Cambria Math" w:hAnsi="Cambria Math"/>
                         </w:rPr>
-                        <m:t>V</m:t>
+                        <m:t>v</m:t>
                       </m:r>
                     </m:e>
                     <m:sub>
@@ -14072,6 +14236,21 @@
               </m:nary>
             </m:e>
           </m:d>
+          <m:r>
+            <m:rPr>
+              <m:sty m:val="p"/>
+            </m:rPr>
+            <w:rPr>
+              <w:rFonts w:ascii="Cambria Math" w:hAnsi="Cambria Math"/>
+            </w:rPr>
+            <m:t>≥</m:t>
+          </m:r>
+          <m:r>
+            <w:rPr>
+              <w:rFonts w:ascii="Cambria Math" w:hAnsi="Cambria Math"/>
+            </w:rPr>
+            <m:t>0</m:t>
+          </m:r>
         </m:oMath>
       </m:oMathPara>
     </w:p>
@@ -14090,8 +14269,8 @@
       <w:pPr>
         <w:pStyle w:val="3"/>
       </w:pPr>
-      <w:bookmarkStart w:id="55" w:name="统御做功的极值闭环"/>
-      <w:bookmarkEnd w:id="54"/>
+      <w:bookmarkStart w:id="51" w:name="统御做功的极值闭环"/>
+      <w:bookmarkEnd w:id="50"/>
       <w:r>
         <w:t xml:space="preserve">1.3 </w:t>
       </w:r>
@@ -14214,7 +14393,7 @@
     </w:p>
     <w:p>
       <w:r>
-        <w:pict w14:anchorId="22652C04">
+        <w:pict w14:anchorId="0944FEDF">
           <v:rect id="_x0000_i1038" style="width:0;height:1.5pt" o:hralign="center" o:hrstd="t" o:hr="t"/>
         </w:pict>
       </w:r>
@@ -14223,9 +14402,9 @@
       <w:pPr>
         <w:pStyle w:val="2"/>
       </w:pPr>
-      <w:bookmarkStart w:id="56" w:name="第二章-本质论从单点还原到人机协同的物理本质"/>
-      <w:bookmarkEnd w:id="55"/>
-      <w:bookmarkEnd w:id="52"/>
+      <w:bookmarkStart w:id="52" w:name="第二章-本质论从单点还原到人机协同的物理本质"/>
+      <w:bookmarkEnd w:id="51"/>
+      <w:bookmarkEnd w:id="48"/>
       <w:r>
         <w:rPr>
           <w:rFonts w:hint="eastAsia"/>
@@ -14246,7 +14425,7 @@
       <w:pPr>
         <w:pStyle w:val="3"/>
       </w:pPr>
-      <w:bookmarkStart w:id="57" w:name="简单系统与还原论的适用边界"/>
+      <w:bookmarkStart w:id="53" w:name="简单系统与还原论的适用边界"/>
       <w:r>
         <w:t xml:space="preserve">2.1 </w:t>
       </w:r>
@@ -14325,8 +14504,8 @@
       <w:pPr>
         <w:pStyle w:val="3"/>
       </w:pPr>
-      <w:bookmarkStart w:id="58" w:name="节点耦合与阶乘级复杂度-mathcalon-的涌现"/>
-      <w:bookmarkEnd w:id="57"/>
+      <w:bookmarkStart w:id="54" w:name="节点耦合与阶乘级复杂度-mathcalon-的涌现"/>
+      <w:bookmarkEnd w:id="53"/>
       <w:r>
         <w:t xml:space="preserve">2.2 </w:t>
       </w:r>
@@ -14554,6 +14733,7 @@
             <m:rPr>
               <m:nor/>
             </m:rPr>
+            <w:lastRenderedPageBreak/>
             <m:t>Complexity</m:t>
           </m:r>
           <m:r>
@@ -14610,7 +14790,6 @@
         <w:rPr>
           <w:rFonts w:hint="eastAsia"/>
         </w:rPr>
-        <w:lastRenderedPageBreak/>
         <w:t>在阶乘级复杂度面前，</w:t>
       </w:r>
       <w:r>
@@ -14632,8 +14811,8 @@
       <w:pPr>
         <w:pStyle w:val="3"/>
       </w:pPr>
-      <w:bookmarkStart w:id="59" w:name="人机协同与算力代偿的物理本质"/>
-      <w:bookmarkEnd w:id="58"/>
+      <w:bookmarkStart w:id="55" w:name="人机协同与算力代偿的物理本质"/>
+      <w:bookmarkEnd w:id="54"/>
       <w:r>
         <w:t xml:space="preserve">2.3 </w:t>
       </w:r>
@@ -14758,7 +14937,7 @@
     </w:p>
     <w:p>
       <w:r>
-        <w:pict w14:anchorId="1E565FEF">
+        <w:pict w14:anchorId="36F26730">
           <v:rect id="_x0000_i1039" style="width:0;height:1.5pt" o:hralign="center" o:hrstd="t" o:hr="t"/>
         </w:pict>
       </w:r>
@@ -14767,9 +14946,9 @@
       <w:pPr>
         <w:pStyle w:val="2"/>
       </w:pPr>
-      <w:bookmarkStart w:id="60" w:name="第三章-方案论五维双螺旋与降维工程方案"/>
-      <w:bookmarkEnd w:id="59"/>
-      <w:bookmarkEnd w:id="56"/>
+      <w:bookmarkStart w:id="56" w:name="第三章-方案论五维双螺旋与降维工程方案"/>
+      <w:bookmarkEnd w:id="55"/>
+      <w:bookmarkEnd w:id="52"/>
       <w:r>
         <w:rPr>
           <w:rFonts w:hint="eastAsia"/>
@@ -14790,7 +14969,7 @@
       <w:pPr>
         <w:pStyle w:val="3"/>
       </w:pPr>
-      <w:bookmarkStart w:id="61" w:name="物理五维节点拓扑约束簇状态跃迁状态矢量的形式化确权"/>
+      <w:bookmarkStart w:id="57" w:name="物理五维节点拓扑约束簇状态跃迁状态矢量的形式化确权"/>
       <w:r>
         <w:t xml:space="preserve">3.1 </w:t>
       </w:r>
@@ -14816,7 +14995,7 @@
       <w:pPr>
         <w:numPr>
           <w:ilvl w:val="0"/>
-          <w:numId w:val="22"/>
+          <w:numId w:val="24"/>
         </w:numPr>
       </w:pPr>
       <w:r>
@@ -14873,7 +15052,7 @@
       <w:pPr>
         <w:numPr>
           <w:ilvl w:val="0"/>
-          <w:numId w:val="22"/>
+          <w:numId w:val="24"/>
         </w:numPr>
       </w:pPr>
       <w:r>
@@ -14959,7 +15138,7 @@
       <w:pPr>
         <w:numPr>
           <w:ilvl w:val="0"/>
-          <w:numId w:val="22"/>
+          <w:numId w:val="24"/>
         </w:numPr>
       </w:pPr>
       <w:r>
@@ -15033,7 +15212,7 @@
       <w:pPr>
         <w:numPr>
           <w:ilvl w:val="0"/>
-          <w:numId w:val="22"/>
+          <w:numId w:val="24"/>
         </w:numPr>
       </w:pPr>
       <w:r>
@@ -15167,7 +15346,7 @@
       <w:pPr>
         <w:numPr>
           <w:ilvl w:val="0"/>
-          <w:numId w:val="22"/>
+          <w:numId w:val="24"/>
         </w:numPr>
       </w:pPr>
       <w:r>
@@ -15245,6 +15424,7 @@
         <w:rPr>
           <w:rFonts w:hint="eastAsia"/>
         </w:rPr>
+        <w:lastRenderedPageBreak/>
         <w:t>无物理五维的全息确权，一切系统工程方案皆为无源之水、无本之木。（关于物理五维作为相空间拓扑不变量的数学定义及与操龙兵教授</w:t>
       </w:r>
       <w:r>
@@ -15285,10 +15465,9 @@
       <w:pPr>
         <w:pStyle w:val="3"/>
       </w:pPr>
-      <w:bookmarkStart w:id="62" w:name="五维双螺旋的解算方案与降维做功"/>
-      <w:bookmarkEnd w:id="61"/>
-      <w:r>
-        <w:lastRenderedPageBreak/>
+      <w:bookmarkStart w:id="58" w:name="五维双螺旋的解算方案与降维做功"/>
+      <w:bookmarkEnd w:id="57"/>
+      <w:r>
         <w:t xml:space="preserve">3.2 </w:t>
       </w:r>
       <w:r>
@@ -15361,7 +15540,7 @@
       <w:pPr>
         <w:numPr>
           <w:ilvl w:val="0"/>
-          <w:numId w:val="23"/>
+          <w:numId w:val="25"/>
         </w:numPr>
       </w:pPr>
       <w:r>
@@ -15487,7 +15666,7 @@
       <w:pPr>
         <w:numPr>
           <w:ilvl w:val="0"/>
-          <w:numId w:val="23"/>
+          <w:numId w:val="25"/>
         </w:numPr>
       </w:pPr>
       <w:r>
@@ -15648,7 +15827,7 @@
       <w:pPr>
         <w:numPr>
           <w:ilvl w:val="0"/>
-          <w:numId w:val="24"/>
+          <w:numId w:val="26"/>
         </w:numPr>
       </w:pPr>
       <w:r>
@@ -15847,7 +16026,7 @@
       <w:pPr>
         <w:numPr>
           <w:ilvl w:val="0"/>
-          <w:numId w:val="24"/>
+          <w:numId w:val="26"/>
         </w:numPr>
       </w:pPr>
       <w:r>
@@ -15958,7 +16137,7 @@
       <w:pPr>
         <w:numPr>
           <w:ilvl w:val="0"/>
-          <w:numId w:val="24"/>
+          <w:numId w:val="26"/>
         </w:numPr>
       </w:pPr>
       <w:r>
@@ -16252,9 +16431,15 @@
         </w:rPr>
         <w:t>：</w:t>
       </w:r>
-      <w:r>
-        <w:t xml:space="preserve"> 1. </w:t>
-      </w:r>
+    </w:p>
+    <w:p>
+      <w:pPr>
+        <w:pStyle w:val="Compact"/>
+        <w:numPr>
+          <w:ilvl w:val="0"/>
+          <w:numId w:val="27"/>
+        </w:numPr>
+      </w:pPr>
       <w:r>
         <w:rPr>
           <w:rFonts w:hint="eastAsia"/>
@@ -16398,9 +16583,15 @@
         </w:rPr>
         <w:t>；</w:t>
       </w:r>
-      <w:r>
-        <w:t xml:space="preserve"> 2. </w:t>
-      </w:r>
+    </w:p>
+    <w:p>
+      <w:pPr>
+        <w:pStyle w:val="Compact"/>
+        <w:numPr>
+          <w:ilvl w:val="0"/>
+          <w:numId w:val="27"/>
+        </w:numPr>
+      </w:pPr>
       <w:r>
         <w:rPr>
           <w:rFonts w:hint="eastAsia"/>
@@ -16509,9 +16700,15 @@
         </w:rPr>
         <w:t>）；</w:t>
       </w:r>
-      <w:r>
-        <w:t xml:space="preserve"> 3. </w:t>
-      </w:r>
+    </w:p>
+    <w:p>
+      <w:pPr>
+        <w:pStyle w:val="Compact"/>
+        <w:numPr>
+          <w:ilvl w:val="0"/>
+          <w:numId w:val="27"/>
+        </w:numPr>
+      </w:pPr>
       <w:r>
         <w:rPr>
           <w:rFonts w:hint="eastAsia"/>
@@ -16529,7 +16726,7 @@
     </w:p>
     <w:p>
       <w:pPr>
-        <w:pStyle w:val="aa"/>
+        <w:pStyle w:val="Compact"/>
       </w:pPr>
       <m:oMathPara>
         <m:oMathParaPr>
@@ -16620,7 +16817,11 @@
     </w:p>
     <w:p>
       <w:pPr>
-        <w:pStyle w:val="aa"/>
+        <w:pStyle w:val="Compact"/>
+        <w:numPr>
+          <w:ilvl w:val="0"/>
+          <w:numId w:val="1"/>
+        </w:numPr>
       </w:pPr>
       <w:r>
         <w:rPr>
@@ -16721,9 +16922,10 @@
       <w:pPr>
         <w:pStyle w:val="3"/>
       </w:pPr>
-      <w:bookmarkStart w:id="63" w:name="物理五维的平行宇宙预演与消纳做功"/>
-      <w:bookmarkEnd w:id="62"/>
-      <w:r>
+      <w:bookmarkStart w:id="59" w:name="物理五维的平行宇宙预演与消纳做功"/>
+      <w:bookmarkEnd w:id="58"/>
+      <w:r>
+        <w:lastRenderedPageBreak/>
         <w:t xml:space="preserve">3.3 </w:t>
       </w:r>
       <w:r>
@@ -16752,7 +16954,6 @@
         <w:rPr>
           <w:rFonts w:hint="eastAsia"/>
         </w:rPr>
-        <w:lastRenderedPageBreak/>
         <w:t>算法螺旋在【拓扑】与【约束簇】确定的解空间内，对【状态矢量】的未来【状态跃迁】进行</w:t>
       </w:r>
       <w:r>
@@ -17075,7 +17276,7 @@
         <w:rPr>
           <w:rFonts w:hint="eastAsia"/>
         </w:rPr>
-        <w:t>：不仅方案执行依赖硅基算力代偿，高维五维数据模型与演化算法的建构起点本身，亦物理充要地依赖人机协同。碳基脑力受限于能耗与计算带宽，无法独立解算高维正交基底；纯硅基算力受限于哥德尔不完备定理，缺乏二阶自省算符</w:t>
+        <w:t>：不仅方案执行依赖硅基算力代偿，高维五维数据模型与演化算法的建构起点本身，亦物理充要地依赖人机协同。碳基脑力受限于能耗与计算带宽，无法独立解算高维正交基底；纯硅基算力受限于哥德尔不完备定理，缺乏元认知修宪算子</w:t>
       </w:r>
       <w:r>
         <w:t xml:space="preserve"> </w:t>
@@ -17197,7 +17398,7 @@
     </w:p>
     <w:p>
       <w:r>
-        <w:pict w14:anchorId="72AB1C6D">
+        <w:pict w14:anchorId="0C6D5C6E">
           <v:rect id="_x0000_i1040" style="width:0;height:1.5pt" o:hralign="center" o:hrstd="t" o:hr="t"/>
         </w:pict>
       </w:r>
@@ -17206,9 +17407,9 @@
       <w:pPr>
         <w:pStyle w:val="2"/>
       </w:pPr>
-      <w:bookmarkStart w:id="64" w:name="X3b0303b8b970ab8bc287553220dfda00f56ec57"/>
-      <w:bookmarkEnd w:id="63"/>
-      <w:bookmarkEnd w:id="60"/>
+      <w:bookmarkStart w:id="60" w:name="第四章-能力论刚性轨道流形-pi_bot-法向剥离自由度与抗熵承载能力"/>
+      <w:bookmarkEnd w:id="59"/>
+      <w:bookmarkEnd w:id="56"/>
       <w:r>
         <w:rPr>
           <w:rFonts w:hint="eastAsia"/>
@@ -17274,7 +17475,7 @@
       <w:pPr>
         <w:pStyle w:val="3"/>
       </w:pPr>
-      <w:bookmarkStart w:id="65" w:name="业务理解力基于数据模型的正交抽象能力"/>
+      <w:bookmarkStart w:id="61" w:name="业务理解力基于数据模型的正交抽象能力"/>
       <w:r>
         <w:t xml:space="preserve">4.1 </w:t>
       </w:r>
@@ -17353,8 +17554,8 @@
       <w:pPr>
         <w:pStyle w:val="3"/>
       </w:pPr>
-      <w:bookmarkStart w:id="66" w:name="架构协同力刚性流形-mathbfpi_bot-对冗余自由度的法向剥离"/>
-      <w:bookmarkEnd w:id="65"/>
+      <w:bookmarkStart w:id="62" w:name="架构协同力刚性流形-pi_bot-对冗余自由度的法向剥离"/>
+      <w:bookmarkEnd w:id="61"/>
       <w:r>
         <w:t xml:space="preserve">4.2 </w:t>
       </w:r>
@@ -17429,6 +17630,7 @@
         <w:rPr>
           <w:rFonts w:hint="eastAsia"/>
         </w:rPr>
+        <w:lastRenderedPageBreak/>
         <w:t>微观节点的无序扩散，在物理上表现为法向上的非正交冗余自由度</w:t>
       </w:r>
       <w:r>
@@ -17651,7 +17853,6 @@
           <w:b/>
           <w:bCs/>
         </w:rPr>
-        <w:lastRenderedPageBreak/>
         <w:t>能力论统御原理确立</w:t>
       </w:r>
       <w:r>
@@ -17683,9 +17884,6 @@
           </m:sSubPr>
           <m:e>
             <m:r>
-              <m:rPr>
-                <m:sty m:val="bi"/>
-              </m:rPr>
               <w:rPr>
                 <w:rFonts w:ascii="Cambria Math" w:hAnsi="Cambria Math"/>
               </w:rPr>
@@ -17716,8 +17914,8 @@
       <w:pPr>
         <w:pStyle w:val="3"/>
       </w:pPr>
-      <w:bookmarkStart w:id="67" w:name="融合做功力与单脑起点定理"/>
-      <w:bookmarkEnd w:id="66"/>
+      <w:bookmarkStart w:id="63" w:name="融合做功力与单脑起点定理"/>
+      <w:bookmarkEnd w:id="62"/>
       <w:r>
         <w:t xml:space="preserve">4.3 </w:t>
       </w:r>
@@ -18028,7 +18226,7 @@
     </w:p>
     <w:p>
       <w:r>
-        <w:pict w14:anchorId="296E822D">
+        <w:pict w14:anchorId="5A7FA015">
           <v:rect id="_x0000_i1041" style="width:0;height:1.5pt" o:hralign="center" o:hrstd="t" o:hr="t"/>
         </w:pict>
       </w:r>
@@ -18037,9 +18235,9 @@
       <w:pPr>
         <w:pStyle w:val="2"/>
       </w:pPr>
-      <w:bookmarkStart w:id="68" w:name="Xb153ec291d3f415faecc18f753cc32c849c52b4"/>
-      <w:bookmarkEnd w:id="67"/>
-      <w:bookmarkEnd w:id="64"/>
+      <w:bookmarkStart w:id="64" w:name="Xb153ec291d3f415faecc18f753cc32c849c52b4"/>
+      <w:bookmarkEnd w:id="63"/>
+      <w:bookmarkEnd w:id="60"/>
       <w:r>
         <w:rPr>
           <w:rFonts w:hint="eastAsia"/>
@@ -18133,7 +18331,7 @@
       <w:pPr>
         <w:pStyle w:val="3"/>
       </w:pPr>
-      <w:bookmarkStart w:id="69" w:name="决策反写机制的物理实质人在环外"/>
+      <w:bookmarkStart w:id="65" w:name="决策反写机制的物理实质人在环外"/>
       <w:r>
         <w:t xml:space="preserve">5.1 </w:t>
       </w:r>
@@ -18224,6 +18422,7 @@
           <w:b/>
           <w:bCs/>
         </w:rPr>
+        <w:lastRenderedPageBreak/>
         <w:t>机制论统御原理确立</w:t>
       </w:r>
       <w:r>
@@ -18278,10 +18477,9 @@
       <w:pPr>
         <w:pStyle w:val="3"/>
       </w:pPr>
-      <w:bookmarkStart w:id="70" w:name="控制域维度-mathbfdimmathbfc-与观测域维度的对齐机制"/>
-      <w:bookmarkEnd w:id="69"/>
-      <w:r>
-        <w:lastRenderedPageBreak/>
+      <w:bookmarkStart w:id="66" w:name="控制域维度-mathbfdimmathbfc-与观测域维度的对齐机制"/>
+      <w:bookmarkEnd w:id="65"/>
+      <w:r>
         <w:t xml:space="preserve">5.2 </w:t>
       </w:r>
       <w:r>
@@ -18606,8 +18804,8 @@
       <w:pPr>
         <w:pStyle w:val="3"/>
       </w:pPr>
-      <w:bookmarkStart w:id="71" w:name="多头协商死锁解锁与自愈反写通道"/>
-      <w:bookmarkEnd w:id="70"/>
+      <w:bookmarkStart w:id="67" w:name="多头协商死锁解锁与自愈反写通道"/>
+      <w:bookmarkEnd w:id="66"/>
       <w:r>
         <w:t xml:space="preserve">5.3 </w:t>
       </w:r>
@@ -18881,7 +19079,7 @@
     </w:p>
     <w:p>
       <w:r>
-        <w:pict w14:anchorId="0F84C680">
+        <w:pict w14:anchorId="6D2D2157">
           <v:rect id="_x0000_i1042" style="width:0;height:1.5pt" o:hralign="center" o:hrstd="t" o:hr="t"/>
         </w:pict>
       </w:r>
@@ -18890,13 +19088,14 @@
       <w:pPr>
         <w:pStyle w:val="2"/>
       </w:pPr>
-      <w:bookmarkStart w:id="72" w:name="第六章-路径论从微观感知到宏观控制的降维做功路径"/>
-      <w:bookmarkEnd w:id="71"/>
-      <w:bookmarkEnd w:id="68"/>
-      <w:r>
-        <w:rPr>
-          <w:rFonts w:hint="eastAsia"/>
-        </w:rPr>
+      <w:bookmarkStart w:id="68" w:name="第六章-路径论从微观感知到宏观控制的降维做功路径"/>
+      <w:bookmarkEnd w:id="67"/>
+      <w:bookmarkEnd w:id="64"/>
+      <w:r>
+        <w:rPr>
+          <w:rFonts w:hint="eastAsia"/>
+        </w:rPr>
+        <w:lastRenderedPageBreak/>
         <w:t>第六章</w:t>
       </w:r>
       <w:r>
@@ -18913,7 +19112,7 @@
       <w:pPr>
         <w:pStyle w:val="3"/>
       </w:pPr>
-      <w:bookmarkStart w:id="73" w:name="微观物理感知的原点路线滤波与残差提取"/>
+      <w:bookmarkStart w:id="69" w:name="微观物理感知的原点路线滤波与残差提取"/>
       <w:r>
         <w:t xml:space="preserve">6.1 </w:t>
       </w:r>
@@ -18954,7 +19153,6 @@
         <w:rPr>
           <w:rFonts w:hint="eastAsia"/>
         </w:rPr>
-        <w:lastRenderedPageBreak/>
         <w:t>在海量异构节点交织的物理战场上，系统绝不能直接处理无序的原始噪声。路径的首要环节，在于通过先验划界算符</w:t>
       </w:r>
       <w:r>
@@ -19377,9 +19575,15 @@
         </w:rPr>
         <w:t>：</w:t>
       </w:r>
-      <w:r>
-        <w:t xml:space="preserve"> 1. </w:t>
-      </w:r>
+    </w:p>
+    <w:p>
+      <w:pPr>
+        <w:pStyle w:val="Compact"/>
+        <w:numPr>
+          <w:ilvl w:val="0"/>
+          <w:numId w:val="28"/>
+        </w:numPr>
+      </w:pPr>
       <w:r>
         <w:rPr>
           <w:rFonts w:hint="eastAsia"/>
@@ -19409,9 +19613,15 @@
         </w:rPr>
         <w:t>：</w:t>
       </w:r>
-      <w:r>
-        <w:t xml:space="preserve"> - </w:t>
-      </w:r>
+    </w:p>
+    <w:p>
+      <w:pPr>
+        <w:pStyle w:val="Compact"/>
+        <w:numPr>
+          <w:ilvl w:val="1"/>
+          <w:numId w:val="29"/>
+        </w:numPr>
+      </w:pPr>
       <w:r>
         <w:rPr>
           <w:rFonts w:hint="eastAsia"/>
@@ -19426,9 +19636,15 @@
         </w:rPr>
         <w:t>：因果拓扑链的代数因果逻辑完全正确，仅物理现场发生自发扰动与时空偏转；</w:t>
       </w:r>
-      <w:r>
-        <w:t xml:space="preserve"> - </w:t>
-      </w:r>
+    </w:p>
+    <w:p>
+      <w:pPr>
+        <w:pStyle w:val="Compact"/>
+        <w:numPr>
+          <w:ilvl w:val="1"/>
+          <w:numId w:val="29"/>
+        </w:numPr>
+      </w:pPr>
       <w:r>
         <w:rPr>
           <w:rFonts w:hint="eastAsia"/>
@@ -19443,9 +19659,15 @@
         </w:rPr>
         <w:t>：公理与模型保持不变，算法将残差转化为下一时钟周期的势差补偿量，在界内拉动自愈消纳（一阶闭环）；</w:t>
       </w:r>
-      <w:r>
-        <w:t xml:space="preserve"> 2. </w:t>
-      </w:r>
+    </w:p>
+    <w:p>
+      <w:pPr>
+        <w:pStyle w:val="Compact"/>
+        <w:numPr>
+          <w:ilvl w:val="0"/>
+          <w:numId w:val="28"/>
+        </w:numPr>
+      </w:pPr>
       <w:r>
         <w:rPr>
           <w:rFonts w:hint="eastAsia"/>
@@ -19526,9 +19748,15 @@
         </w:rPr>
         <w:t>：</w:t>
       </w:r>
-      <w:r>
-        <w:t xml:space="preserve"> - </w:t>
-      </w:r>
+    </w:p>
+    <w:p>
+      <w:pPr>
+        <w:pStyle w:val="Compact"/>
+        <w:numPr>
+          <w:ilvl w:val="1"/>
+          <w:numId w:val="30"/>
+        </w:numPr>
+      </w:pPr>
       <w:r>
         <w:rPr>
           <w:rFonts w:hint="eastAsia"/>
@@ -19543,9 +19771,15 @@
         </w:rPr>
         <w:t>：残差超越临界阈值，且沿因果拓扑链回溯发现物理路径已被拓扑阻断或公理失效；</w:t>
       </w:r>
-      <w:r>
-        <w:t xml:space="preserve"> - </w:t>
-      </w:r>
+    </w:p>
+    <w:p>
+      <w:pPr>
+        <w:pStyle w:val="Compact"/>
+        <w:numPr>
+          <w:ilvl w:val="1"/>
+          <w:numId w:val="30"/>
+        </w:numPr>
+      </w:pPr>
       <w:r>
         <w:rPr>
           <w:rFonts w:hint="eastAsia"/>
@@ -19558,15 +19792,15 @@
         <w:rPr>
           <w:rFonts w:hint="eastAsia"/>
         </w:rPr>
-        <w:t>：旧因果规则与拓扑模型彻底破产。总体设计部跳出环外行使修宪权，激活二阶自省算符</w:t>
-      </w:r>
-      <w:r>
-        <w:t xml:space="preserve"> </w:t>
-      </w:r>
-      <m:oMath>
-        <m:r>
-          <m:rPr>
-            <m:sty m:val="b"/>
+        <w:t>：旧因果规则与拓扑模型彻底破产。总体设计部跳出环外行使修宪权，激活元认知修宪算子</w:t>
+      </w:r>
+      <w:r>
+        <w:t xml:space="preserve"> </w:t>
+      </w:r>
+      <m:oMath>
+        <m:r>
+          <m:rPr>
+            <m:sty m:val="p"/>
           </m:rPr>
           <w:rPr>
             <w:rFonts w:ascii="Cambria Math" w:hAnsi="Cambria Math"/>
@@ -19596,8 +19830,8 @@
       <w:pPr>
         <w:pStyle w:val="3"/>
       </w:pPr>
-      <w:bookmarkStart w:id="74" w:name="算力空间并发预演的交织路线平行宇宙剪枝"/>
-      <w:bookmarkEnd w:id="73"/>
+      <w:bookmarkStart w:id="70" w:name="算力空间并发预演的交织路线平行宇宙剪枝"/>
+      <w:bookmarkEnd w:id="69"/>
       <w:r>
         <w:t xml:space="preserve">6.2 </w:t>
       </w:r>
@@ -19862,6 +20096,7 @@
           <w:b/>
           <w:bCs/>
         </w:rPr>
+        <w:lastRenderedPageBreak/>
         <w:t>剪枝路径统御原理确立</w:t>
       </w:r>
       <w:r>
@@ -19959,8 +20194,8 @@
       <w:pPr>
         <w:pStyle w:val="3"/>
       </w:pPr>
-      <w:bookmarkStart w:id="75" w:name="宏观实体控制的反写路线人机双重载体与不可控定理"/>
-      <w:bookmarkEnd w:id="74"/>
+      <w:bookmarkStart w:id="71" w:name="宏观实体控制的反写路线人机双重载体与不可控定理"/>
+      <w:bookmarkEnd w:id="70"/>
       <w:r>
         <w:t xml:space="preserve">6.3 </w:t>
       </w:r>
@@ -20042,7 +20277,6 @@
         <w:rPr>
           <w:rFonts w:hint="eastAsia"/>
         </w:rPr>
-        <w:lastRenderedPageBreak/>
         <w:t>解算出的最优控制向量</w:t>
       </w:r>
       <w:r>
@@ -20278,7 +20512,7 @@
     </w:p>
     <w:p>
       <w:r>
-        <w:pict w14:anchorId="73BFE148">
+        <w:pict w14:anchorId="7764ED08">
           <v:rect id="_x0000_i1043" style="width:0;height:1.5pt" o:hralign="center" o:hrstd="t" o:hr="t"/>
         </w:pict>
       </w:r>
@@ -20287,9 +20521,9 @@
       <w:pPr>
         <w:pStyle w:val="2"/>
       </w:pPr>
-      <w:bookmarkStart w:id="76" w:name="第七章-动力论牛顿矢量做功相角干涉与双长制顶级做功契约"/>
-      <w:bookmarkEnd w:id="75"/>
-      <w:bookmarkEnd w:id="72"/>
+      <w:bookmarkStart w:id="72" w:name="第七章-动力论牛顿矢量做功相角干涉与双长制顶级做功契约"/>
+      <w:bookmarkEnd w:id="71"/>
+      <w:bookmarkEnd w:id="68"/>
       <w:r>
         <w:rPr>
           <w:rFonts w:hint="eastAsia"/>
@@ -20310,7 +20544,7 @@
       <w:pPr>
         <w:pStyle w:val="3"/>
       </w:pPr>
-      <w:bookmarkStart w:id="77" w:name="牛顿力学矢量做功与相角干涉方程"/>
+      <w:bookmarkStart w:id="73" w:name="牛顿力学矢量做功与相角干涉方程"/>
       <w:r>
         <w:t xml:space="preserve">7.1 </w:t>
       </w:r>
@@ -20355,24 +20589,15 @@
             </m:ctrlPr>
           </m:sSubPr>
           <m:e>
-            <m:acc>
-              <m:accPr>
-                <m:chr m:val="⃗"/>
-                <m:ctrlPr>
-                  <w:rPr>
-                    <w:rFonts w:ascii="Cambria Math" w:hAnsi="Cambria Math"/>
-                  </w:rPr>
-                </m:ctrlPr>
-              </m:accPr>
-              <m:e>
-                <m:r>
-                  <w:rPr>
-                    <w:rFonts w:ascii="Cambria Math" w:hAnsi="Cambria Math"/>
-                  </w:rPr>
-                  <m:t>v</m:t>
-                </m:r>
-              </m:e>
-            </m:acc>
+            <m:r>
+              <m:rPr>
+                <m:sty m:val="bi"/>
+              </m:rPr>
+              <w:rPr>
+                <w:rFonts w:ascii="Cambria Math" w:hAnsi="Cambria Math"/>
+              </w:rPr>
+              <m:t>v</m:t>
+            </m:r>
           </m:e>
           <m:sub>
             <m:r>
@@ -20441,24 +20666,15 @@
             </m:ctrlPr>
           </m:sSubPr>
           <m:e>
-            <m:acc>
-              <m:accPr>
-                <m:chr m:val="⃗"/>
-                <m:ctrlPr>
-                  <w:rPr>
-                    <w:rFonts w:ascii="Cambria Math" w:hAnsi="Cambria Math"/>
-                  </w:rPr>
-                </m:ctrlPr>
-              </m:accPr>
-              <m:e>
-                <m:r>
-                  <w:rPr>
-                    <w:rFonts w:ascii="Cambria Math" w:hAnsi="Cambria Math"/>
-                  </w:rPr>
-                  <m:t>v</m:t>
-                </m:r>
-              </m:e>
-            </m:acc>
+            <m:r>
+              <m:rPr>
+                <m:sty m:val="bi"/>
+              </m:rPr>
+              <w:rPr>
+                <w:rFonts w:ascii="Cambria Math" w:hAnsi="Cambria Math"/>
+              </w:rPr>
+              <m:t>v</m:t>
+            </m:r>
           </m:e>
           <m:sub>
             <m:r>
@@ -20487,24 +20703,15 @@
             </m:ctrlPr>
           </m:sSubPr>
           <m:e>
-            <m:acc>
-              <m:accPr>
-                <m:chr m:val="⃗"/>
-                <m:ctrlPr>
-                  <w:rPr>
-                    <w:rFonts w:ascii="Cambria Math" w:hAnsi="Cambria Math"/>
-                  </w:rPr>
-                </m:ctrlPr>
-              </m:accPr>
-              <m:e>
-                <m:r>
-                  <w:rPr>
-                    <w:rFonts w:ascii="Cambria Math" w:hAnsi="Cambria Math"/>
-                  </w:rPr>
-                  <m:t>v</m:t>
-                </m:r>
-              </m:e>
-            </m:acc>
+            <m:r>
+              <m:rPr>
+                <m:sty m:val="bi"/>
+              </m:rPr>
+              <w:rPr>
+                <w:rFonts w:ascii="Cambria Math" w:hAnsi="Cambria Math"/>
+              </w:rPr>
+              <m:t>v</m:t>
+            </m:r>
           </m:e>
           <m:sub>
             <m:r>
@@ -20820,6 +21027,7 @@
             <w:rPr>
               <w:rFonts w:ascii="Cambria Math" w:hAnsi="Cambria Math"/>
             </w:rPr>
+            <w:lastRenderedPageBreak/>
             <m:t>Δ</m:t>
           </m:r>
           <m:sSub>
@@ -20905,7 +21113,7 @@
                 <w:rPr>
                   <w:rFonts w:ascii="Cambria Math" w:hAnsi="Cambria Math"/>
                 </w:rPr>
-                <m:t>‖</m:t>
+                <m:t>∥</m:t>
               </m:r>
             </m:e>
           </m:nary>
@@ -20919,10 +21127,13 @@
             </m:sSubPr>
             <m:e>
               <m:r>
+                <m:rPr>
+                  <m:sty m:val="bi"/>
+                </m:rPr>
                 <w:rPr>
                   <w:rFonts w:ascii="Cambria Math" w:hAnsi="Cambria Math"/>
                 </w:rPr>
-                <m:t>V</m:t>
+                <m:t>v</m:t>
               </m:r>
             </m:e>
             <m:sub>
@@ -20941,12 +21152,12 @@
             <w:rPr>
               <w:rFonts w:ascii="Cambria Math" w:hAnsi="Cambria Math"/>
             </w:rPr>
-            <m:t>‖-</m:t>
+            <m:t>∥-</m:t>
           </m:r>
           <m:d>
             <m:dPr>
-              <m:begChr m:val="‖"/>
-              <m:endChr m:val="‖"/>
+              <m:begChr m:val="∥"/>
+              <m:endChr m:val="∥"/>
               <m:ctrlPr>
                 <w:rPr>
                   <w:rFonts w:ascii="Cambria Math" w:hAnsi="Cambria Math"/>
@@ -21006,10 +21217,13 @@
                     </m:sSubPr>
                     <m:e>
                       <m:r>
+                        <m:rPr>
+                          <m:sty m:val="bi"/>
+                        </m:rPr>
                         <w:rPr>
                           <w:rFonts w:ascii="Cambria Math" w:hAnsi="Cambria Math"/>
                         </w:rPr>
-                        <m:t>V</m:t>
+                        <m:t>v</m:t>
                       </m:r>
                     </m:e>
                     <m:sub>
@@ -21025,6 +21239,21 @@
               </m:nary>
             </m:e>
           </m:d>
+          <m:r>
+            <m:rPr>
+              <m:sty m:val="p"/>
+            </m:rPr>
+            <w:rPr>
+              <w:rFonts w:ascii="Cambria Math" w:hAnsi="Cambria Math"/>
+            </w:rPr>
+            <m:t>≥</m:t>
+          </m:r>
+          <m:r>
+            <w:rPr>
+              <w:rFonts w:ascii="Cambria Math" w:hAnsi="Cambria Math"/>
+            </w:rPr>
+            <m:t>0</m:t>
+          </m:r>
         </m:oMath>
       </m:oMathPara>
     </w:p>
@@ -21065,24 +21294,15 @@
             </m:ctrlPr>
           </m:sSubPr>
           <m:e>
-            <m:acc>
-              <m:accPr>
-                <m:chr m:val="⃗"/>
-                <m:ctrlPr>
-                  <w:rPr>
-                    <w:rFonts w:ascii="Cambria Math" w:hAnsi="Cambria Math"/>
-                  </w:rPr>
-                </m:ctrlPr>
-              </m:accPr>
-              <m:e>
-                <m:r>
-                  <w:rPr>
-                    <w:rFonts w:ascii="Cambria Math" w:hAnsi="Cambria Math"/>
-                  </w:rPr>
-                  <m:t>v</m:t>
-                </m:r>
-              </m:e>
-            </m:acc>
+            <m:r>
+              <m:rPr>
+                <m:sty m:val="bi"/>
+              </m:rPr>
+              <w:rPr>
+                <w:rFonts w:ascii="Cambria Math" w:hAnsi="Cambria Math"/>
+              </w:rPr>
+              <m:t>v</m:t>
+            </m:r>
           </m:e>
           <m:sub>
             <m:r>
@@ -21201,8 +21421,8 @@
       <w:pPr>
         <w:pStyle w:val="3"/>
       </w:pPr>
-      <w:bookmarkStart w:id="78" w:name="矢量对消消除与有效做功转化率收敛"/>
-      <w:bookmarkEnd w:id="77"/>
+      <w:bookmarkStart w:id="74" w:name="矢量对消消除与有效做功转化率收敛"/>
+      <w:bookmarkEnd w:id="73"/>
       <w:r>
         <w:t xml:space="preserve">7.2 </w:t>
       </w:r>
@@ -21265,24 +21485,15 @@
             </m:ctrlPr>
           </m:sSubPr>
           <m:e>
-            <m:acc>
-              <m:accPr>
-                <m:chr m:val="⃗"/>
-                <m:ctrlPr>
-                  <w:rPr>
-                    <w:rFonts w:ascii="Cambria Math" w:hAnsi="Cambria Math"/>
-                  </w:rPr>
-                </m:ctrlPr>
-              </m:accPr>
-              <m:e>
-                <m:r>
-                  <w:rPr>
-                    <w:rFonts w:ascii="Cambria Math" w:hAnsi="Cambria Math"/>
-                  </w:rPr>
-                  <m:t>v</m:t>
-                </m:r>
-              </m:e>
-            </m:acc>
+            <m:r>
+              <m:rPr>
+                <m:sty m:val="bi"/>
+              </m:rPr>
+              <w:rPr>
+                <w:rFonts w:ascii="Cambria Math" w:hAnsi="Cambria Math"/>
+              </w:rPr>
+              <m:t>v</m:t>
+            </m:r>
           </m:e>
           <m:sub>
             <m:r>
@@ -21311,24 +21522,15 @@
             </m:ctrlPr>
           </m:sSubPr>
           <m:e>
-            <m:acc>
-              <m:accPr>
-                <m:chr m:val="⃗"/>
-                <m:ctrlPr>
-                  <w:rPr>
-                    <w:rFonts w:ascii="Cambria Math" w:hAnsi="Cambria Math"/>
-                  </w:rPr>
-                </m:ctrlPr>
-              </m:accPr>
-              <m:e>
-                <m:r>
-                  <w:rPr>
-                    <w:rFonts w:ascii="Cambria Math" w:hAnsi="Cambria Math"/>
-                  </w:rPr>
-                  <m:t>v</m:t>
-                </m:r>
-              </m:e>
-            </m:acc>
+            <m:r>
+              <m:rPr>
+                <m:sty m:val="bi"/>
+              </m:rPr>
+              <w:rPr>
+                <w:rFonts w:ascii="Cambria Math" w:hAnsi="Cambria Math"/>
+              </w:rPr>
+              <m:t>v</m:t>
+            </m:r>
           </m:e>
           <m:sub>
             <m:r>
@@ -21379,7 +21581,6 @@
         <w:rPr>
           <w:rFonts w:hint="eastAsia"/>
         </w:rPr>
-        <w:lastRenderedPageBreak/>
         <w:t>当非正交内耗自由度被强行剥离至零（</w:t>
       </w:r>
       <m:oMath>
@@ -21772,8 +21973,8 @@
       <w:pPr>
         <w:pStyle w:val="3"/>
       </w:pPr>
-      <w:bookmarkStart w:id="79" w:name="钱学森双长制顶级做功契约与组织阻尼消纳"/>
-      <w:bookmarkEnd w:id="78"/>
+      <w:bookmarkStart w:id="75" w:name="钱学森双长制顶级做功契约与组织阻尼消纳"/>
+      <w:bookmarkEnd w:id="74"/>
       <w:r>
         <w:t xml:space="preserve">7.3 </w:t>
       </w:r>
@@ -21810,7 +22011,7 @@
       <w:pPr>
         <w:numPr>
           <w:ilvl w:val="0"/>
-          <w:numId w:val="25"/>
+          <w:numId w:val="31"/>
         </w:numPr>
       </w:pPr>
       <w:r>
@@ -21832,7 +22033,7 @@
       <w:pPr>
         <w:numPr>
           <w:ilvl w:val="0"/>
-          <w:numId w:val="25"/>
+          <w:numId w:val="31"/>
         </w:numPr>
       </w:pPr>
       <w:r>
@@ -21928,12 +22129,13 @@
         <w:rPr>
           <w:rFonts w:hint="eastAsia"/>
         </w:rPr>
+        <w:lastRenderedPageBreak/>
         <w:t>这一物理实相表明，牛顿力学关于矢量做功与相角干涉的经典定律，在复杂系统做功治理中获得了严格的因果延续，全景同构归位见全书终卷星图。</w:t>
       </w:r>
     </w:p>
     <w:p>
       <w:r>
-        <w:pict w14:anchorId="23327D9F">
+        <w:pict w14:anchorId="75E6316E">
           <v:rect id="_x0000_i1044" style="width:0;height:1.5pt" o:hralign="center" o:hrstd="t" o:hr="t"/>
         </w:pict>
       </w:r>
@@ -21942,9 +22144,9 @@
       <w:pPr>
         <w:pStyle w:val="2"/>
       </w:pPr>
-      <w:bookmarkStart w:id="80" w:name="第八章-进化论二阶元认知修宪算子-mathbfphi-与代际跃迁"/>
-      <w:bookmarkEnd w:id="79"/>
-      <w:bookmarkEnd w:id="76"/>
+      <w:bookmarkStart w:id="76" w:name="第八章-进化论二阶元认知修宪算子-phi-与代际跃迁"/>
+      <w:bookmarkEnd w:id="75"/>
+      <w:bookmarkEnd w:id="72"/>
       <w:r>
         <w:rPr>
           <w:rFonts w:hint="eastAsia"/>
@@ -22007,9 +22209,8 @@
       <w:pPr>
         <w:pStyle w:val="3"/>
       </w:pPr>
-      <w:bookmarkStart w:id="81" w:name="界内局域最优化与界外交互冲击的绝对冲突"/>
-      <w:r>
-        <w:lastRenderedPageBreak/>
+      <w:bookmarkStart w:id="77" w:name="界内局域最优化与界外交互冲击的绝对冲突"/>
+      <w:r>
         <w:t xml:space="preserve">8.1 </w:t>
       </w:r>
       <w:r>
@@ -22110,8 +22311,8 @@
       <w:pPr>
         <w:pStyle w:val="3"/>
       </w:pPr>
-      <w:bookmarkStart w:id="82" w:name="哥德尔不完备死锁与图灵停机突破"/>
-      <w:bookmarkEnd w:id="81"/>
+      <w:bookmarkStart w:id="78" w:name="哥德尔不完备死锁与图灵停机突破"/>
+      <w:bookmarkEnd w:id="77"/>
       <w:r>
         <w:t xml:space="preserve">8.2 </w:t>
       </w:r>
@@ -22176,8 +22377,8 @@
       <w:pPr>
         <w:pStyle w:val="3"/>
       </w:pPr>
-      <w:bookmarkStart w:id="83" w:name="二阶元认知修宪算子-mathbfphi-的主动态演化做功"/>
-      <w:bookmarkEnd w:id="82"/>
+      <w:bookmarkStart w:id="79" w:name="二阶元认知修宪算子-phi-的主动态演化做功"/>
+      <w:bookmarkEnd w:id="78"/>
       <w:r>
         <w:t xml:space="preserve">8.3 </w:t>
       </w:r>
@@ -22239,7 +22440,7 @@
       <m:oMath>
         <m:r>
           <m:rPr>
-            <m:sty m:val="b"/>
+            <m:sty m:val="p"/>
           </m:rPr>
           <w:rPr>
             <w:rFonts w:ascii="Cambria Math" w:hAnsi="Cambria Math"/>
@@ -22432,7 +22633,7 @@
         <w:rPr>
           <w:rFonts w:hint="eastAsia"/>
         </w:rPr>
-        <w:t>）导致旧公理破产时，系统跃迁激活二阶自省算符</w:t>
+        <w:t>）导致旧公理破产时，系统跃迁激活元认知修宪算子</w:t>
       </w:r>
       <w:r>
         <w:t xml:space="preserve"> </w:t>
@@ -22483,7 +22684,7 @@
         <w:rPr>
           <w:rFonts w:hint="eastAsia"/>
         </w:rPr>
-        <w:t>不在旧框架内部做局部微调，而是由观察者（总体设计师）跳出旧界，执行二阶自省重划界做功，对底层先验划界算符</w:t>
+        <w:t>不在旧框架内部做局部微调，而是由观察者（总体设计师）跳出旧界，执行元认知修宪重划界做功，对底层先验划界算符</w:t>
       </w:r>
       <w:r>
         <w:t xml:space="preserve"> </w:t>
@@ -22727,9 +22928,6 @@
           </m:sSubPr>
           <m:e>
             <m:r>
-              <m:rPr>
-                <m:sty m:val="bi"/>
-              </m:rPr>
               <w:rPr>
                 <w:rFonts w:ascii="Cambria Math" w:hAnsi="Cambria Math"/>
               </w:rPr>
@@ -22763,6 +22961,7 @@
           <w:b/>
           <w:bCs/>
         </w:rPr>
+        <w:lastRenderedPageBreak/>
         <w:t>进化论统御原理确立</w:t>
       </w:r>
       <w:r>
@@ -22808,9 +23007,6 @@
           </m:sSubPr>
           <m:e>
             <m:r>
-              <m:rPr>
-                <m:sty m:val="bi"/>
-              </m:rPr>
               <w:rPr>
                 <w:rFonts w:ascii="Cambria Math" w:hAnsi="Cambria Math"/>
               </w:rPr>
@@ -22839,7 +23035,7 @@
     </w:p>
     <w:p>
       <w:r>
-        <w:pict w14:anchorId="6309F6FB">
+        <w:pict w14:anchorId="1B034DF6">
           <v:rect id="_x0000_i1045" style="width:0;height:1.5pt" o:hralign="center" o:hrstd="t" o:hr="t"/>
         </w:pict>
       </w:r>
@@ -22848,15 +23044,14 @@
       <w:pPr>
         <w:pStyle w:val="1"/>
       </w:pPr>
-      <w:bookmarkStart w:id="84" w:name="第四卷-工业实证与判决数据"/>
-      <w:bookmarkEnd w:id="83"/>
-      <w:bookmarkEnd w:id="80"/>
-      <w:bookmarkEnd w:id="49"/>
-      <w:r>
-        <w:rPr>
-          <w:rFonts w:hint="eastAsia"/>
-        </w:rPr>
-        <w:lastRenderedPageBreak/>
+      <w:bookmarkStart w:id="80" w:name="第四卷-工业实证与判决数据"/>
+      <w:bookmarkEnd w:id="79"/>
+      <w:bookmarkEnd w:id="76"/>
+      <w:bookmarkEnd w:id="45"/>
+      <w:r>
+        <w:rPr>
+          <w:rFonts w:hint="eastAsia"/>
+        </w:rPr>
         <w:t>第四卷</w:t>
       </w:r>
       <w:r>
@@ -22873,7 +23068,7 @@
       <w:pPr>
         <w:pStyle w:val="3"/>
       </w:pPr>
-      <w:bookmarkStart w:id="85" w:name="ips-千亿级物理战场的物理学判决"/>
+      <w:bookmarkStart w:id="81" w:name="ips-千亿级物理战场的物理学判决"/>
       <w:r>
         <w:t xml:space="preserve">—— IPS </w:t>
       </w:r>
@@ -22888,8 +23083,8 @@
       <w:pPr>
         <w:pStyle w:val="2"/>
       </w:pPr>
-      <w:bookmarkStart w:id="86" w:name="第一章-判决战场的相空间特征"/>
-      <w:bookmarkEnd w:id="85"/>
+      <w:bookmarkStart w:id="82" w:name="第一章-判决战场的相空间特征"/>
+      <w:bookmarkEnd w:id="81"/>
       <w:r>
         <w:rPr>
           <w:rFonts w:hint="eastAsia"/>
@@ -22910,7 +23105,7 @@
       <w:pPr>
         <w:pStyle w:val="3"/>
       </w:pPr>
-      <w:bookmarkStart w:id="87" w:name="海量物理执行单元与齐套约束的-mathcalon-阶乘级复杂度"/>
+      <w:bookmarkStart w:id="83" w:name="海量物理执行单元与齐套约束的-mathcalon-阶乘级复杂度"/>
       <w:r>
         <w:t xml:space="preserve">1.1 </w:t>
       </w:r>
@@ -23063,8 +23258,8 @@
       <w:pPr>
         <w:pStyle w:val="3"/>
       </w:pPr>
-      <w:bookmarkStart w:id="88" w:name="官方核验运营效能数据的物理学解读"/>
-      <w:bookmarkEnd w:id="87"/>
+      <w:bookmarkStart w:id="84" w:name="官方核验运营效能数据的物理学解读"/>
+      <w:bookmarkEnd w:id="83"/>
       <w:r>
         <w:t xml:space="preserve">1.2 </w:t>
       </w:r>
@@ -23090,7 +23285,7 @@
       <w:pPr>
         <w:numPr>
           <w:ilvl w:val="0"/>
-          <w:numId w:val="26"/>
+          <w:numId w:val="32"/>
         </w:numPr>
       </w:pPr>
       <w:r>
@@ -23181,7 +23376,7 @@
       <w:pPr>
         <w:numPr>
           <w:ilvl w:val="0"/>
-          <w:numId w:val="26"/>
+          <w:numId w:val="32"/>
         </w:numPr>
       </w:pPr>
       <w:r>
@@ -23279,7 +23474,7 @@
       <w:pPr>
         <w:numPr>
           <w:ilvl w:val="0"/>
-          <w:numId w:val="26"/>
+          <w:numId w:val="32"/>
         </w:numPr>
       </w:pPr>
       <w:r>
@@ -23394,7 +23589,7 @@
       <w:pPr>
         <w:pStyle w:val="4"/>
       </w:pPr>
-      <w:bookmarkStart w:id="89" w:name="时空残差三阶统一定理与-ips-实证数据物理判决对照表"/>
+      <w:bookmarkStart w:id="85" w:name="时空残差三阶统一定理与-ips-实证数据物理判决对照表"/>
       <w:r>
         <w:rPr>
           <w:rFonts w:hint="eastAsia"/>
@@ -23629,7 +23824,11 @@
               </m:r>
             </m:oMath>
             <w:r>
-              <w:t xml:space="preserve"> 98%</w:t>
+              <w:t xml:space="preserve"> </w:t>
+            </w:r>
+            <w:r>
+              <w:lastRenderedPageBreak/>
+              <w:t>98%</w:t>
             </w:r>
           </w:p>
         </w:tc>
@@ -23645,6 +23844,7 @@
               <w:rPr>
                 <w:rFonts w:hint="eastAsia"/>
               </w:rPr>
+              <w:lastRenderedPageBreak/>
               <w:t>证明先验划界算符</w:t>
             </w:r>
             <w:r>
@@ -23668,7 +23868,14 @@
               <w:rPr>
                 <w:rFonts w:hint="eastAsia"/>
               </w:rPr>
-              <w:t>强行锁定正交基底，消灭组织与系统相角干涉（</w:t>
+              <w:t>强</w:t>
+            </w:r>
+            <w:r>
+              <w:rPr>
+                <w:rFonts w:hint="eastAsia"/>
+              </w:rPr>
+              <w:lastRenderedPageBreak/>
+              <w:t>行锁定正交基底，消灭组织与系统相角干涉（</w:t>
             </w:r>
             <m:oMath>
               <m:r>
@@ -23973,7 +24180,7 @@
             <m:oMath>
               <m:r>
                 <m:rPr>
-                  <m:sty m:val="b"/>
+                  <m:sty m:val="p"/>
                 </m:rPr>
                 <w:rPr>
                   <w:rFonts w:ascii="Cambria Math" w:hAnsi="Cambria Math"/>
@@ -24038,7 +24245,7 @@
               <w:rPr>
                 <w:rFonts w:hint="eastAsia"/>
               </w:rPr>
-              <w:t>证明二阶自省算符</w:t>
+              <w:t>证明元认知修宪算子</w:t>
             </w:r>
             <w:r>
               <w:t xml:space="preserve"> </w:t>
@@ -24085,9 +24292,15 @@
         </w:rPr>
         <w:t>：</w:t>
       </w:r>
-      <w:r>
-        <w:t xml:space="preserve"> 1. </w:t>
-      </w:r>
+    </w:p>
+    <w:p>
+      <w:pPr>
+        <w:pStyle w:val="Compact"/>
+        <w:numPr>
+          <w:ilvl w:val="0"/>
+          <w:numId w:val="33"/>
+        </w:numPr>
+      </w:pPr>
       <w:r>
         <w:rPr>
           <w:rFonts w:hint="eastAsia"/>
@@ -24125,9 +24338,15 @@
         </w:rPr>
         <w:t>的确权，不对海量异构要素建立五维应然模型，系统辨识矩阵瞬时发散，运营秩序在物理上必归于崩溃瓦解；</w:t>
       </w:r>
-      <w:r>
-        <w:t xml:space="preserve"> 2. </w:t>
-      </w:r>
+    </w:p>
+    <w:p>
+      <w:pPr>
+        <w:pStyle w:val="Compact"/>
+        <w:numPr>
+          <w:ilvl w:val="0"/>
+          <w:numId w:val="33"/>
+        </w:numPr>
+      </w:pPr>
       <w:r>
         <w:rPr>
           <w:rFonts w:hint="eastAsia"/>
@@ -24187,206 +24406,13 @@
         </w:rPr>
         <w:t>的法向约束，任由各厂区与各部门按局部最优自由博弈，矢量相角严重对冲，摩擦耗散激增，系统必陷入瘫痪与巨额资金沉没；</w:t>
       </w:r>
-      <w:r>
-        <w:t xml:space="preserve"> 3. </w:t>
-      </w:r>
-      <w:r>
-        <w:rPr>
-          <w:rFonts w:hint="eastAsia"/>
-          <w:b/>
-          <w:bCs/>
-        </w:rPr>
-        <w:t>验死线三（无残差则停滞）</w:t>
-      </w:r>
-      <w:r>
-        <w:rPr>
-          <w:rFonts w:hint="eastAsia"/>
-        </w:rPr>
-        <w:t>：若切断实际执行与应然计划的残差反馈，系统在遭遇不可抗力外部相变时将坚守旧计划，陷入哥德尔不完备死锁，进化就此停滞；</w:t>
-      </w:r>
-      <w:r>
-        <w:t xml:space="preserve"> 4. </w:t>
-      </w:r>
-      <w:r>
-        <w:rPr>
-          <w:rFonts w:hint="eastAsia"/>
-          <w:b/>
-          <w:bCs/>
-        </w:rPr>
-        <w:t>验死线四（无划界直达实然之虚妄）</w:t>
-      </w:r>
-      <w:r>
-        <w:rPr>
-          <w:rFonts w:hint="eastAsia"/>
-        </w:rPr>
-        <w:t>：任何试图绕过应然中介直接全量控制微观实然的还原论尝试，皆在</w:t>
-      </w:r>
-      <w:r>
-        <w:t xml:space="preserve"> </w:t>
-      </w:r>
-      <m:oMath>
-        <m:r>
-          <m:rPr>
-            <m:scr m:val="script"/>
-            <m:sty m:val="p"/>
-          </m:rPr>
-          <w:rPr>
-            <w:rFonts w:ascii="Cambria Math" w:hAnsi="Cambria Math"/>
-          </w:rPr>
-          <m:t>O</m:t>
-        </m:r>
-        <m:r>
-          <m:rPr>
-            <m:sty m:val="p"/>
-          </m:rPr>
-          <w:rPr>
-            <w:rFonts w:ascii="Cambria Math" w:hAnsi="Cambria Math"/>
-          </w:rPr>
-          <m:t>(</m:t>
-        </m:r>
-        <m:r>
-          <w:rPr>
-            <w:rFonts w:ascii="Cambria Math" w:hAnsi="Cambria Math"/>
-          </w:rPr>
-          <m:t>N</m:t>
-        </m:r>
-        <m:r>
-          <m:rPr>
-            <m:sty m:val="p"/>
-          </m:rPr>
-          <w:rPr>
-            <w:rFonts w:ascii="Cambria Math" w:hAnsi="Cambria Math"/>
-          </w:rPr>
-          <m:t>!)</m:t>
-        </m:r>
-      </m:oMath>
-      <w:r>
-        <w:t xml:space="preserve"> </w:t>
-      </w:r>
-      <w:r>
-        <w:rPr>
-          <w:rFonts w:hint="eastAsia"/>
-        </w:rPr>
-        <w:t>阶乘级组合爆炸面前彻底崩溃。</w:t>
-      </w:r>
-      <w:r>
-        <w:t xml:space="preserve"> </w:t>
-      </w:r>
-      <w:r>
-        <w:rPr>
-          <w:rFonts w:hint="eastAsia"/>
-          <w:b/>
-          <w:bCs/>
-        </w:rPr>
-        <w:t>判决结论：四条可证伪死线在物理战场全量立住，本体系之公理自洽且坚不可摧。</w:t>
-      </w:r>
-    </w:p>
-    <w:p>
-      <w:r>
-        <w:pict w14:anchorId="1054DA32">
-          <v:rect id="_x0000_i1046" style="width:0;height:1.5pt" o:hralign="center" o:hrstd="t" o:hr="t"/>
-        </w:pict>
-      </w:r>
-    </w:p>
-    <w:p>
-      <w:pPr>
-        <w:pStyle w:val="1"/>
-      </w:pPr>
-      <w:bookmarkStart w:id="90" w:name="第五卷-跨域实证与终极演化"/>
-      <w:bookmarkEnd w:id="89"/>
-      <w:bookmarkEnd w:id="88"/>
-      <w:bookmarkEnd w:id="86"/>
-      <w:bookmarkEnd w:id="84"/>
-      <w:r>
-        <w:rPr>
-          <w:rFonts w:hint="eastAsia"/>
-        </w:rPr>
-        <w:t>第五卷</w:t>
-      </w:r>
-      <w:r>
-        <w:t xml:space="preserve"> </w:t>
-      </w:r>
-      <w:r>
-        <w:rPr>
-          <w:rFonts w:hint="eastAsia"/>
-        </w:rPr>
-        <w:t>跨域实证与终极演化</w:t>
-      </w:r>
-    </w:p>
-    <w:p>
-      <w:pPr>
-        <w:pStyle w:val="3"/>
-      </w:pPr>
-      <w:bookmarkStart w:id="91" w:name="开放复杂巨系统的跨域判定与公理继承"/>
-      <w:r>
-        <w:t xml:space="preserve">—— </w:t>
-      </w:r>
-      <w:r>
-        <w:rPr>
-          <w:rFonts w:hint="eastAsia"/>
-        </w:rPr>
-        <w:t>开放复杂巨系统的跨域判定与公理继承</w:t>
-      </w:r>
-    </w:p>
-    <w:p>
-      <w:pPr>
-        <w:pStyle w:val="2"/>
-      </w:pPr>
-      <w:bookmarkStart w:id="92" w:name="卷首语跨域判定标准定性八论-vs-定量五维"/>
-      <w:bookmarkEnd w:id="91"/>
-      <w:r>
-        <w:rPr>
-          <w:rFonts w:hint="eastAsia"/>
-        </w:rPr>
-        <w:t>卷首语：跨域判定标准（定性八论</w:t>
-      </w:r>
-      <w:r>
-        <w:t xml:space="preserve"> vs </w:t>
-      </w:r>
-      <w:r>
-        <w:rPr>
-          <w:rFonts w:hint="eastAsia"/>
-        </w:rPr>
-        <w:t>定量五维）</w:t>
-      </w:r>
-    </w:p>
-    <w:p>
-      <w:pPr>
-        <w:pStyle w:val="FirstParagraph"/>
-      </w:pPr>
-      <w:r>
-        <w:rPr>
-          <w:rFonts w:hint="eastAsia"/>
-        </w:rPr>
-        <w:t>在完成公理建构、做功算子推导与千亿工业战场的判决性检验后，本卷旨在确立系统与复杂性科学在全域宇宙相空间中的跨域适用边界：</w:t>
-      </w:r>
-    </w:p>
-    <w:p>
-      <w:pPr>
-        <w:pStyle w:val="aa"/>
-      </w:pPr>
-      <w:r>
-        <w:rPr>
-          <w:rFonts w:hint="eastAsia"/>
-          <w:b/>
-          <w:bCs/>
-        </w:rPr>
-        <w:lastRenderedPageBreak/>
-        <w:t>【实证提炼与跨域判定逻辑声明】</w:t>
-      </w:r>
-      <w:r>
-        <w:rPr>
-          <w:rFonts w:hint="eastAsia"/>
-        </w:rPr>
-        <w:t>：</w:t>
-      </w:r>
     </w:p>
     <w:p>
       <w:pPr>
         <w:pStyle w:val="Compact"/>
         <w:numPr>
           <w:ilvl w:val="0"/>
-          <w:numId w:val="27"/>
+          <w:numId w:val="33"/>
         </w:numPr>
       </w:pPr>
       <w:r>
@@ -24395,137 +24421,13 @@
           <w:b/>
           <w:bCs/>
         </w:rPr>
-        <w:t>实证提炼的非定量泛化性</w:t>
-      </w:r>
-      <w:r>
-        <w:rPr>
-          <w:rFonts w:hint="eastAsia"/>
-        </w:rPr>
-        <w:t>：千亿级工业闭环实证所提炼并确立的，是开放复杂巨系统自洽运行的</w:t>
-      </w:r>
-      <w:r>
-        <w:rPr>
-          <w:rFonts w:hint="eastAsia"/>
-          <w:b/>
-          <w:bCs/>
-        </w:rPr>
-        <w:t>定性物理法则与控制论法理（即“定性八论”）</w:t>
-      </w:r>
-      <w:r>
-        <w:rPr>
-          <w:rFonts w:hint="eastAsia"/>
-        </w:rPr>
-        <w:t>。本体系并非试图为异构的跨领域客体直接提供统一的微观定量算法方案，因为具体的定量计算物理充要地依赖于五维模型</w:t>
-      </w:r>
-      <w:r>
-        <w:t xml:space="preserve"> </w:t>
-      </w:r>
-      <m:oMath>
-        <m:r>
-          <m:rPr>
-            <m:sty m:val="p"/>
-          </m:rPr>
-          <w:rPr>
-            <w:rFonts w:ascii="Cambria Math" w:hAnsi="Cambria Math"/>
-          </w:rPr>
-          <m:t>⟨</m:t>
-        </m:r>
-        <m:r>
-          <m:rPr>
-            <m:scr m:val="script"/>
-            <m:sty m:val="p"/>
-          </m:rPr>
-          <w:rPr>
-            <w:rFonts w:ascii="Cambria Math" w:hAnsi="Cambria Math"/>
-          </w:rPr>
-          <m:t>N</m:t>
-        </m:r>
-        <m:r>
-          <m:rPr>
-            <m:sty m:val="p"/>
-          </m:rPr>
-          <w:rPr>
-            <w:rFonts w:ascii="Cambria Math" w:hAnsi="Cambria Math"/>
-          </w:rPr>
-          <m:t>,</m:t>
-        </m:r>
-        <m:r>
-          <m:rPr>
-            <m:scr m:val="script"/>
-            <m:sty m:val="p"/>
-          </m:rPr>
-          <w:rPr>
-            <w:rFonts w:ascii="Cambria Math" w:hAnsi="Cambria Math"/>
-          </w:rPr>
-          <m:t>T</m:t>
-        </m:r>
-        <m:r>
-          <m:rPr>
-            <m:sty m:val="p"/>
-          </m:rPr>
-          <w:rPr>
-            <w:rFonts w:ascii="Cambria Math" w:hAnsi="Cambria Math"/>
-          </w:rPr>
-          <m:t>,</m:t>
-        </m:r>
-        <m:r>
-          <m:rPr>
-            <m:scr m:val="script"/>
-            <m:sty m:val="p"/>
-          </m:rPr>
-          <w:rPr>
-            <w:rFonts w:ascii="Cambria Math" w:hAnsi="Cambria Math"/>
-          </w:rPr>
-          <m:t>C</m:t>
-        </m:r>
-        <m:r>
-          <m:rPr>
-            <m:sty m:val="p"/>
-          </m:rPr>
-          <w:rPr>
-            <w:rFonts w:ascii="Cambria Math" w:hAnsi="Cambria Math"/>
-          </w:rPr>
-          <m:t>,</m:t>
-        </m:r>
-        <m:r>
-          <w:rPr>
-            <w:rFonts w:ascii="Cambria Math" w:hAnsi="Cambria Math"/>
-          </w:rPr>
-          <m:t>X</m:t>
-        </m:r>
-        <m:r>
-          <m:rPr>
-            <m:sty m:val="p"/>
-          </m:rPr>
-          <w:rPr>
-            <w:rFonts w:ascii="Cambria Math" w:hAnsi="Cambria Math"/>
-          </w:rPr>
-          <m:t>,Δ</m:t>
-        </m:r>
-        <m:r>
-          <w:rPr>
-            <w:rFonts w:ascii="Cambria Math" w:hAnsi="Cambria Math"/>
-          </w:rPr>
-          <m:t>X</m:t>
-        </m:r>
-        <m:r>
-          <m:rPr>
-            <m:sty m:val="p"/>
-          </m:rPr>
-          <w:rPr>
-            <w:rFonts w:ascii="Cambria Math" w:hAnsi="Cambria Math"/>
-          </w:rPr>
-          <m:t>⟩</m:t>
-        </m:r>
-      </m:oMath>
-      <w:r>
-        <w:t xml:space="preserve"> </w:t>
-      </w:r>
-      <w:r>
-        <w:rPr>
-          <w:rFonts w:hint="eastAsia"/>
-        </w:rPr>
-        <w:t>在该领域具体实体中的降维建模。</w:t>
+        <w:t>验死线三（无残差则停滞）</w:t>
+      </w:r>
+      <w:r>
+        <w:rPr>
+          <w:rFonts w:hint="eastAsia"/>
+        </w:rPr>
+        <w:t>：若切断实际执行与应然计划的残差反馈，系统在遭遇不可抗力外部相变时将坚守旧计划，陷入哥德尔不完备死锁，进化就此停滞；</w:t>
       </w:r>
     </w:p>
     <w:p>
@@ -24533,7 +24435,7 @@
         <w:pStyle w:val="Compact"/>
         <w:numPr>
           <w:ilvl w:val="0"/>
-          <w:numId w:val="28"/>
+          <w:numId w:val="33"/>
         </w:numPr>
       </w:pPr>
       <w:r>
@@ -24542,79 +24444,172 @@
           <w:b/>
           <w:bCs/>
         </w:rPr>
-        <w:t>跨域判定的“遵循</w:t>
-      </w:r>
-      <w:r>
-        <w:rPr>
-          <w:b/>
-          <w:bCs/>
-        </w:rPr>
-        <w:t xml:space="preserve"> / </w:t>
-      </w:r>
-      <w:r>
-        <w:rPr>
-          <w:rFonts w:hint="eastAsia"/>
-          <w:b/>
-          <w:bCs/>
-        </w:rPr>
-        <w:t>违反”逻辑</w:t>
-      </w:r>
-      <w:r>
-        <w:rPr>
-          <w:rFonts w:hint="eastAsia"/>
-        </w:rPr>
-        <w:t>：跨领域案例（如计算生物学</w:t>
-      </w:r>
-      <w:r>
-        <w:t xml:space="preserve"> AlphaFold </w:t>
-      </w:r>
-      <w:r>
-        <w:rPr>
-          <w:rFonts w:hint="eastAsia"/>
-        </w:rPr>
-        <w:t>2</w:t>
-      </w:r>
-      <w:r>
-        <w:rPr>
-          <w:rFonts w:hint="eastAsia"/>
-        </w:rPr>
-        <w:t>、现代宇宙学黑洞全息熵、宏观金融系统、硅基</w:t>
-      </w:r>
-      <w:r>
-        <w:t xml:space="preserve"> AGI </w:t>
-      </w:r>
-      <w:r>
-        <w:rPr>
-          <w:rFonts w:hint="eastAsia"/>
-        </w:rPr>
-        <w:t>等）的科学逻辑，在于</w:t>
-      </w:r>
-      <w:r>
-        <w:rPr>
-          <w:rFonts w:hint="eastAsia"/>
-          <w:b/>
-          <w:bCs/>
-        </w:rPr>
-        <w:t>检验具体系统在物理与控制论上遵循了“八论”中的哪些法理论述，或因违反</w:t>
-      </w:r>
-      <w:r>
-        <w:rPr>
-          <w:rFonts w:hint="eastAsia"/>
-          <w:b/>
-          <w:bCs/>
-        </w:rPr>
-        <w:t>/</w:t>
-      </w:r>
-      <w:r>
-        <w:rPr>
-          <w:rFonts w:hint="eastAsia"/>
-          <w:b/>
-          <w:bCs/>
-        </w:rPr>
-        <w:t>退化了哪些论述而触发了系统性崩溃</w:t>
-      </w:r>
-      <w:r>
-        <w:t>。</w:t>
+        <w:t>验死线四（无划界直达实然之虚妄）</w:t>
+      </w:r>
+      <w:r>
+        <w:rPr>
+          <w:rFonts w:hint="eastAsia"/>
+        </w:rPr>
+        <w:t>：任何试图绕过应然中介直接全量控制微观实然的还原论尝试，皆在</w:t>
+      </w:r>
+      <w:r>
+        <w:t xml:space="preserve"> </w:t>
+      </w:r>
+      <m:oMath>
+        <m:r>
+          <m:rPr>
+            <m:scr m:val="script"/>
+            <m:sty m:val="p"/>
+          </m:rPr>
+          <w:rPr>
+            <w:rFonts w:ascii="Cambria Math" w:hAnsi="Cambria Math"/>
+          </w:rPr>
+          <m:t>O</m:t>
+        </m:r>
+        <m:r>
+          <m:rPr>
+            <m:sty m:val="p"/>
+          </m:rPr>
+          <w:rPr>
+            <w:rFonts w:ascii="Cambria Math" w:hAnsi="Cambria Math"/>
+          </w:rPr>
+          <m:t>(</m:t>
+        </m:r>
+        <m:r>
+          <w:rPr>
+            <w:rFonts w:ascii="Cambria Math" w:hAnsi="Cambria Math"/>
+          </w:rPr>
+          <m:t>N</m:t>
+        </m:r>
+        <m:r>
+          <m:rPr>
+            <m:sty m:val="p"/>
+          </m:rPr>
+          <w:rPr>
+            <w:rFonts w:ascii="Cambria Math" w:hAnsi="Cambria Math"/>
+          </w:rPr>
+          <m:t>!)</m:t>
+        </m:r>
+      </m:oMath>
+      <w:r>
+        <w:t xml:space="preserve"> </w:t>
+      </w:r>
+      <w:r>
+        <w:rPr>
+          <w:rFonts w:hint="eastAsia"/>
+        </w:rPr>
+        <w:t>阶乘级组合爆炸面前彻底崩溃。</w:t>
+      </w:r>
+      <w:r>
+        <w:t xml:space="preserve"> </w:t>
+      </w:r>
+      <w:r>
+        <w:rPr>
+          <w:rFonts w:hint="eastAsia"/>
+          <w:b/>
+          <w:bCs/>
+        </w:rPr>
+        <w:t>判决结论：四条可证伪死线在物理战场全量立住，本体系之公理自洽且坚不可摧。</w:t>
+      </w:r>
+    </w:p>
+    <w:p>
+      <w:r>
+        <w:lastRenderedPageBreak/>
+        <w:pict w14:anchorId="68D299BA">
+          <v:rect id="_x0000_i1046" style="width:0;height:1.5pt" o:hralign="center" o:hrstd="t" o:hr="t"/>
+        </w:pict>
+      </w:r>
+    </w:p>
+    <w:p>
+      <w:pPr>
+        <w:pStyle w:val="1"/>
+      </w:pPr>
+      <w:bookmarkStart w:id="86" w:name="第五卷-跨域实证与终极演化"/>
+      <w:bookmarkEnd w:id="85"/>
+      <w:bookmarkEnd w:id="84"/>
+      <w:bookmarkEnd w:id="82"/>
+      <w:bookmarkEnd w:id="80"/>
+      <w:r>
+        <w:rPr>
+          <w:rFonts w:hint="eastAsia"/>
+        </w:rPr>
+        <w:t>第五卷</w:t>
+      </w:r>
+      <w:r>
+        <w:t xml:space="preserve"> </w:t>
+      </w:r>
+      <w:r>
+        <w:rPr>
+          <w:rFonts w:hint="eastAsia"/>
+        </w:rPr>
+        <w:t>跨域实证与终极演化</w:t>
+      </w:r>
+    </w:p>
+    <w:p>
+      <w:pPr>
+        <w:pStyle w:val="3"/>
+      </w:pPr>
+      <w:bookmarkStart w:id="87" w:name="开放复杂巨系统的跨域判定与公理继承"/>
+      <w:r>
+        <w:t xml:space="preserve">—— </w:t>
+      </w:r>
+      <w:r>
+        <w:rPr>
+          <w:rFonts w:hint="eastAsia"/>
+        </w:rPr>
+        <w:t>开放复杂巨系统的跨域判定与公理继承</w:t>
+      </w:r>
+    </w:p>
+    <w:p>
+      <w:pPr>
+        <w:pStyle w:val="2"/>
+      </w:pPr>
+      <w:bookmarkStart w:id="88" w:name="卷首语跨域判定标准定性八论-vs-定量五维"/>
+      <w:bookmarkEnd w:id="87"/>
+      <w:r>
+        <w:rPr>
+          <w:rFonts w:hint="eastAsia"/>
+        </w:rPr>
+        <w:t>卷首语：跨域判定标准（定性八论</w:t>
+      </w:r>
+      <w:r>
+        <w:t xml:space="preserve"> vs </w:t>
+      </w:r>
+      <w:r>
+        <w:rPr>
+          <w:rFonts w:hint="eastAsia"/>
+        </w:rPr>
+        <w:t>定量五维）</w:t>
+      </w:r>
+    </w:p>
+    <w:p>
+      <w:pPr>
+        <w:pStyle w:val="FirstParagraph"/>
+      </w:pPr>
+      <w:r>
+        <w:rPr>
+          <w:rFonts w:hint="eastAsia"/>
+        </w:rPr>
+        <w:t>在完成公理建构、做功算子推导与千亿工业战场的判决性检验后，本卷旨在确立系统与复杂性科学在全域宇宙相空间中的跨域适用边界：</w:t>
+      </w:r>
+    </w:p>
+    <w:p>
+      <w:pPr>
+        <w:pStyle w:val="aa"/>
+      </w:pPr>
+      <w:r>
+        <w:rPr>
+          <w:rFonts w:hint="eastAsia"/>
+          <w:b/>
+          <w:bCs/>
+        </w:rPr>
+        <w:t>【实证提炼与跨域判定逻辑声明】</w:t>
+      </w:r>
+      <w:r>
+        <w:rPr>
+          <w:rFonts w:hint="eastAsia"/>
+        </w:rPr>
+        <w:t>：</w:t>
       </w:r>
     </w:p>
     <w:p>
@@ -24622,29 +24617,146 @@
         <w:pStyle w:val="Compact"/>
         <w:numPr>
           <w:ilvl w:val="0"/>
-          <w:numId w:val="29"/>
+          <w:numId w:val="34"/>
         </w:numPr>
       </w:pPr>
       <w:r>
         <w:rPr>
           <w:rFonts w:hint="eastAsia"/>
-        </w:rPr>
-        <w:t>例如：</w:t>
-      </w:r>
-      <w:r>
-        <w:rPr>
-          <w:rFonts w:hint="eastAsia"/>
-        </w:rPr>
-        <w:t>AlphaFold</w:t>
-      </w:r>
-      <w:r>
-        <w:t xml:space="preserve"> 2 </w:t>
-      </w:r>
-      <w:r>
-        <w:rPr>
-          <w:rFonts w:hint="eastAsia"/>
-        </w:rPr>
-        <w:t>遵循了【论目的】（划界确立应然边界）与【论本质】（硅基算力代偿在相空间代数剪枝），因而成功求解构象；</w:t>
+          <w:b/>
+          <w:bCs/>
+        </w:rPr>
+        <w:t>实证提炼的非定量泛化性</w:t>
+      </w:r>
+      <w:r>
+        <w:rPr>
+          <w:rFonts w:hint="eastAsia"/>
+        </w:rPr>
+        <w:t>：千亿级工业闭环实证所提炼并确立的，是开放复杂巨系统自洽运行的</w:t>
+      </w:r>
+      <w:r>
+        <w:rPr>
+          <w:rFonts w:hint="eastAsia"/>
+          <w:b/>
+          <w:bCs/>
+        </w:rPr>
+        <w:t>定性物理法则与控制论法理（即“定性八论”）</w:t>
+      </w:r>
+      <w:r>
+        <w:rPr>
+          <w:rFonts w:hint="eastAsia"/>
+        </w:rPr>
+        <w:t>。本体系并非试图为异构的跨领域客体直接提供统一的微观定量算法方案，因为具体的定量计算物理充要地依赖于五维模型</w:t>
+      </w:r>
+      <w:r>
+        <w:t xml:space="preserve"> </w:t>
+      </w:r>
+      <m:oMath>
+        <m:r>
+          <m:rPr>
+            <m:sty m:val="p"/>
+          </m:rPr>
+          <w:rPr>
+            <w:rFonts w:ascii="Cambria Math" w:hAnsi="Cambria Math"/>
+          </w:rPr>
+          <m:t>⟨</m:t>
+        </m:r>
+        <m:r>
+          <m:rPr>
+            <m:scr m:val="script"/>
+            <m:sty m:val="p"/>
+          </m:rPr>
+          <w:rPr>
+            <w:rFonts w:ascii="Cambria Math" w:hAnsi="Cambria Math"/>
+          </w:rPr>
+          <m:t>N</m:t>
+        </m:r>
+        <m:r>
+          <m:rPr>
+            <m:sty m:val="p"/>
+          </m:rPr>
+          <w:rPr>
+            <w:rFonts w:ascii="Cambria Math" w:hAnsi="Cambria Math"/>
+          </w:rPr>
+          <m:t>,</m:t>
+        </m:r>
+        <m:r>
+          <m:rPr>
+            <m:scr m:val="script"/>
+            <m:sty m:val="p"/>
+          </m:rPr>
+          <w:rPr>
+            <w:rFonts w:ascii="Cambria Math" w:hAnsi="Cambria Math"/>
+          </w:rPr>
+          <m:t>T</m:t>
+        </m:r>
+        <m:r>
+          <m:rPr>
+            <m:sty m:val="p"/>
+          </m:rPr>
+          <w:rPr>
+            <w:rFonts w:ascii="Cambria Math" w:hAnsi="Cambria Math"/>
+          </w:rPr>
+          <m:t>,</m:t>
+        </m:r>
+        <m:r>
+          <m:rPr>
+            <m:scr m:val="script"/>
+            <m:sty m:val="p"/>
+          </m:rPr>
+          <w:rPr>
+            <w:rFonts w:ascii="Cambria Math" w:hAnsi="Cambria Math"/>
+          </w:rPr>
+          <m:t>C</m:t>
+        </m:r>
+        <m:r>
+          <m:rPr>
+            <m:sty m:val="p"/>
+          </m:rPr>
+          <w:rPr>
+            <w:rFonts w:ascii="Cambria Math" w:hAnsi="Cambria Math"/>
+          </w:rPr>
+          <m:t>,</m:t>
+        </m:r>
+        <m:r>
+          <w:rPr>
+            <w:rFonts w:ascii="Cambria Math" w:hAnsi="Cambria Math"/>
+          </w:rPr>
+          <m:t>X</m:t>
+        </m:r>
+        <m:r>
+          <m:rPr>
+            <m:sty m:val="p"/>
+          </m:rPr>
+          <w:rPr>
+            <w:rFonts w:ascii="Cambria Math" w:hAnsi="Cambria Math"/>
+          </w:rPr>
+          <m:t>,Δ</m:t>
+        </m:r>
+        <m:r>
+          <w:rPr>
+            <w:rFonts w:ascii="Cambria Math" w:hAnsi="Cambria Math"/>
+          </w:rPr>
+          <m:t>X</m:t>
+        </m:r>
+        <m:r>
+          <m:rPr>
+            <m:sty m:val="p"/>
+          </m:rPr>
+          <w:rPr>
+            <w:rFonts w:ascii="Cambria Math" w:hAnsi="Cambria Math"/>
+          </w:rPr>
+          <m:t>⟩</m:t>
+        </m:r>
+      </m:oMath>
+      <w:r>
+        <w:t xml:space="preserve"> </w:t>
+      </w:r>
+      <w:r>
+        <w:rPr>
+          <w:rFonts w:hint="eastAsia"/>
+        </w:rPr>
+        <w:t>在该领域具体实体中的降维建模。</w:t>
       </w:r>
     </w:p>
     <w:p>
@@ -24652,79 +24764,88 @@
         <w:pStyle w:val="Compact"/>
         <w:numPr>
           <w:ilvl w:val="0"/>
-          <w:numId w:val="30"/>
+          <w:numId w:val="35"/>
         </w:numPr>
       </w:pPr>
       <w:r>
         <w:rPr>
           <w:rFonts w:hint="eastAsia"/>
-        </w:rPr>
-        <w:t>金融危机与</w:t>
-      </w:r>
-      <w:r>
-        <w:t xml:space="preserve"> Goodhart </w:t>
-      </w:r>
-      <w:r>
-        <w:rPr>
-          <w:rFonts w:hint="eastAsia"/>
-        </w:rPr>
-        <w:t>崩溃源于违反了【论能力</w:t>
-      </w:r>
-      <w:r>
-        <w:rPr>
-          <w:rFonts w:hint="eastAsia"/>
+          <w:b/>
+          <w:bCs/>
+        </w:rPr>
+        <w:t>跨域判定的“遵循</w:t>
+      </w:r>
+      <w:r>
+        <w:rPr>
+          <w:b/>
+          <w:bCs/>
+        </w:rPr>
+        <w:t xml:space="preserve"> / </w:t>
+      </w:r>
+      <w:r>
+        <w:rPr>
+          <w:rFonts w:hint="eastAsia"/>
+          <w:b/>
+          <w:bCs/>
+        </w:rPr>
+        <w:t>违反”逻辑</w:t>
+      </w:r>
+      <w:r>
+        <w:rPr>
+          <w:rFonts w:hint="eastAsia"/>
+        </w:rPr>
+        <w:t>：跨领域案例（如计算生物学</w:t>
+      </w:r>
+      <w:r>
+        <w:t xml:space="preserve"> AlphaFold </w:t>
+      </w:r>
+      <w:r>
+        <w:rPr>
+          <w:rFonts w:hint="eastAsia"/>
+        </w:rPr>
+        <w:t>2</w:t>
+      </w:r>
+      <w:r>
+        <w:rPr>
+          <w:rFonts w:hint="eastAsia"/>
+        </w:rPr>
+        <w:t>、现代宇宙学黑洞全息熵、宏观金融系统、硅基</w:t>
+      </w:r>
+      <w:r>
+        <w:t xml:space="preserve"> AGI </w:t>
+      </w:r>
+      <w:r>
+        <w:rPr>
+          <w:rFonts w:hint="eastAsia"/>
+        </w:rPr>
+        <w:t>等）的科学逻辑，在于</w:t>
+      </w:r>
+      <w:r>
+        <w:rPr>
+          <w:rFonts w:hint="eastAsia"/>
+          <w:b/>
+          <w:bCs/>
+        </w:rPr>
+        <w:t>检验具体系统在物理与控制论上遵循了“八论”中的哪些法理论述，或因违反</w:t>
+      </w:r>
+      <w:r>
+        <w:rPr>
+          <w:rFonts w:hint="eastAsia"/>
+          <w:b/>
+          <w:bCs/>
         </w:rPr>
         <w:t>/</w:t>
       </w:r>
       <w:r>
         <w:rPr>
           <w:rFonts w:hint="eastAsia"/>
-        </w:rPr>
-        <w:t>机制】（指标套利引发控制域坍缩</w:t>
-      </w:r>
-      <w:r>
-        <w:t xml:space="preserve"> </w:t>
-      </w:r>
-      <m:oMath>
-        <m:r>
-          <m:rPr>
-            <m:sty m:val="p"/>
-          </m:rPr>
-          <w:rPr>
-            <w:rFonts w:ascii="Cambria Math" w:hAnsi="Cambria Math"/>
-          </w:rPr>
-          <m:t>dim(</m:t>
-        </m:r>
-        <m:r>
-          <w:rPr>
-            <w:rFonts w:ascii="Cambria Math" w:hAnsi="Cambria Math"/>
-          </w:rPr>
-          <m:t>C</m:t>
-        </m:r>
-        <m:r>
-          <m:rPr>
-            <m:sty m:val="p"/>
-          </m:rPr>
-          <w:rPr>
-            <w:rFonts w:ascii="Cambria Math" w:hAnsi="Cambria Math"/>
-          </w:rPr>
-          <m:t>)=</m:t>
-        </m:r>
-        <m:r>
-          <w:rPr>
-            <w:rFonts w:ascii="Cambria Math" w:hAnsi="Cambria Math"/>
-          </w:rPr>
-          <m:t>0</m:t>
-        </m:r>
-      </m:oMath>
-      <w:r>
-        <w:t xml:space="preserve"> </w:t>
-      </w:r>
-      <w:r>
-        <w:rPr>
-          <w:rFonts w:hint="eastAsia"/>
-        </w:rPr>
-        <w:t>且残差重尾发散）；</w:t>
+          <w:b/>
+          <w:bCs/>
+        </w:rPr>
+        <w:t>退化了哪些论述而触发了系统性崩溃</w:t>
+      </w:r>
+      <w:r>
+        <w:t>。</w:t>
       </w:r>
     </w:p>
     <w:p>
@@ -24732,7 +24853,117 @@
         <w:pStyle w:val="Compact"/>
         <w:numPr>
           <w:ilvl w:val="0"/>
-          <w:numId w:val="31"/>
+          <w:numId w:val="36"/>
+        </w:numPr>
+      </w:pPr>
+      <w:r>
+        <w:rPr>
+          <w:rFonts w:hint="eastAsia"/>
+        </w:rPr>
+        <w:t>例如：</w:t>
+      </w:r>
+      <w:r>
+        <w:rPr>
+          <w:rFonts w:hint="eastAsia"/>
+        </w:rPr>
+        <w:t>AlphaFold</w:t>
+      </w:r>
+      <w:r>
+        <w:t xml:space="preserve"> 2 </w:t>
+      </w:r>
+      <w:r>
+        <w:rPr>
+          <w:rFonts w:hint="eastAsia"/>
+        </w:rPr>
+        <w:t>遵循了【论目的】（划界确立应然边界）与【论本质】（硅基算力代偿在相空间代数剪枝），因而成功求解构象；</w:t>
+      </w:r>
+    </w:p>
+    <w:p>
+      <w:pPr>
+        <w:pStyle w:val="Compact"/>
+        <w:numPr>
+          <w:ilvl w:val="0"/>
+          <w:numId w:val="37"/>
+        </w:numPr>
+      </w:pPr>
+      <w:r>
+        <w:rPr>
+          <w:rFonts w:hint="eastAsia"/>
+        </w:rPr>
+        <w:t>金融危机与</w:t>
+      </w:r>
+      <w:r>
+        <w:t xml:space="preserve"> Goodhart </w:t>
+      </w:r>
+      <w:r>
+        <w:rPr>
+          <w:rFonts w:hint="eastAsia"/>
+        </w:rPr>
+        <w:t>崩溃源于违反了【论能力</w:t>
+      </w:r>
+      <w:r>
+        <w:rPr>
+          <w:rFonts w:hint="eastAsia"/>
+        </w:rPr>
+        <w:t>/</w:t>
+      </w:r>
+      <w:r>
+        <w:rPr>
+          <w:rFonts w:hint="eastAsia"/>
+        </w:rPr>
+        <w:t>机制】（指标套利引发控制域坍缩</w:t>
+      </w:r>
+      <w:r>
+        <w:t xml:space="preserve"> </w:t>
+      </w:r>
+      <m:oMath>
+        <m:r>
+          <m:rPr>
+            <m:sty m:val="p"/>
+          </m:rPr>
+          <w:rPr>
+            <w:rFonts w:ascii="Cambria Math" w:hAnsi="Cambria Math"/>
+          </w:rPr>
+          <m:t>dim(</m:t>
+        </m:r>
+        <m:r>
+          <w:rPr>
+            <w:rFonts w:ascii="Cambria Math" w:hAnsi="Cambria Math"/>
+          </w:rPr>
+          <m:t>C</m:t>
+        </m:r>
+        <m:r>
+          <m:rPr>
+            <m:sty m:val="p"/>
+          </m:rPr>
+          <w:rPr>
+            <w:rFonts w:ascii="Cambria Math" w:hAnsi="Cambria Math"/>
+          </w:rPr>
+          <m:t>)=</m:t>
+        </m:r>
+        <m:r>
+          <w:rPr>
+            <w:rFonts w:ascii="Cambria Math" w:hAnsi="Cambria Math"/>
+          </w:rPr>
+          <m:t>0</m:t>
+        </m:r>
+      </m:oMath>
+      <w:r>
+        <w:t xml:space="preserve"> </w:t>
+      </w:r>
+      <w:r>
+        <w:rPr>
+          <w:rFonts w:hint="eastAsia"/>
+        </w:rPr>
+        <w:t>且残差重尾发散）；</w:t>
+      </w:r>
+    </w:p>
+    <w:p>
+      <w:pPr>
+        <w:pStyle w:val="Compact"/>
+        <w:numPr>
+          <w:ilvl w:val="0"/>
+          <w:numId w:val="38"/>
         </w:numPr>
       </w:pPr>
       <w:r>
@@ -24889,7 +25120,7 @@
       <w:pPr>
         <w:numPr>
           <w:ilvl w:val="0"/>
-          <w:numId w:val="32"/>
+          <w:numId w:val="39"/>
         </w:numPr>
       </w:pPr>
       <w:r>
@@ -25020,7 +25251,7 @@
       <w:pPr>
         <w:numPr>
           <w:ilvl w:val="0"/>
-          <w:numId w:val="32"/>
+          <w:numId w:val="39"/>
         </w:numPr>
       </w:pPr>
       <w:r>
@@ -25153,7 +25384,8 @@
     </w:p>
     <w:p>
       <w:r>
-        <w:pict w14:anchorId="22436FEE">
+        <w:lastRenderedPageBreak/>
+        <w:pict w14:anchorId="726059B9">
           <v:rect id="_x0000_i1047" style="width:0;height:1.5pt" o:hralign="center" o:hrstd="t" o:hr="t"/>
         </w:pict>
       </w:r>
@@ -25162,8 +25394,8 @@
       <w:pPr>
         <w:pStyle w:val="2"/>
       </w:pPr>
-      <w:bookmarkStart w:id="93" w:name="第一章-跨域降维与公理化释义"/>
-      <w:bookmarkEnd w:id="92"/>
+      <w:bookmarkStart w:id="89" w:name="第一章-跨域降维与公理化释义"/>
+      <w:bookmarkEnd w:id="88"/>
       <w:r>
         <w:rPr>
           <w:rFonts w:hint="eastAsia"/>
@@ -25184,7 +25416,7 @@
       <w:pPr>
         <w:pStyle w:val="3"/>
       </w:pPr>
-      <w:bookmarkStart w:id="94" w:name="计算生物学alphafold-2-与-levinthal-悖论的物理学判决"/>
+      <w:bookmarkStart w:id="90" w:name="计算生物学alphafold-2-与-levinthal-悖论的物理学判决"/>
       <w:r>
         <w:t xml:space="preserve">1.1 </w:t>
       </w:r>
@@ -25288,7 +25520,7 @@
       <w:pPr>
         <w:numPr>
           <w:ilvl w:val="0"/>
-          <w:numId w:val="33"/>
+          <w:numId w:val="40"/>
         </w:numPr>
       </w:pPr>
       <w:r>
@@ -25322,7 +25554,7 @@
       <w:pPr>
         <w:numPr>
           <w:ilvl w:val="0"/>
-          <w:numId w:val="33"/>
+          <w:numId w:val="40"/>
         </w:numPr>
       </w:pPr>
       <w:r>
@@ -25331,7 +25563,6 @@
           <w:b/>
           <w:bCs/>
         </w:rPr>
-        <w:lastRenderedPageBreak/>
         <w:t>【定性八论与物理定律同构判定】</w:t>
       </w:r>
       <w:r>
@@ -25345,7 +25576,7 @@
       <w:pPr>
         <w:numPr>
           <w:ilvl w:val="1"/>
-          <w:numId w:val="34"/>
+          <w:numId w:val="41"/>
         </w:numPr>
       </w:pPr>
       <w:r>
@@ -25367,7 +25598,7 @@
       <w:pPr>
         <w:numPr>
           <w:ilvl w:val="1"/>
-          <w:numId w:val="34"/>
+          <w:numId w:val="41"/>
         </w:numPr>
       </w:pPr>
       <w:r>
@@ -25460,7 +25691,7 @@
       <w:pPr>
         <w:numPr>
           <w:ilvl w:val="0"/>
-          <w:numId w:val="33"/>
+          <w:numId w:val="40"/>
         </w:numPr>
       </w:pPr>
       <w:r>
@@ -25615,8 +25846,8 @@
       <w:pPr>
         <w:pStyle w:val="3"/>
       </w:pPr>
-      <w:bookmarkStart w:id="95" w:name="现代宇宙学黑洞熵全息原理与划界生序的终极同构"/>
-      <w:bookmarkEnd w:id="94"/>
+      <w:bookmarkStart w:id="91" w:name="现代宇宙学黑洞熵全息原理与划界生序的终极同构"/>
+      <w:bookmarkEnd w:id="90"/>
       <w:r>
         <w:t xml:space="preserve">1.2 </w:t>
       </w:r>
@@ -25831,7 +26062,7 @@
       <w:pPr>
         <w:numPr>
           <w:ilvl w:val="0"/>
-          <w:numId w:val="35"/>
+          <w:numId w:val="42"/>
         </w:numPr>
       </w:pPr>
       <w:r>
@@ -25890,7 +26121,7 @@
       <w:pPr>
         <w:numPr>
           <w:ilvl w:val="0"/>
-          <w:numId w:val="35"/>
+          <w:numId w:val="42"/>
         </w:numPr>
       </w:pPr>
       <w:r>
@@ -26010,7 +26241,7 @@
       <w:pPr>
         <w:numPr>
           <w:ilvl w:val="0"/>
-          <w:numId w:val="35"/>
+          <w:numId w:val="42"/>
         </w:numPr>
       </w:pPr>
       <w:r>
@@ -26055,7 +26286,7 @@
       <w:pPr>
         <w:numPr>
           <w:ilvl w:val="0"/>
-          <w:numId w:val="36"/>
+          <w:numId w:val="43"/>
         </w:numPr>
       </w:pPr>
       <w:r>
@@ -26064,6 +26295,7 @@
           <w:b/>
           <w:bCs/>
         </w:rPr>
+        <w:lastRenderedPageBreak/>
         <w:t>【定性八论与物理定律同构判定】</w:t>
       </w:r>
       <w:r>
@@ -26077,7 +26309,7 @@
       <w:pPr>
         <w:numPr>
           <w:ilvl w:val="1"/>
-          <w:numId w:val="37"/>
+          <w:numId w:val="44"/>
         </w:numPr>
       </w:pPr>
       <w:r>
@@ -26138,7 +26370,7 @@
       <w:pPr>
         <w:numPr>
           <w:ilvl w:val="1"/>
-          <w:numId w:val="37"/>
+          <w:numId w:val="44"/>
         </w:numPr>
       </w:pPr>
       <w:r>
@@ -26198,10 +26430,9 @@
       <w:pPr>
         <w:pStyle w:val="3"/>
       </w:pPr>
-      <w:bookmarkStart w:id="96" w:name="宏观金融系统goodhart-崩溃与金融危机的物理剪裁"/>
-      <w:bookmarkEnd w:id="95"/>
-      <w:r>
-        <w:lastRenderedPageBreak/>
+      <w:bookmarkStart w:id="92" w:name="宏观金融系统goodhart-崩溃与金融危机的物理剪裁"/>
+      <w:bookmarkEnd w:id="91"/>
+      <w:r>
         <w:t xml:space="preserve">1.3 </w:t>
       </w:r>
       <w:r>
@@ -26362,7 +26593,7 @@
       <w:pPr>
         <w:numPr>
           <w:ilvl w:val="0"/>
-          <w:numId w:val="38"/>
+          <w:numId w:val="45"/>
         </w:numPr>
       </w:pPr>
       <w:r>
@@ -26384,7 +26615,7 @@
       <w:pPr>
         <w:numPr>
           <w:ilvl w:val="1"/>
-          <w:numId w:val="39"/>
+          <w:numId w:val="46"/>
         </w:numPr>
       </w:pPr>
       <w:r>
@@ -26489,24 +26720,15 @@
             </m:ctrlPr>
           </m:sSubPr>
           <m:e>
-            <m:acc>
-              <m:accPr>
-                <m:chr m:val="⃗"/>
-                <m:ctrlPr>
-                  <w:rPr>
-                    <w:rFonts w:ascii="Cambria Math" w:hAnsi="Cambria Math"/>
-                  </w:rPr>
-                </m:ctrlPr>
-              </m:accPr>
-              <m:e>
-                <m:r>
-                  <w:rPr>
-                    <w:rFonts w:ascii="Cambria Math" w:hAnsi="Cambria Math"/>
-                  </w:rPr>
-                  <m:t>v</m:t>
-                </m:r>
-              </m:e>
-            </m:acc>
+            <m:r>
+              <m:rPr>
+                <m:sty m:val="bi"/>
+              </m:rPr>
+              <w:rPr>
+                <w:rFonts w:ascii="Cambria Math" w:hAnsi="Cambria Math"/>
+              </w:rPr>
+              <m:t>v</m:t>
+            </m:r>
           </m:e>
           <m:sub>
             <m:r>
@@ -26544,7 +26766,7 @@
       <w:pPr>
         <w:numPr>
           <w:ilvl w:val="1"/>
-          <w:numId w:val="39"/>
+          <w:numId w:val="46"/>
         </w:numPr>
       </w:pPr>
       <w:r>
@@ -26666,7 +26888,7 @@
     </w:p>
     <w:p>
       <w:r>
-        <w:pict w14:anchorId="1029C70B">
+        <w:pict w14:anchorId="755EF049">
           <v:rect id="_x0000_i1048" style="width:0;height:1.5pt" o:hralign="center" o:hrstd="t" o:hr="t"/>
         </w:pict>
       </w:r>
@@ -26675,9 +26897,9 @@
       <w:pPr>
         <w:pStyle w:val="2"/>
       </w:pPr>
-      <w:bookmarkStart w:id="97" w:name="第二章-硅基演化二阶自省算符-mathbfphi-与-agi-人在环外治理"/>
-      <w:bookmarkEnd w:id="96"/>
-      <w:bookmarkEnd w:id="93"/>
+      <w:bookmarkStart w:id="93" w:name="第二章-硅基演化元认知修宪算子-phi-与-agi-人在环外治理"/>
+      <w:bookmarkEnd w:id="92"/>
+      <w:bookmarkEnd w:id="89"/>
       <w:r>
         <w:rPr>
           <w:rFonts w:hint="eastAsia"/>
@@ -26691,7 +26913,7 @@
         <w:rPr>
           <w:rFonts w:hint="eastAsia"/>
         </w:rPr>
-        <w:t>硅基演化：二阶自省算符</w:t>
+        <w:t>硅基演化：元认知修宪算子</w:t>
       </w:r>
       <w:r>
         <w:t xml:space="preserve"> </w:t>
@@ -26730,7 +26952,7 @@
       <w:pPr>
         <w:pStyle w:val="3"/>
       </w:pPr>
-      <w:bookmarkStart w:id="98" w:name="二阶自省算符-mathbfphi-与-agi-范式重写"/>
+      <w:bookmarkStart w:id="94" w:name="元认知修宪算子-phi-与-agi-范式重写"/>
       <w:r>
         <w:t xml:space="preserve">2.1 </w:t>
       </w:r>
@@ -26738,7 +26960,7 @@
         <w:rPr>
           <w:rFonts w:hint="eastAsia"/>
         </w:rPr>
-        <w:t>二阶自省算符</w:t>
+        <w:t>元认知修宪算子</w:t>
       </w:r>
       <w:r>
         <w:t xml:space="preserve"> </w:t>
@@ -26904,7 +27126,7 @@
       <w:pPr>
         <w:numPr>
           <w:ilvl w:val="0"/>
-          <w:numId w:val="40"/>
+          <w:numId w:val="47"/>
         </w:numPr>
       </w:pPr>
       <w:r>
@@ -27034,7 +27256,7 @@
       <w:pPr>
         <w:numPr>
           <w:ilvl w:val="0"/>
-          <w:numId w:val="40"/>
+          <w:numId w:val="47"/>
         </w:numPr>
       </w:pPr>
       <w:r>
@@ -27043,19 +27265,19 @@
           <w:b/>
           <w:bCs/>
         </w:rPr>
-        <w:t>二阶自省算符</w:t>
-      </w:r>
-      <w:r>
-        <w:rPr>
-          <w:b/>
-          <w:bCs/>
-        </w:rPr>
-        <w:t xml:space="preserve"> </w:t>
-      </w:r>
-      <m:oMath>
-        <m:r>
-          <m:rPr>
-            <m:sty m:val="b"/>
+        <w:t>元认知修宪算子</w:t>
+      </w:r>
+      <w:r>
+        <w:rPr>
+          <w:b/>
+          <w:bCs/>
+        </w:rPr>
+        <w:t xml:space="preserve"> </w:t>
+      </w:r>
+      <m:oMath>
+        <m:r>
+          <m:rPr>
+            <m:sty m:val="p"/>
           </m:rPr>
           <w:rPr>
             <w:rFonts w:ascii="Cambria Math" w:hAnsi="Cambria Math"/>
@@ -27082,7 +27304,7 @@
         <w:rPr>
           <w:rFonts w:hint="eastAsia"/>
         </w:rPr>
-        <w:t>：当残差超越触发阈值，系统必须激活二阶自省算符</w:t>
+        <w:t>：当残差超越触发阈值，系统必须激活元认知修宪算子</w:t>
       </w:r>
       <w:r>
         <w:t xml:space="preserve"> </w:t>
@@ -27232,7 +27454,7 @@
       <w:pPr>
         <w:numPr>
           <w:ilvl w:val="0"/>
-          <w:numId w:val="40"/>
+          <w:numId w:val="47"/>
         </w:numPr>
       </w:pPr>
       <w:r>
@@ -27377,7 +27599,7 @@
       <w:pPr>
         <w:numPr>
           <w:ilvl w:val="0"/>
-          <w:numId w:val="41"/>
+          <w:numId w:val="48"/>
         </w:numPr>
       </w:pPr>
       <w:r>
@@ -27386,6 +27608,7 @@
           <w:b/>
           <w:bCs/>
         </w:rPr>
+        <w:lastRenderedPageBreak/>
         <w:t>【定性八论与物理定律同构判定】</w:t>
       </w:r>
       <w:r>
@@ -27399,7 +27622,7 @@
       <w:pPr>
         <w:numPr>
           <w:ilvl w:val="1"/>
-          <w:numId w:val="42"/>
+          <w:numId w:val="49"/>
         </w:numPr>
       </w:pPr>
       <w:r>
@@ -27532,7 +27755,7 @@
       <w:pPr>
         <w:numPr>
           <w:ilvl w:val="1"/>
-          <w:numId w:val="42"/>
+          <w:numId w:val="49"/>
         </w:numPr>
       </w:pPr>
       <w:r>
@@ -27541,14 +27764,13 @@
           <w:b/>
           <w:bCs/>
         </w:rPr>
-        <w:lastRenderedPageBreak/>
         <w:t>解死锁算子</w:t>
       </w:r>
       <w:r>
         <w:rPr>
           <w:rFonts w:hint="eastAsia"/>
         </w:rPr>
-        <w:t>：激活二阶自省修宪算子</w:t>
+        <w:t>：激活元认知修宪算子</w:t>
       </w:r>
       <w:r>
         <w:t xml:space="preserve"> </w:t>
@@ -27672,7 +27894,7 @@
     </w:p>
     <w:p>
       <w:r>
-        <w:pict w14:anchorId="2DC5B2B6">
+        <w:pict w14:anchorId="563517E1">
           <v:rect id="_x0000_i1049" style="width:0;height:1.5pt" o:hralign="center" o:hrstd="t" o:hr="t"/>
         </w:pict>
       </w:r>
@@ -27681,9 +27903,9 @@
       <w:pPr>
         <w:pStyle w:val="2"/>
       </w:pPr>
-      <w:bookmarkStart w:id="99" w:name="第三章-全景先贤与现代科学终极同构众星归位"/>
-      <w:bookmarkEnd w:id="98"/>
-      <w:bookmarkEnd w:id="97"/>
+      <w:bookmarkStart w:id="95" w:name="第三章-全景先贤与现代科学终极同构众星归位"/>
+      <w:bookmarkEnd w:id="94"/>
+      <w:bookmarkEnd w:id="93"/>
       <w:r>
         <w:rPr>
           <w:rFonts w:hint="eastAsia"/>
@@ -27734,7 +27956,7 @@
       <w:pPr>
         <w:pStyle w:val="3"/>
       </w:pPr>
-      <w:bookmarkStart w:id="100" w:name="现代物理学与量子测量惠勒与薛定谔"/>
+      <w:bookmarkStart w:id="96" w:name="现代物理学与量子测量惠勒与薛定谔"/>
       <w:r>
         <w:t xml:space="preserve">3.1 </w:t>
       </w:r>
@@ -27749,7 +27971,7 @@
       <w:pPr>
         <w:numPr>
           <w:ilvl w:val="0"/>
-          <w:numId w:val="43"/>
+          <w:numId w:val="50"/>
         </w:numPr>
       </w:pPr>
       <w:r>
@@ -27843,7 +28065,7 @@
       <w:pPr>
         <w:numPr>
           <w:ilvl w:val="0"/>
-          <w:numId w:val="43"/>
+          <w:numId w:val="50"/>
         </w:numPr>
       </w:pPr>
       <w:r>
@@ -27896,8 +28118,8 @@
       <w:pPr>
         <w:pStyle w:val="3"/>
       </w:pPr>
-      <w:bookmarkStart w:id="101" w:name="经典变分原理与信息论费马欧拉变分与香农"/>
-      <w:bookmarkEnd w:id="100"/>
+      <w:bookmarkStart w:id="97" w:name="经典变分原理与信息论费马欧拉哈密顿与香农"/>
+      <w:bookmarkEnd w:id="96"/>
       <w:r>
         <w:t xml:space="preserve">3.2 </w:t>
       </w:r>
@@ -27905,14 +28127,14 @@
         <w:rPr>
           <w:rFonts w:hint="eastAsia"/>
         </w:rPr>
-        <w:t>经典变分原理与信息论：费马、欧拉、变分与香农</w:t>
+        <w:t>经典变分原理与信息论：费马、欧拉、哈密顿与香农</w:t>
       </w:r>
     </w:p>
     <w:p>
       <w:pPr>
         <w:numPr>
           <w:ilvl w:val="0"/>
-          <w:numId w:val="44"/>
+          <w:numId w:val="51"/>
         </w:numPr>
       </w:pPr>
       <w:r>
@@ -28066,6 +28288,10 @@
           </m:sSubPr>
           <m:e>
             <m:r>
+              <m:rPr>
+                <m:scr m:val="script"/>
+                <m:sty m:val="p"/>
+              </m:rPr>
               <w:rPr>
                 <w:rFonts w:ascii="Cambria Math" w:hAnsi="Cambria Math"/>
               </w:rPr>
@@ -28102,7 +28328,7 @@
       <w:pPr>
         <w:numPr>
           <w:ilvl w:val="0"/>
-          <w:numId w:val="44"/>
+          <w:numId w:val="51"/>
         </w:numPr>
       </w:pPr>
       <w:r>
@@ -28156,7 +28382,7 @@
       <m:oMath>
         <m:r>
           <m:rPr>
-            <m:sty m:val="b"/>
+            <m:sty m:val="p"/>
           </m:rPr>
           <w:rPr>
             <w:rFonts w:ascii="Cambria Math" w:hAnsi="Cambria Math"/>
@@ -28290,9 +28516,10 @@
       <w:pPr>
         <w:pStyle w:val="3"/>
       </w:pPr>
-      <w:bookmarkStart w:id="102" w:name="控制论与复杂性科学维纳阿什比与钱学森"/>
-      <w:bookmarkEnd w:id="101"/>
-      <w:r>
+      <w:bookmarkStart w:id="98" w:name="控制论与复杂性科学维纳阿什比与钱学森"/>
+      <w:bookmarkEnd w:id="97"/>
+      <w:r>
+        <w:lastRenderedPageBreak/>
         <w:t xml:space="preserve">3.3 </w:t>
       </w:r>
       <w:r>
@@ -28306,7 +28533,7 @@
       <w:pPr>
         <w:numPr>
           <w:ilvl w:val="0"/>
-          <w:numId w:val="45"/>
+          <w:numId w:val="52"/>
         </w:numPr>
       </w:pPr>
       <w:r>
@@ -28382,7 +28609,7 @@
       <w:pPr>
         <w:numPr>
           <w:ilvl w:val="0"/>
-          <w:numId w:val="45"/>
+          <w:numId w:val="52"/>
         </w:numPr>
       </w:pPr>
       <w:r>
@@ -28480,7 +28707,7 @@
       <w:pPr>
         <w:numPr>
           <w:ilvl w:val="0"/>
-          <w:numId w:val="45"/>
+          <w:numId w:val="52"/>
         </w:numPr>
       </w:pPr>
       <w:r>
@@ -28489,14 +28716,13 @@
           <w:b/>
           <w:bCs/>
         </w:rPr>
-        <w:lastRenderedPageBreak/>
         <w:t>钱学森之“开放复杂巨系统”与“综合集成法”</w:t>
       </w:r>
       <w:r>
         <w:rPr>
           <w:rFonts w:hint="eastAsia"/>
         </w:rPr>
-        <w:t>：钱老划定了简单系统到开放复杂巨系统的全景拓扑，提出的“人机结合、以人为主”总体设计部思想，形式化表达为人类二阶自省算符</w:t>
+        <w:t>：钱老划定了简单系统到开放复杂巨系统的全景拓扑，提出的“人机结合、以人为主”总体设计部思想，形式化表达为人类元认知修宪算子</w:t>
       </w:r>
       <w:r>
         <w:t xml:space="preserve"> </w:t>
@@ -28662,8 +28888,8 @@
       <w:pPr>
         <w:pStyle w:val="3"/>
       </w:pPr>
-      <w:bookmarkStart w:id="103" w:name="泛系理论与行为智能吴学谋与操龙兵"/>
-      <w:bookmarkEnd w:id="102"/>
+      <w:bookmarkStart w:id="99" w:name="泛系理论与行为智能吴学谋与操龙兵"/>
+      <w:bookmarkEnd w:id="98"/>
       <w:r>
         <w:t xml:space="preserve">3.4 </w:t>
       </w:r>
@@ -28678,7 +28904,7 @@
       <w:pPr>
         <w:numPr>
           <w:ilvl w:val="0"/>
-          <w:numId w:val="46"/>
+          <w:numId w:val="53"/>
         </w:numPr>
       </w:pPr>
       <w:r>
@@ -28754,7 +28980,7 @@
       <w:pPr>
         <w:numPr>
           <w:ilvl w:val="0"/>
-          <w:numId w:val="46"/>
+          <w:numId w:val="53"/>
         </w:numPr>
       </w:pPr>
       <w:r>
@@ -28993,8 +29219,8 @@
       <w:pPr>
         <w:pStyle w:val="3"/>
       </w:pPr>
-      <w:bookmarkStart w:id="104" w:name="全景先贤同构星图"/>
-      <w:bookmarkEnd w:id="103"/>
+      <w:bookmarkStart w:id="100" w:name="全景先贤同构星图"/>
+      <w:bookmarkEnd w:id="99"/>
       <w:r>
         <w:t xml:space="preserve">3.5 </w:t>
       </w:r>
@@ -29132,251 +29358,6 @@
               <w:rPr>
                 <w:rFonts w:hint="eastAsia"/>
               </w:rPr>
-              <w:t>老子</w:t>
-            </w:r>
-            <w:r>
-              <w:t xml:space="preserve"> / </w:t>
-            </w:r>
-            <w:r>
-              <w:rPr>
-                <w:rFonts w:hint="eastAsia"/>
-              </w:rPr>
-              <w:t>庄子</w:t>
-            </w:r>
-          </w:p>
-        </w:tc>
-        <w:tc>
-          <w:tcPr>
-            <w:tcW w:w="1980" w:type="dxa"/>
-          </w:tcPr>
-          <w:p>
-            <w:pPr>
-              <w:pStyle w:val="Compact"/>
-            </w:pPr>
-            <w:r>
-              <w:rPr>
-                <w:rFonts w:hint="eastAsia"/>
-              </w:rPr>
-              <w:t>无名有名</w:t>
-            </w:r>
-          </w:p>
-        </w:tc>
-        <w:tc>
-          <w:tcPr>
-            <w:tcW w:w="1980" w:type="dxa"/>
-          </w:tcPr>
-          <w:p>
-            <w:pPr>
-              <w:pStyle w:val="Compact"/>
-            </w:pPr>
-            <w:r>
-              <w:rPr>
-                <w:rFonts w:hint="eastAsia"/>
-              </w:rPr>
-              <w:t>无序</w:t>
-            </w:r>
-            <w:r>
-              <w:t xml:space="preserve"> </w:t>
-            </w:r>
-            <m:oMath>
-              <m:r>
-                <m:rPr>
-                  <m:sty m:val="p"/>
-                </m:rPr>
-                <w:rPr>
-                  <w:rFonts w:ascii="Cambria Math" w:hAnsi="Cambria Math"/>
-                </w:rPr>
-                <m:t>→</m:t>
-              </m:r>
-            </m:oMath>
-            <w:r>
-              <w:t xml:space="preserve"> </w:t>
-            </w:r>
-            <w:r>
-              <w:rPr>
-                <w:rFonts w:hint="eastAsia"/>
-              </w:rPr>
-              <w:t>分界</w:t>
-            </w:r>
-          </w:p>
-        </w:tc>
-        <w:tc>
-          <w:tcPr>
-            <w:tcW w:w="1980" w:type="dxa"/>
-          </w:tcPr>
-          <w:p>
-            <w:pPr>
-              <w:pStyle w:val="Compact"/>
-            </w:pPr>
-            <w:r>
-              <w:rPr>
-                <w:rFonts w:hint="eastAsia"/>
-              </w:rPr>
-              <w:t>第一卷第五章</w:t>
-            </w:r>
-          </w:p>
-        </w:tc>
-      </w:tr>
-      <w:tr>
-        <w:tc>
-          <w:tcPr>
-            <w:tcW w:w="1980" w:type="dxa"/>
-          </w:tcPr>
-          <w:p>
-            <w:pPr>
-              <w:pStyle w:val="Compact"/>
-            </w:pPr>
-            <w:r>
-              <w:rPr>
-                <w:rFonts w:hint="eastAsia"/>
-              </w:rPr>
-              <w:t>佛家</w:t>
-            </w:r>
-          </w:p>
-        </w:tc>
-        <w:tc>
-          <w:tcPr>
-            <w:tcW w:w="1980" w:type="dxa"/>
-          </w:tcPr>
-          <w:p>
-            <w:pPr>
-              <w:pStyle w:val="Compact"/>
-            </w:pPr>
-            <w:r>
-              <w:rPr>
-                <w:rFonts w:hint="eastAsia"/>
-              </w:rPr>
-              <w:t>万法唯识</w:t>
-            </w:r>
-          </w:p>
-        </w:tc>
-        <w:tc>
-          <w:tcPr>
-            <w:tcW w:w="1980" w:type="dxa"/>
-          </w:tcPr>
-          <w:p>
-            <w:pPr>
-              <w:pStyle w:val="Compact"/>
-            </w:pPr>
-            <w:r>
-              <w:rPr>
-                <w:rFonts w:hint="eastAsia"/>
-              </w:rPr>
-              <w:t>观察者涌现律（公理</w:t>
-            </w:r>
-            <w:r>
-              <w:t xml:space="preserve"> </w:t>
-            </w:r>
-            <w:r>
-              <w:rPr>
-                <w:rFonts w:hint="eastAsia"/>
-              </w:rPr>
-              <w:t>0</w:t>
-            </w:r>
-            <w:r>
-              <w:rPr>
-                <w:rFonts w:hint="eastAsia"/>
-              </w:rPr>
-              <w:t>）</w:t>
-            </w:r>
-          </w:p>
-        </w:tc>
-        <w:tc>
-          <w:tcPr>
-            <w:tcW w:w="1980" w:type="dxa"/>
-          </w:tcPr>
-          <w:p>
-            <w:pPr>
-              <w:pStyle w:val="Compact"/>
-            </w:pPr>
-            <w:r>
-              <w:rPr>
-                <w:rFonts w:hint="eastAsia"/>
-              </w:rPr>
-              <w:t>第一卷第五章</w:t>
-            </w:r>
-          </w:p>
-        </w:tc>
-      </w:tr>
-      <w:tr>
-        <w:tc>
-          <w:tcPr>
-            <w:tcW w:w="1980" w:type="dxa"/>
-          </w:tcPr>
-          <w:p>
-            <w:pPr>
-              <w:pStyle w:val="Compact"/>
-            </w:pPr>
-            <w:r>
-              <w:rPr>
-                <w:rFonts w:hint="eastAsia"/>
-              </w:rPr>
-              <w:t>王阳明</w:t>
-            </w:r>
-          </w:p>
-        </w:tc>
-        <w:tc>
-          <w:tcPr>
-            <w:tcW w:w="1980" w:type="dxa"/>
-          </w:tcPr>
-          <w:p>
-            <w:pPr>
-              <w:pStyle w:val="Compact"/>
-            </w:pPr>
-            <w:r>
-              <w:rPr>
-                <w:rFonts w:hint="eastAsia"/>
-              </w:rPr>
-              <w:t>心外无物</w:t>
-            </w:r>
-          </w:p>
-        </w:tc>
-        <w:tc>
-          <w:tcPr>
-            <w:tcW w:w="1980" w:type="dxa"/>
-          </w:tcPr>
-          <w:p>
-            <w:pPr>
-              <w:pStyle w:val="Compact"/>
-            </w:pPr>
-            <w:r>
-              <w:rPr>
-                <w:rFonts w:hint="eastAsia"/>
-              </w:rPr>
-              <w:t>划界确权</w:t>
-            </w:r>
-          </w:p>
-        </w:tc>
-        <w:tc>
-          <w:tcPr>
-            <w:tcW w:w="1980" w:type="dxa"/>
-          </w:tcPr>
-          <w:p>
-            <w:pPr>
-              <w:pStyle w:val="Compact"/>
-            </w:pPr>
-            <w:r>
-              <w:rPr>
-                <w:rFonts w:hint="eastAsia"/>
-              </w:rPr>
-              <w:t>第一卷第五章</w:t>
-            </w:r>
-          </w:p>
-        </w:tc>
-      </w:tr>
-      <w:tr>
-        <w:tc>
-          <w:tcPr>
-            <w:tcW w:w="1980" w:type="dxa"/>
-          </w:tcPr>
-          <w:p>
-            <w:pPr>
-              <w:pStyle w:val="Compact"/>
-            </w:pPr>
-            <w:r>
-              <w:rPr>
-                <w:rFonts w:hint="eastAsia"/>
-              </w:rPr>
               <w:t>康德</w:t>
             </w:r>
           </w:p>
@@ -29417,7 +29398,7 @@
             <m:oMath>
               <m:r>
                 <m:rPr>
-                  <m:sty m:val="b"/>
+                  <m:sty m:val="p"/>
                 </m:rPr>
                 <w:rPr>
                   <w:rFonts w:ascii="Cambria Math" w:hAnsi="Cambria Math"/>
@@ -29457,84 +29438,6 @@
               <w:rPr>
                 <w:rFonts w:hint="eastAsia"/>
               </w:rPr>
-              <w:t>约翰福音</w:t>
-            </w:r>
-            <w:r>
-              <w:t xml:space="preserve"> / </w:t>
-            </w:r>
-            <w:r>
-              <w:rPr>
-                <w:rFonts w:hint="eastAsia"/>
-              </w:rPr>
-              <w:t>基督教神学</w:t>
-            </w:r>
-          </w:p>
-        </w:tc>
-        <w:tc>
-          <w:tcPr>
-            <w:tcW w:w="1980" w:type="dxa"/>
-          </w:tcPr>
-          <w:p>
-            <w:pPr>
-              <w:pStyle w:val="Compact"/>
-            </w:pPr>
-            <w:r>
-              <w:rPr>
-                <w:rFonts w:hint="eastAsia"/>
-              </w:rPr>
-              <w:t>太初有道</w:t>
-            </w:r>
-          </w:p>
-        </w:tc>
-        <w:tc>
-          <w:tcPr>
-            <w:tcW w:w="1980" w:type="dxa"/>
-          </w:tcPr>
-          <w:p>
-            <w:pPr>
-              <w:pStyle w:val="Compact"/>
-            </w:pPr>
-            <w:r>
-              <w:t xml:space="preserve">Logos </w:t>
-            </w:r>
-            <w:r>
-              <w:rPr>
-                <w:rFonts w:hint="eastAsia"/>
-              </w:rPr>
-              <w:t>与形式化公理</w:t>
-            </w:r>
-          </w:p>
-        </w:tc>
-        <w:tc>
-          <w:tcPr>
-            <w:tcW w:w="1980" w:type="dxa"/>
-          </w:tcPr>
-          <w:p>
-            <w:pPr>
-              <w:pStyle w:val="Compact"/>
-            </w:pPr>
-            <w:r>
-              <w:rPr>
-                <w:rFonts w:hint="eastAsia"/>
-              </w:rPr>
-              <w:t>第一卷第五章</w:t>
-            </w:r>
-          </w:p>
-        </w:tc>
-      </w:tr>
-      <w:tr>
-        <w:tc>
-          <w:tcPr>
-            <w:tcW w:w="1980" w:type="dxa"/>
-          </w:tcPr>
-          <w:p>
-            <w:pPr>
-              <w:pStyle w:val="Compact"/>
-            </w:pPr>
-            <w:r>
-              <w:rPr>
-                <w:rFonts w:hint="eastAsia"/>
-              </w:rPr>
               <w:t>斯宾塞</w:t>
             </w:r>
             <w:r>
@@ -29656,7 +29559,7 @@
             <m:oMath>
               <m:r>
                 <m:rPr>
-                  <m:sty m:val="b"/>
+                  <m:sty m:val="p"/>
                 </m:rPr>
                 <w:rPr>
                   <w:rFonts w:ascii="Cambria Math" w:hAnsi="Cambria Math"/>
@@ -29771,7 +29674,6 @@
               <w:rPr>
                 <w:rFonts w:hint="eastAsia"/>
               </w:rPr>
-              <w:lastRenderedPageBreak/>
               <w:t>惠勒</w:t>
             </w:r>
           </w:p>
@@ -29804,7 +29706,14 @@
               <w:rPr>
                 <w:rFonts w:hint="eastAsia"/>
               </w:rPr>
-              <w:t>观察者涌现律（公理</w:t>
+              <w:t>观察者涌现律（公</w:t>
+            </w:r>
+            <w:r>
+              <w:rPr>
+                <w:rFonts w:hint="eastAsia"/>
+              </w:rPr>
+              <w:lastRenderedPageBreak/>
+              <w:t>理</w:t>
             </w:r>
             <w:r>
               <w:t xml:space="preserve"> </w:t>
@@ -29835,6 +29744,7 @@
               <w:rPr>
                 <w:rFonts w:hint="eastAsia"/>
               </w:rPr>
+              <w:lastRenderedPageBreak/>
               <w:t>第五卷第三章</w:t>
             </w:r>
           </w:p>
@@ -30043,7 +29953,7 @@
             <m:oMath>
               <m:r>
                 <m:rPr>
-                  <m:sty m:val="b"/>
+                  <m:sty m:val="p"/>
                 </m:rPr>
                 <w:rPr>
                   <w:rFonts w:ascii="Cambria Math" w:hAnsi="Cambria Math"/>
@@ -30123,7 +30033,7 @@
             <m:oMath>
               <m:r>
                 <m:rPr>
-                  <m:sty m:val="b"/>
+                  <m:sty m:val="p"/>
                 </m:rPr>
                 <w:rPr>
                   <w:rFonts w:ascii="Cambria Math" w:hAnsi="Cambria Math"/>
@@ -30212,7 +30122,7 @@
                 <m:e>
                   <m:r>
                     <m:rPr>
-                      <m:sty m:val="b"/>
+                      <m:sty m:val="p"/>
                     </m:rPr>
                     <w:rPr>
                       <w:rFonts w:ascii="Cambria Math" w:hAnsi="Cambria Math"/>
@@ -30305,7 +30215,7 @@
                 <m:e>
                   <m:r>
                     <m:rPr>
-                      <m:sty m:val="b"/>
+                      <m:sty m:val="p"/>
                     </m:rPr>
                     <w:rPr>
                       <w:rFonts w:ascii="Cambria Math" w:hAnsi="Cambria Math"/>
@@ -30436,7 +30346,7 @@
             <m:oMath>
               <m:r>
                 <m:rPr>
-                  <m:sty m:val="b"/>
+                  <m:sty m:val="p"/>
                 </m:rPr>
                 <w:rPr>
                   <w:rFonts w:ascii="Cambria Math" w:hAnsi="Cambria Math"/>
@@ -30549,7 +30459,7 @@
     </w:tbl>
     <w:p>
       <w:r>
-        <w:pict w14:anchorId="1465AF0F">
+        <w:pict w14:anchorId="4DE1FA37">
           <v:rect id="_x0000_i1050" style="width:0;height:1.5pt" o:hralign="center" o:hrstd="t" o:hr="t"/>
         </w:pict>
       </w:r>
@@ -30558,10 +30468,10 @@
       <w:pPr>
         <w:pStyle w:val="1"/>
       </w:pPr>
-      <w:bookmarkStart w:id="105" w:name="系统与复杂性科学专著后置附录与推论集"/>
-      <w:bookmarkEnd w:id="104"/>
-      <w:bookmarkEnd w:id="99"/>
-      <w:bookmarkEnd w:id="90"/>
+      <w:bookmarkStart w:id="101" w:name="系统与复杂性科学专著后置附录与推论集"/>
+      <w:bookmarkEnd w:id="100"/>
+      <w:bookmarkEnd w:id="95"/>
+      <w:bookmarkEnd w:id="86"/>
       <w:r>
         <w:rPr>
           <w:rFonts w:hint="eastAsia"/>
@@ -30573,7 +30483,7 @@
       <w:pPr>
         <w:pStyle w:val="2"/>
       </w:pPr>
-      <w:bookmarkStart w:id="106" w:name="附录-a核心公理衍生推论与金句集"/>
+      <w:bookmarkStart w:id="102" w:name="附录-a核心公理衍生推论与金句集"/>
       <w:r>
         <w:rPr>
           <w:rFonts w:hint="eastAsia"/>
@@ -30600,7 +30510,7 @@
       <w:pPr>
         <w:pStyle w:val="3"/>
       </w:pPr>
-      <w:bookmarkStart w:id="107" w:name="推论-a.1矢量对消死锁定理"/>
+      <w:bookmarkStart w:id="103" w:name="推论-a.1矢量对消死锁定理"/>
       <w:r>
         <w:rPr>
           <w:rFonts w:hint="eastAsia"/>
@@ -30639,7 +30549,7 @@
       <m:oMath>
         <m:r>
           <m:rPr>
-            <m:sty m:val="b"/>
+            <m:sty m:val="p"/>
           </m:rPr>
           <w:rPr>
             <w:rFonts w:ascii="Cambria Math" w:hAnsi="Cambria Math"/>
@@ -30713,8 +30623,8 @@
         <m:oMath>
           <m:d>
             <m:dPr>
-              <m:begChr m:val="‖"/>
-              <m:endChr m:val="‖"/>
+              <m:begChr m:val="∥"/>
+              <m:endChr m:val="∥"/>
               <m:ctrlPr>
                 <w:rPr>
                   <w:rFonts w:ascii="Cambria Math" w:hAnsi="Cambria Math"/>
@@ -30774,10 +30684,13 @@
                     </m:sSubPr>
                     <m:e>
                       <m:r>
+                        <m:rPr>
+                          <m:sty m:val="bi"/>
+                        </m:rPr>
                         <w:rPr>
                           <w:rFonts w:ascii="Cambria Math" w:hAnsi="Cambria Math"/>
                         </w:rPr>
-                        <m:t>V</m:t>
+                        <m:t>v</m:t>
                       </m:r>
                     </m:e>
                     <m:sub>
@@ -30851,7 +30764,7 @@
                 <w:rPr>
                   <w:rFonts w:ascii="Cambria Math" w:hAnsi="Cambria Math"/>
                 </w:rPr>
-                <m:t>‖</m:t>
+                <m:t>∥</m:t>
               </m:r>
             </m:e>
           </m:nary>
@@ -30865,10 +30778,13 @@
             </m:sSubPr>
             <m:e>
               <m:r>
+                <m:rPr>
+                  <m:sty m:val="bi"/>
+                </m:rPr>
                 <w:rPr>
                   <w:rFonts w:ascii="Cambria Math" w:hAnsi="Cambria Math"/>
                 </w:rPr>
-                <m:t>V</m:t>
+                <m:t>v</m:t>
               </m:r>
             </m:e>
             <m:sub>
@@ -30887,7 +30803,7 @@
             <w:rPr>
               <w:rFonts w:ascii="Cambria Math" w:hAnsi="Cambria Math"/>
             </w:rPr>
-            <m:t>‖</m:t>
+            <m:t>∥</m:t>
           </m:r>
         </m:oMath>
       </m:oMathPara>
@@ -30908,7 +30824,7 @@
         <w:pStyle w:val="Compact"/>
         <w:numPr>
           <w:ilvl w:val="0"/>
-          <w:numId w:val="47"/>
+          <w:numId w:val="54"/>
         </w:numPr>
       </w:pPr>
       <w:r>
@@ -30930,8 +30846,8 @@
       <w:pPr>
         <w:pStyle w:val="3"/>
       </w:pPr>
-      <w:bookmarkStart w:id="108" w:name="推论-a.2良知紧支撑算子与二阶元统御原理定理goodhart-崩溃剪裁"/>
-      <w:bookmarkEnd w:id="107"/>
+      <w:bookmarkStart w:id="104" w:name="推论-a.2良知紧支撑算子与二阶元统御原理定理goodhart-崩溃剪裁"/>
+      <w:bookmarkEnd w:id="103"/>
       <w:r>
         <w:rPr>
           <w:rFonts w:hint="eastAsia"/>
@@ -31227,7 +31143,7 @@
         <w:pStyle w:val="Compact"/>
         <w:numPr>
           <w:ilvl w:val="0"/>
-          <w:numId w:val="48"/>
+          <w:numId w:val="55"/>
         </w:numPr>
       </w:pPr>
       <w:r>
@@ -31288,8 +31204,8 @@
       <w:pPr>
         <w:pStyle w:val="3"/>
       </w:pPr>
-      <w:bookmarkStart w:id="109" w:name="推论-a.3物理五维流形拓扑不变量定理"/>
-      <w:bookmarkEnd w:id="108"/>
+      <w:bookmarkStart w:id="105" w:name="推论-a.3物理五维流形拓扑不变量定理"/>
+      <w:bookmarkEnd w:id="104"/>
       <w:r>
         <w:rPr>
           <w:rFonts w:hint="eastAsia"/>
@@ -31328,7 +31244,7 @@
         <w:pStyle w:val="Compact"/>
         <w:numPr>
           <w:ilvl w:val="0"/>
-          <w:numId w:val="49"/>
+          <w:numId w:val="56"/>
         </w:numPr>
       </w:pPr>
       <w:r>
@@ -31348,7 +31264,7 @@
     </w:p>
     <w:p>
       <w:r>
-        <w:pict w14:anchorId="1BF99C1B">
+        <w:pict w14:anchorId="7148E3E6">
           <v:rect id="_x0000_i1051" style="width:0;height:1.5pt" o:hralign="center" o:hrstd="t" o:hr="t"/>
         </w:pict>
       </w:r>
@@ -31357,9 +31273,9 @@
       <w:pPr>
         <w:pStyle w:val="2"/>
       </w:pPr>
-      <w:bookmarkStart w:id="110" w:name="附录-b五维流形数值重构与算法操作手册"/>
-      <w:bookmarkEnd w:id="109"/>
-      <w:bookmarkEnd w:id="106"/>
+      <w:bookmarkStart w:id="106" w:name="附录-b五维流形数值重构与算法操作手册"/>
+      <w:bookmarkEnd w:id="105"/>
+      <w:bookmarkEnd w:id="102"/>
       <w:r>
         <w:rPr>
           <w:rFonts w:hint="eastAsia"/>
@@ -31386,7 +31302,7 @@
       <w:pPr>
         <w:pStyle w:val="3"/>
       </w:pPr>
-      <w:bookmarkStart w:id="111" w:name="b.1-残差驱动下五维矩阵数值改写操作指南"/>
+      <w:bookmarkStart w:id="107" w:name="b.1-残差驱动下五维矩阵数值改写操作指南"/>
       <w:r>
         <w:t xml:space="preserve">B.1 </w:t>
       </w:r>
@@ -31428,7 +31344,7 @@
         <w:rPr>
           <w:rFonts w:hint="eastAsia"/>
         </w:rPr>
-        <w:t>突破演化阈值触发二阶自省算符</w:t>
+        <w:t>突破演化阈值触发元认知修宪算子</w:t>
       </w:r>
       <w:r>
         <w:t xml:space="preserve"> </w:t>
@@ -31470,7 +31386,7 @@
       <w:pPr>
         <w:numPr>
           <w:ilvl w:val="0"/>
-          <w:numId w:val="50"/>
+          <w:numId w:val="57"/>
         </w:numPr>
       </w:pPr>
       <w:r>
@@ -31520,7 +31436,7 @@
       <w:pPr>
         <w:numPr>
           <w:ilvl w:val="0"/>
-          <w:numId w:val="50"/>
+          <w:numId w:val="57"/>
         </w:numPr>
       </w:pPr>
       <w:r>
@@ -31558,7 +31474,7 @@
       <w:pPr>
         <w:numPr>
           <w:ilvl w:val="0"/>
-          <w:numId w:val="50"/>
+          <w:numId w:val="57"/>
         </w:numPr>
       </w:pPr>
       <w:r>
@@ -31656,7 +31572,7 @@
       <w:pPr>
         <w:numPr>
           <w:ilvl w:val="0"/>
-          <w:numId w:val="50"/>
+          <w:numId w:val="57"/>
         </w:numPr>
       </w:pPr>
       <w:r>
@@ -31709,7 +31625,7 @@
       <w:pPr>
         <w:numPr>
           <w:ilvl w:val="0"/>
-          <w:numId w:val="50"/>
+          <w:numId w:val="57"/>
         </w:numPr>
       </w:pPr>
       <w:r>
@@ -31762,8 +31678,8 @@
       <w:pPr>
         <w:pStyle w:val="3"/>
       </w:pPr>
-      <w:bookmarkStart w:id="112" w:name="Xbeba35d7fc8a09b7e9035a0fbd6bf8d1eb8b541"/>
-      <w:bookmarkEnd w:id="111"/>
+      <w:bookmarkStart w:id="108" w:name="b.2-元认知修宪算子-phi-的主体独占性与人类元认知定理的形式化推导"/>
+      <w:bookmarkEnd w:id="107"/>
       <w:r>
         <w:t xml:space="preserve">B.2 </w:t>
       </w:r>
@@ -31771,7 +31687,7 @@
         <w:rPr>
           <w:rFonts w:hint="eastAsia"/>
         </w:rPr>
-        <w:t>二阶自省算符</w:t>
+        <w:t>元认知修宪算子</w:t>
       </w:r>
       <w:r>
         <w:t xml:space="preserve"> </w:t>
@@ -31801,7 +31717,7 @@
       <w:pPr>
         <w:numPr>
           <w:ilvl w:val="0"/>
-          <w:numId w:val="51"/>
+          <w:numId w:val="58"/>
         </w:numPr>
       </w:pPr>
       <w:r>
@@ -32186,7 +32102,7 @@
         <w:pStyle w:val="Compact"/>
         <w:numPr>
           <w:ilvl w:val="1"/>
-          <w:numId w:val="52"/>
+          <w:numId w:val="59"/>
         </w:numPr>
       </w:pPr>
       <w:r>
@@ -32257,7 +32173,7 @@
       <w:pPr>
         <w:numPr>
           <w:ilvl w:val="0"/>
-          <w:numId w:val="51"/>
+          <w:numId w:val="58"/>
         </w:numPr>
       </w:pPr>
       <w:r>
@@ -32308,7 +32224,7 @@
         <w:rPr>
           <w:rFonts w:hint="eastAsia"/>
         </w:rPr>
-        <w:t>倍，演化出了超越一阶演算的二阶自指觉察拓扑。二阶自省算符</w:t>
+        <w:t>倍，演化出了超越一阶演算的二阶自指觉察拓扑。元认知修宪算子</w:t>
       </w:r>
       <w:r>
         <w:t xml:space="preserve"> </w:t>
@@ -32472,7 +32388,7 @@
         <w:pStyle w:val="Compact"/>
         <w:numPr>
           <w:ilvl w:val="1"/>
-          <w:numId w:val="53"/>
+          <w:numId w:val="60"/>
         </w:numPr>
       </w:pPr>
       <w:r>
@@ -32503,7 +32419,7 @@
         <w:rPr>
           <w:rFonts w:hint="eastAsia"/>
         </w:rPr>
-        <w:t>区是唯一具备二阶自省算符</w:t>
+        <w:t>区是唯一具备元认知修宪算子</w:t>
       </w:r>
       <w:r>
         <w:t xml:space="preserve"> </w:t>
@@ -32533,7 +32449,7 @@
       <w:pPr>
         <w:numPr>
           <w:ilvl w:val="0"/>
-          <w:numId w:val="51"/>
+          <w:numId w:val="58"/>
         </w:numPr>
       </w:pPr>
       <w:r>
@@ -32577,7 +32493,7 @@
     </w:p>
     <w:p>
       <w:pPr>
-        <w:pStyle w:val="a0"/>
+        <w:pStyle w:val="FirstParagraph"/>
       </w:pPr>
       <m:oMathPara>
         <m:oMathParaPr>
@@ -32603,7 +32519,7 @@
             <m:rPr>
               <m:nor/>
             </m:rPr>
-            <m:t>人类二阶自省算符</m:t>
+            <m:t>人类元认知修宪算子</m:t>
           </m:r>
           <m:r>
             <m:rPr>
@@ -32694,10 +32610,7 @@
     </w:p>
     <w:p>
       <w:pPr>
-        <w:numPr>
-          <w:ilvl w:val="0"/>
-          <w:numId w:val="1"/>
-        </w:numPr>
+        <w:pStyle w:val="FirstParagraph"/>
       </w:pPr>
       <w:r>
         <w:rPr>
@@ -32803,8 +32716,8 @@
       <w:pPr>
         <w:pStyle w:val="Compact"/>
         <w:numPr>
-          <w:ilvl w:val="1"/>
-          <w:numId w:val="54"/>
+          <w:ilvl w:val="0"/>
+          <w:numId w:val="61"/>
         </w:numPr>
       </w:pPr>
       <w:r>
@@ -32824,7 +32737,7 @@
     </w:p>
     <w:p>
       <w:r>
-        <w:pict w14:anchorId="51E6807D">
+        <w:pict w14:anchorId="145BD92E">
           <v:rect id="_x0000_i1052" style="width:0;height:1.5pt" o:hralign="center" o:hrstd="t" o:hr="t"/>
         </w:pict>
       </w:r>
@@ -32833,9 +32746,9 @@
       <w:pPr>
         <w:pStyle w:val="2"/>
       </w:pPr>
-      <w:bookmarkStart w:id="113" w:name="附录-c与当代前沿科学的拓扑同构映射表"/>
-      <w:bookmarkEnd w:id="112"/>
-      <w:bookmarkEnd w:id="110"/>
+      <w:bookmarkStart w:id="109" w:name="附录-c与当代前沿科学的拓扑同构映射表"/>
+      <w:bookmarkEnd w:id="108"/>
+      <w:bookmarkEnd w:id="106"/>
       <w:r>
         <w:rPr>
           <w:rFonts w:hint="eastAsia"/>
@@ -32862,7 +32775,7 @@
       <w:pPr>
         <w:pStyle w:val="3"/>
       </w:pPr>
-      <w:bookmarkStart w:id="114" w:name="c.1-与操龙兵教授-non-iid-理论的诊断与求解同构表"/>
+      <w:bookmarkStart w:id="110" w:name="c.1-与操龙兵教授-non-iid-理论的诊断与求解同构表"/>
       <w:r>
         <w:t xml:space="preserve">C.1 </w:t>
       </w:r>
@@ -32886,7 +32799,7 @@
       <w:pPr>
         <w:numPr>
           <w:ilvl w:val="0"/>
-          <w:numId w:val="55"/>
+          <w:numId w:val="62"/>
         </w:numPr>
       </w:pPr>
       <w:r>
@@ -32902,7 +32815,7 @@
       <w:pPr>
         <w:numPr>
           <w:ilvl w:val="1"/>
-          <w:numId w:val="56"/>
+          <w:numId w:val="63"/>
         </w:numPr>
       </w:pPr>
       <w:r>
@@ -32929,7 +32842,7 @@
       <w:pPr>
         <w:numPr>
           <w:ilvl w:val="1"/>
-          <w:numId w:val="56"/>
+          <w:numId w:val="63"/>
         </w:numPr>
       </w:pPr>
       <w:r>
@@ -32985,7 +32898,7 @@
       <w:pPr>
         <w:numPr>
           <w:ilvl w:val="1"/>
-          <w:numId w:val="56"/>
+          <w:numId w:val="63"/>
         </w:numPr>
       </w:pPr>
       <w:r>
@@ -33007,7 +32920,7 @@
       <w:pPr>
         <w:numPr>
           <w:ilvl w:val="0"/>
-          <w:numId w:val="55"/>
+          <w:numId w:val="62"/>
         </w:numPr>
       </w:pPr>
       <w:r>
@@ -33023,7 +32936,7 @@
       <w:pPr>
         <w:numPr>
           <w:ilvl w:val="1"/>
-          <w:numId w:val="57"/>
+          <w:numId w:val="64"/>
         </w:numPr>
       </w:pPr>
       <w:r>
@@ -33038,7 +32951,7 @@
       <w:pPr>
         <w:numPr>
           <w:ilvl w:val="1"/>
-          <w:numId w:val="57"/>
+          <w:numId w:val="64"/>
         </w:numPr>
       </w:pPr>
       <w:r>
@@ -33053,7 +32966,7 @@
       <m:oMath>
         <m:r>
           <m:rPr>
-            <m:sty m:val="b"/>
+            <m:sty m:val="p"/>
           </m:rPr>
           <w:rPr>
             <w:rFonts w:ascii="Cambria Math" w:hAnsi="Cambria Math"/>
@@ -33120,7 +33033,7 @@
       <w:pPr>
         <w:numPr>
           <w:ilvl w:val="1"/>
-          <w:numId w:val="57"/>
+          <w:numId w:val="64"/>
         </w:numPr>
       </w:pPr>
       <w:r>
@@ -33273,7 +33186,7 @@
       <w:pPr>
         <w:numPr>
           <w:ilvl w:val="0"/>
-          <w:numId w:val="55"/>
+          <w:numId w:val="62"/>
         </w:numPr>
       </w:pPr>
       <w:r>
@@ -33289,7 +33202,7 @@
       <w:pPr>
         <w:numPr>
           <w:ilvl w:val="1"/>
-          <w:numId w:val="58"/>
+          <w:numId w:val="65"/>
         </w:numPr>
       </w:pPr>
       <w:r>
@@ -33303,7 +33216,7 @@
       <w:pPr>
         <w:numPr>
           <w:ilvl w:val="1"/>
-          <w:numId w:val="58"/>
+          <w:numId w:val="65"/>
         </w:numPr>
       </w:pPr>
       <w:r>
@@ -33326,9 +33239,6 @@
           </m:sSubPr>
           <m:e>
             <m:r>
-              <m:rPr>
-                <m:sty m:val="bi"/>
-              </m:rPr>
               <w:rPr>
                 <w:rFonts w:ascii="Cambria Math" w:hAnsi="Cambria Math"/>
               </w:rPr>
@@ -33338,11 +33248,8 @@
           <m:sub>
             <m:r>
               <m:rPr>
-                <m:sty m:val="bi"/>
+                <m:nor/>
               </m:rPr>
-              <w:rPr>
-                <w:rFonts w:ascii="Cambria Math" w:hAnsi="Cambria Math"/>
-              </w:rPr>
               <m:t>supp</m:t>
             </m:r>
           </m:sub>
@@ -33359,7 +33266,7 @@
       <w:pPr>
         <w:numPr>
           <w:ilvl w:val="1"/>
-          <w:numId w:val="58"/>
+          <w:numId w:val="65"/>
         </w:numPr>
       </w:pPr>
       <w:r>
@@ -33399,7 +33306,7 @@
       <w:pPr>
         <w:numPr>
           <w:ilvl w:val="0"/>
-          <w:numId w:val="55"/>
+          <w:numId w:val="62"/>
         </w:numPr>
       </w:pPr>
       <w:r>
@@ -33415,7 +33322,7 @@
       <w:pPr>
         <w:numPr>
           <w:ilvl w:val="1"/>
-          <w:numId w:val="59"/>
+          <w:numId w:val="66"/>
         </w:numPr>
       </w:pPr>
       <w:r>
@@ -33441,7 +33348,7 @@
       <w:pPr>
         <w:numPr>
           <w:ilvl w:val="1"/>
-          <w:numId w:val="59"/>
+          <w:numId w:val="66"/>
         </w:numPr>
       </w:pPr>
       <w:r>
@@ -33467,7 +33374,7 @@
       <w:pPr>
         <w:numPr>
           <w:ilvl w:val="1"/>
-          <w:numId w:val="59"/>
+          <w:numId w:val="66"/>
         </w:numPr>
       </w:pPr>
       <w:r>
@@ -33496,7 +33403,7 @@
     </w:p>
     <w:p>
       <w:r>
-        <w:pict w14:anchorId="12DC1C98">
+        <w:pict w14:anchorId="22A77F79">
           <v:rect id="_x0000_i1053" style="width:0;height:1.5pt" o:hralign="center" o:hrstd="t" o:hr="t"/>
         </w:pict>
       </w:r>
@@ -33505,9 +33412,9 @@
       <w:pPr>
         <w:pStyle w:val="2"/>
       </w:pPr>
-      <w:bookmarkStart w:id="115" w:name="附录-d全系关键词一表串线终极大对照表"/>
-      <w:bookmarkEnd w:id="114"/>
-      <w:bookmarkEnd w:id="113"/>
+      <w:bookmarkStart w:id="111" w:name="附录-d全系关键词一表串线终极大对照表"/>
+      <w:bookmarkEnd w:id="110"/>
+      <w:bookmarkEnd w:id="109"/>
       <w:r>
         <w:rPr>
           <w:rFonts w:hint="eastAsia"/>
@@ -33685,7 +33592,7 @@
             <m:oMath>
               <m:r>
                 <m:rPr>
-                  <m:sty m:val="b"/>
+                  <m:sty m:val="p"/>
                 </m:rPr>
                 <w:rPr>
                   <w:rFonts w:ascii="Cambria Math" w:hAnsi="Cambria Math"/>
@@ -33752,7 +33659,8 @@
               </m:r>
               <m:r>
                 <m:rPr>
-                  <m:sty m:val="bi"/>
+                  <m:scr m:val="script"/>
+                  <m:sty m:val="p"/>
                 </m:rPr>
                 <w:rPr>
                   <w:rFonts w:ascii="Cambria Math" w:hAnsi="Cambria Math"/>
@@ -33770,7 +33678,8 @@
               </m:r>
               <m:r>
                 <m:rPr>
-                  <m:sty m:val="bi"/>
+                  <m:scr m:val="script"/>
+                  <m:sty m:val="p"/>
                 </m:rPr>
                 <w:rPr>
                   <w:rFonts w:ascii="Cambria Math" w:hAnsi="Cambria Math"/>
@@ -33788,7 +33697,8 @@
               </m:r>
               <m:r>
                 <m:rPr>
-                  <m:sty m:val="bi"/>
+                  <m:scr m:val="script"/>
+                  <m:sty m:val="p"/>
                 </m:rPr>
                 <w:rPr>
                   <w:rFonts w:ascii="Cambria Math" w:hAnsi="Cambria Math"/>
@@ -33805,13 +33715,10 @@
                 <m:t>,</m:t>
               </m:r>
               <m:r>
-                <m:rPr>
-                  <m:sty m:val="bi"/>
-                </m:rPr>
                 <w:rPr>
                   <w:rFonts w:ascii="Cambria Math" w:hAnsi="Cambria Math"/>
                 </w:rPr>
-                <m:t>x</m:t>
+                <m:t>X</m:t>
               </m:r>
               <m:r>
                 <m:rPr>
@@ -33820,55 +33727,13 @@
                 <w:rPr>
                   <w:rFonts w:ascii="Cambria Math" w:hAnsi="Cambria Math"/>
                 </w:rPr>
-                <m:t>(</m:t>
+                <m:t>,Δ</m:t>
               </m:r>
               <m:r>
                 <w:rPr>
                   <w:rFonts w:ascii="Cambria Math" w:hAnsi="Cambria Math"/>
                 </w:rPr>
-                <m:t>t</m:t>
-              </m:r>
-              <m:r>
-                <m:rPr>
-                  <m:sty m:val="p"/>
-                </m:rPr>
-                <w:rPr>
-                  <w:rFonts w:ascii="Cambria Math" w:hAnsi="Cambria Math"/>
-                </w:rPr>
-                <m:t>),Δ</m:t>
-              </m:r>
-              <m:r>
-                <m:rPr>
-                  <m:sty m:val="bi"/>
-                </m:rPr>
-                <w:rPr>
-                  <w:rFonts w:ascii="Cambria Math" w:hAnsi="Cambria Math"/>
-                </w:rPr>
-                <m:t>x</m:t>
-              </m:r>
-              <m:r>
-                <m:rPr>
-                  <m:sty m:val="p"/>
-                </m:rPr>
-                <w:rPr>
-                  <w:rFonts w:ascii="Cambria Math" w:hAnsi="Cambria Math"/>
-                </w:rPr>
-                <m:t>(</m:t>
-              </m:r>
-              <m:r>
-                <w:rPr>
-                  <w:rFonts w:ascii="Cambria Math" w:hAnsi="Cambria Math"/>
-                </w:rPr>
-                <m:t>t</m:t>
-              </m:r>
-              <m:r>
-                <m:rPr>
-                  <m:sty m:val="p"/>
-                </m:rPr>
-                <w:rPr>
-                  <w:rFonts w:ascii="Cambria Math" w:hAnsi="Cambria Math"/>
-                </w:rPr>
-                <m:t>)</m:t>
+                <m:t>X</m:t>
               </m:r>
               <m:r>
                 <m:rPr>
@@ -33986,7 +33851,7 @@
             <m:oMath>
               <m:r>
                 <m:rPr>
-                  <m:sty m:val="b"/>
+                  <m:sty m:val="p"/>
                 </m:rPr>
                 <w:rPr>
                   <w:rFonts w:ascii="Cambria Math" w:hAnsi="Cambria Math"/>
@@ -34185,7 +34050,7 @@
                 <m:e>
                   <m:r>
                     <m:rPr>
-                      <m:sty m:val="b"/>
+                      <m:sty m:val="p"/>
                     </m:rPr>
                     <w:rPr>
                       <w:rFonts w:ascii="Cambria Math" w:hAnsi="Cambria Math"/>
@@ -34767,7 +34632,7 @@
                 <w:b/>
                 <w:bCs/>
               </w:rPr>
-              <w:t>二阶自省算符</w:t>
+              <w:t>元认知修宪算子</w:t>
             </w:r>
             <w:r>
               <w:rPr>
@@ -34779,7 +34644,7 @@
             <m:oMath>
               <m:r>
                 <m:rPr>
-                  <m:sty m:val="b"/>
+                  <m:sty m:val="p"/>
                 </m:rPr>
                 <w:rPr>
                   <w:rFonts w:ascii="Cambria Math" w:hAnsi="Cambria Math"/>
@@ -34969,7 +34834,7 @@
               <w:rPr>
                 <w:rFonts w:hint="eastAsia"/>
               </w:rPr>
-              <w:t>激活自省算符</w:t>
+              <w:t>激活修宪算子</w:t>
             </w:r>
             <w:r>
               <w:t xml:space="preserve"> </w:t>
@@ -35050,9 +34915,6 @@
                 </m:sSubPr>
                 <m:e>
                   <m:r>
-                    <m:rPr>
-                      <m:sty m:val="bi"/>
-                    </m:rPr>
                     <w:rPr>
                       <w:rFonts w:ascii="Cambria Math" w:hAnsi="Cambria Math"/>
                     </w:rPr>
@@ -35062,11 +34924,8 @@
                 <m:sub>
                   <m:r>
                     <m:rPr>
-                      <m:sty m:val="bi"/>
+                      <m:nor/>
                     </m:rPr>
-                    <w:rPr>
-                      <w:rFonts w:ascii="Cambria Math" w:hAnsi="Cambria Math"/>
-                    </w:rPr>
                     <m:t>supp</m:t>
                   </m:r>
                 </m:sub>
@@ -35295,10 +35154,873 @@
           </w:p>
         </w:tc>
       </w:tr>
-      <w:bookmarkEnd w:id="115"/>
-      <w:bookmarkEnd w:id="105"/>
     </w:tbl>
-    <w:p/>
+    <w:p>
+      <w:r>
+        <w:pict w14:anchorId="0ED1FC8F">
+          <v:rect id="_x0000_i1054" style="width:0;height:1.5pt" o:hralign="center" o:hrstd="t" o:hr="t"/>
+        </w:pict>
+      </w:r>
+    </w:p>
+    <w:p>
+      <w:pPr>
+        <w:pStyle w:val="2"/>
+      </w:pPr>
+      <w:bookmarkStart w:id="112" w:name="附录-e核心参考文献-references"/>
+      <w:bookmarkEnd w:id="111"/>
+      <w:r>
+        <w:rPr>
+          <w:rFonts w:hint="eastAsia"/>
+        </w:rPr>
+        <w:lastRenderedPageBreak/>
+        <w:t>附录</w:t>
+      </w:r>
+      <w:r>
+        <w:t xml:space="preserve"> </w:t>
+      </w:r>
+      <w:r>
+        <w:rPr>
+          <w:rFonts w:hint="eastAsia"/>
+        </w:rPr>
+        <w:t>E</w:t>
+      </w:r>
+      <w:r>
+        <w:rPr>
+          <w:rFonts w:hint="eastAsia"/>
+        </w:rPr>
+        <w:t>：核心参考文献</w:t>
+      </w:r>
+      <w:r>
+        <w:t xml:space="preserve"> (References)</w:t>
+      </w:r>
+    </w:p>
+    <w:p>
+      <w:pPr>
+        <w:pStyle w:val="Compact"/>
+        <w:numPr>
+          <w:ilvl w:val="0"/>
+          <w:numId w:val="67"/>
+        </w:numPr>
+      </w:pPr>
+      <w:r>
+        <w:rPr>
+          <w:rFonts w:hint="eastAsia"/>
+          <w:b/>
+          <w:bCs/>
+        </w:rPr>
+        <w:t>钱学森</w:t>
+      </w:r>
+      <w:r>
+        <w:rPr>
+          <w:rFonts w:hint="eastAsia"/>
+          <w:b/>
+          <w:bCs/>
+        </w:rPr>
+        <w:t>,</w:t>
+      </w:r>
+      <w:r>
+        <w:rPr>
+          <w:b/>
+          <w:bCs/>
+        </w:rPr>
+        <w:t xml:space="preserve"> </w:t>
+      </w:r>
+      <w:r>
+        <w:rPr>
+          <w:rFonts w:hint="eastAsia"/>
+          <w:b/>
+          <w:bCs/>
+        </w:rPr>
+        <w:t>于景元</w:t>
+      </w:r>
+      <w:r>
+        <w:rPr>
+          <w:rFonts w:hint="eastAsia"/>
+          <w:b/>
+          <w:bCs/>
+        </w:rPr>
+        <w:t>,</w:t>
+      </w:r>
+      <w:r>
+        <w:rPr>
+          <w:b/>
+          <w:bCs/>
+        </w:rPr>
+        <w:t xml:space="preserve"> </w:t>
+      </w:r>
+      <w:r>
+        <w:rPr>
+          <w:rFonts w:hint="eastAsia"/>
+          <w:b/>
+          <w:bCs/>
+        </w:rPr>
+        <w:t>戴汝为</w:t>
+      </w:r>
+      <w:r>
+        <w:rPr>
+          <w:b/>
+          <w:bCs/>
+        </w:rPr>
+        <w:t xml:space="preserve"> (1990)</w:t>
+      </w:r>
+      <w:r>
+        <w:t xml:space="preserve">. </w:t>
+      </w:r>
+      <w:r>
+        <w:rPr>
+          <w:rFonts w:hint="eastAsia"/>
+        </w:rPr>
+        <w:t>一个科学新领域——开放的复杂巨系统及其方法论</w:t>
+      </w:r>
+      <w:r>
+        <w:rPr>
+          <w:rFonts w:hint="eastAsia"/>
+        </w:rPr>
+        <w:t>.</w:t>
+      </w:r>
+      <w:r>
+        <w:t xml:space="preserve"> </w:t>
+      </w:r>
+      <w:r>
+        <w:rPr>
+          <w:rFonts w:hint="eastAsia"/>
+          <w:i/>
+          <w:iCs/>
+        </w:rPr>
+        <w:t>自然杂志</w:t>
+      </w:r>
+      <w:r>
+        <w:t>, 13(1), 3-10.</w:t>
+      </w:r>
+    </w:p>
+    <w:p>
+      <w:pPr>
+        <w:pStyle w:val="Compact"/>
+        <w:numPr>
+          <w:ilvl w:val="0"/>
+          <w:numId w:val="67"/>
+        </w:numPr>
+      </w:pPr>
+      <w:r>
+        <w:rPr>
+          <w:rFonts w:hint="eastAsia"/>
+          <w:b/>
+          <w:bCs/>
+        </w:rPr>
+        <w:t>钱学森</w:t>
+      </w:r>
+      <w:r>
+        <w:rPr>
+          <w:b/>
+          <w:bCs/>
+        </w:rPr>
+        <w:t xml:space="preserve"> (2001)</w:t>
+      </w:r>
+      <w:r>
+        <w:t xml:space="preserve">. </w:t>
+      </w:r>
+      <w:r>
+        <w:rPr>
+          <w:rFonts w:hint="eastAsia"/>
+          <w:i/>
+          <w:iCs/>
+        </w:rPr>
+        <w:t>创建系统学</w:t>
+      </w:r>
+      <w:r>
+        <w:t xml:space="preserve">. </w:t>
+      </w:r>
+      <w:r>
+        <w:rPr>
+          <w:rFonts w:hint="eastAsia"/>
+        </w:rPr>
+        <w:t>太原</w:t>
+      </w:r>
+      <w:r>
+        <w:rPr>
+          <w:rFonts w:hint="eastAsia"/>
+        </w:rPr>
+        <w:t>:</w:t>
+      </w:r>
+      <w:r>
+        <w:t xml:space="preserve"> </w:t>
+      </w:r>
+      <w:r>
+        <w:rPr>
+          <w:rFonts w:hint="eastAsia"/>
+        </w:rPr>
+        <w:t>山西科学技术出版社</w:t>
+      </w:r>
+      <w:r>
+        <w:rPr>
+          <w:rFonts w:hint="eastAsia"/>
+        </w:rPr>
+        <w:t>.</w:t>
+      </w:r>
+    </w:p>
+    <w:p>
+      <w:pPr>
+        <w:pStyle w:val="Compact"/>
+        <w:numPr>
+          <w:ilvl w:val="0"/>
+          <w:numId w:val="67"/>
+        </w:numPr>
+      </w:pPr>
+      <w:r>
+        <w:rPr>
+          <w:rFonts w:hint="eastAsia"/>
+          <w:b/>
+          <w:bCs/>
+        </w:rPr>
+        <w:t>戴汝为</w:t>
+      </w:r>
+      <w:r>
+        <w:rPr>
+          <w:rFonts w:hint="eastAsia"/>
+          <w:b/>
+          <w:bCs/>
+        </w:rPr>
+        <w:t>,</w:t>
+      </w:r>
+      <w:r>
+        <w:rPr>
+          <w:b/>
+          <w:bCs/>
+        </w:rPr>
+        <w:t xml:space="preserve"> </w:t>
+      </w:r>
+      <w:r>
+        <w:rPr>
+          <w:rFonts w:hint="eastAsia"/>
+          <w:b/>
+          <w:bCs/>
+        </w:rPr>
+        <w:t>钱学敏</w:t>
+      </w:r>
+      <w:r>
+        <w:rPr>
+          <w:b/>
+          <w:bCs/>
+        </w:rPr>
+        <w:t xml:space="preserve"> (2007)</w:t>
+      </w:r>
+      <w:r>
+        <w:t xml:space="preserve">. </w:t>
+      </w:r>
+      <w:r>
+        <w:rPr>
+          <w:rFonts w:hint="eastAsia"/>
+        </w:rPr>
+        <w:t>大成智慧学与第二次文艺复兴</w:t>
+      </w:r>
+      <w:r>
+        <w:rPr>
+          <w:rFonts w:hint="eastAsia"/>
+        </w:rPr>
+        <w:t>.</w:t>
+      </w:r>
+      <w:r>
+        <w:t xml:space="preserve"> </w:t>
+      </w:r>
+      <w:r>
+        <w:rPr>
+          <w:rFonts w:hint="eastAsia"/>
+          <w:i/>
+          <w:iCs/>
+        </w:rPr>
+        <w:t>中国工程科学</w:t>
+      </w:r>
+      <w:r>
+        <w:t>, 9(10), 1-8.</w:t>
+      </w:r>
+    </w:p>
+    <w:p>
+      <w:pPr>
+        <w:pStyle w:val="Compact"/>
+        <w:numPr>
+          <w:ilvl w:val="0"/>
+          <w:numId w:val="67"/>
+        </w:numPr>
+      </w:pPr>
+      <w:r>
+        <w:rPr>
+          <w:rFonts w:hint="eastAsia"/>
+          <w:b/>
+          <w:bCs/>
+        </w:rPr>
+        <w:t>郭雷</w:t>
+      </w:r>
+      <w:r>
+        <w:rPr>
+          <w:b/>
+          <w:bCs/>
+        </w:rPr>
+        <w:t xml:space="preserve"> (2016)</w:t>
+      </w:r>
+      <w:r>
+        <w:t xml:space="preserve">. </w:t>
+      </w:r>
+      <w:r>
+        <w:rPr>
+          <w:rFonts w:hint="eastAsia"/>
+        </w:rPr>
+        <w:t>系统学是什么</w:t>
+      </w:r>
+      <w:r>
+        <w:rPr>
+          <w:rFonts w:hint="eastAsia"/>
+        </w:rPr>
+        <w:t>.</w:t>
+      </w:r>
+      <w:r>
+        <w:t xml:space="preserve"> </w:t>
+      </w:r>
+      <w:r>
+        <w:rPr>
+          <w:rFonts w:hint="eastAsia"/>
+          <w:i/>
+          <w:iCs/>
+        </w:rPr>
+        <w:t>系统科学与数学</w:t>
+      </w:r>
+      <w:r>
+        <w:t>, 36(3), 291-301.</w:t>
+      </w:r>
+    </w:p>
+    <w:p>
+      <w:pPr>
+        <w:pStyle w:val="Compact"/>
+        <w:numPr>
+          <w:ilvl w:val="0"/>
+          <w:numId w:val="67"/>
+        </w:numPr>
+      </w:pPr>
+      <w:r>
+        <w:rPr>
+          <w:rFonts w:hint="eastAsia"/>
+          <w:b/>
+          <w:bCs/>
+        </w:rPr>
+        <w:t>郭雷</w:t>
+      </w:r>
+      <w:r>
+        <w:rPr>
+          <w:b/>
+          <w:bCs/>
+        </w:rPr>
+        <w:t xml:space="preserve"> (2020)</w:t>
+      </w:r>
+      <w:r>
+        <w:t xml:space="preserve">. </w:t>
+      </w:r>
+      <w:r>
+        <w:rPr>
+          <w:rFonts w:hint="eastAsia"/>
+        </w:rPr>
+        <w:t>论系统科学的基本特征与未来发展</w:t>
+      </w:r>
+      <w:r>
+        <w:rPr>
+          <w:rFonts w:hint="eastAsia"/>
+        </w:rPr>
+        <w:t>.</w:t>
+      </w:r>
+      <w:r>
+        <w:t xml:space="preserve"> </w:t>
+      </w:r>
+      <w:r>
+        <w:rPr>
+          <w:rFonts w:hint="eastAsia"/>
+          <w:i/>
+          <w:iCs/>
+        </w:rPr>
+        <w:t>中国科学院院刊</w:t>
+      </w:r>
+      <w:r>
+        <w:t>, 35(12), 1475-1481.</w:t>
+      </w:r>
+    </w:p>
+    <w:p>
+      <w:pPr>
+        <w:pStyle w:val="Compact"/>
+        <w:numPr>
+          <w:ilvl w:val="0"/>
+          <w:numId w:val="67"/>
+        </w:numPr>
+      </w:pPr>
+      <w:r>
+        <w:rPr>
+          <w:rFonts w:hint="eastAsia"/>
+          <w:b/>
+          <w:bCs/>
+        </w:rPr>
+        <w:t>曹龙兵</w:t>
+      </w:r>
+      <w:r>
+        <w:rPr>
+          <w:b/>
+          <w:bCs/>
+        </w:rPr>
+        <w:t xml:space="preserve"> (Cao, L.) (2014)</w:t>
+      </w:r>
+      <w:r>
+        <w:t xml:space="preserve">. Non-IID learning: Cases, taxonomy and trends. </w:t>
+      </w:r>
+      <w:r>
+        <w:rPr>
+          <w:i/>
+          <w:iCs/>
+        </w:rPr>
+        <w:t>IEEE Transactions on Knowledge and Data Engineering</w:t>
+      </w:r>
+      <w:r>
+        <w:t>, 26(11), 2783-2801.</w:t>
+      </w:r>
+    </w:p>
+    <w:p>
+      <w:pPr>
+        <w:pStyle w:val="Compact"/>
+        <w:numPr>
+          <w:ilvl w:val="0"/>
+          <w:numId w:val="67"/>
+        </w:numPr>
+      </w:pPr>
+      <w:r>
+        <w:rPr>
+          <w:rFonts w:hint="eastAsia"/>
+          <w:b/>
+          <w:bCs/>
+        </w:rPr>
+        <w:t>吴学谋</w:t>
+      </w:r>
+      <w:r>
+        <w:rPr>
+          <w:b/>
+          <w:bCs/>
+        </w:rPr>
+        <w:t xml:space="preserve"> (1990)</w:t>
+      </w:r>
+      <w:r>
+        <w:t xml:space="preserve">. </w:t>
+      </w:r>
+      <w:r>
+        <w:rPr>
+          <w:rFonts w:hint="eastAsia"/>
+          <w:i/>
+          <w:iCs/>
+        </w:rPr>
+        <w:t>从泛系看世界</w:t>
+      </w:r>
+      <w:r>
+        <w:t xml:space="preserve">. </w:t>
+      </w:r>
+      <w:r>
+        <w:rPr>
+          <w:rFonts w:hint="eastAsia"/>
+        </w:rPr>
+        <w:t>北京</w:t>
+      </w:r>
+      <w:r>
+        <w:rPr>
+          <w:rFonts w:hint="eastAsia"/>
+        </w:rPr>
+        <w:t>:</w:t>
+      </w:r>
+      <w:r>
+        <w:t xml:space="preserve"> </w:t>
+      </w:r>
+      <w:r>
+        <w:rPr>
+          <w:rFonts w:hint="eastAsia"/>
+        </w:rPr>
+        <w:t>中国人民大学出版社</w:t>
+      </w:r>
+      <w:r>
+        <w:rPr>
+          <w:rFonts w:hint="eastAsia"/>
+        </w:rPr>
+        <w:t>.</w:t>
+      </w:r>
+    </w:p>
+    <w:p>
+      <w:pPr>
+        <w:pStyle w:val="Compact"/>
+        <w:numPr>
+          <w:ilvl w:val="0"/>
+          <w:numId w:val="67"/>
+        </w:numPr>
+      </w:pPr>
+      <w:r>
+        <w:rPr>
+          <w:b/>
+          <w:bCs/>
+        </w:rPr>
+        <w:t>Ashby, W. R. (1956)</w:t>
+      </w:r>
+      <w:r>
+        <w:t xml:space="preserve">. </w:t>
+      </w:r>
+      <w:r>
+        <w:rPr>
+          <w:i/>
+          <w:iCs/>
+        </w:rPr>
+        <w:t>An Introduction to Cybernetics</w:t>
+      </w:r>
+      <w:r>
+        <w:t>. London: Chapman &amp; Hall.</w:t>
+      </w:r>
+    </w:p>
+    <w:p>
+      <w:pPr>
+        <w:pStyle w:val="Compact"/>
+        <w:numPr>
+          <w:ilvl w:val="0"/>
+          <w:numId w:val="67"/>
+        </w:numPr>
+      </w:pPr>
+      <w:r>
+        <w:rPr>
+          <w:b/>
+          <w:bCs/>
+        </w:rPr>
+        <w:t>Wiener, N. (1948)</w:t>
+      </w:r>
+      <w:r>
+        <w:t xml:space="preserve">. </w:t>
+      </w:r>
+      <w:r>
+        <w:rPr>
+          <w:i/>
+          <w:iCs/>
+        </w:rPr>
+        <w:t>Cybernetics: Or Control and Communication in the Animal and the Machine</w:t>
+      </w:r>
+      <w:r>
+        <w:t>. Cambridge, MA: Technology Press.</w:t>
+      </w:r>
+    </w:p>
+    <w:p>
+      <w:pPr>
+        <w:pStyle w:val="Compact"/>
+        <w:numPr>
+          <w:ilvl w:val="0"/>
+          <w:numId w:val="67"/>
+        </w:numPr>
+      </w:pPr>
+      <w:r>
+        <w:rPr>
+          <w:b/>
+          <w:bCs/>
+        </w:rPr>
+        <w:t>Shannon, C. E. (1948)</w:t>
+      </w:r>
+      <w:r>
+        <w:t xml:space="preserve">. A mathematical theory of communication. </w:t>
+      </w:r>
+      <w:r>
+        <w:rPr>
+          <w:i/>
+          <w:iCs/>
+        </w:rPr>
+        <w:t>Bell System Technical Journal</w:t>
+      </w:r>
+      <w:r>
+        <w:t>, 27(3), 379-423.</w:t>
+      </w:r>
+    </w:p>
+    <w:p>
+      <w:pPr>
+        <w:pStyle w:val="Compact"/>
+        <w:numPr>
+          <w:ilvl w:val="0"/>
+          <w:numId w:val="67"/>
+        </w:numPr>
+      </w:pPr>
+      <w:r>
+        <w:rPr>
+          <w:b/>
+          <w:bCs/>
+        </w:rPr>
+        <w:t>Prigogine, I., &amp; Stengers, I. (1984)</w:t>
+      </w:r>
+      <w:r>
+        <w:t xml:space="preserve">. </w:t>
+      </w:r>
+      <w:r>
+        <w:rPr>
+          <w:i/>
+          <w:iCs/>
+        </w:rPr>
+        <w:t>Order Out of Chaos: Man’s New Dialogue with Nature</w:t>
+      </w:r>
+      <w:r>
+        <w:t>. New York: Bantam Books.</w:t>
+      </w:r>
+    </w:p>
+    <w:p>
+      <w:pPr>
+        <w:pStyle w:val="Compact"/>
+        <w:numPr>
+          <w:ilvl w:val="0"/>
+          <w:numId w:val="67"/>
+        </w:numPr>
+      </w:pPr>
+      <w:r>
+        <w:rPr>
+          <w:b/>
+          <w:bCs/>
+        </w:rPr>
+        <w:t>Schrödinger, E. (1944)</w:t>
+      </w:r>
+      <w:r>
+        <w:t xml:space="preserve">. </w:t>
+      </w:r>
+      <w:r>
+        <w:rPr>
+          <w:i/>
+          <w:iCs/>
+        </w:rPr>
+        <w:t>What is Life? The Physical Aspect of the Living Cell</w:t>
+      </w:r>
+      <w:r>
+        <w:t>. Cambridge: Cambridge University Press.</w:t>
+      </w:r>
+    </w:p>
+    <w:p>
+      <w:pPr>
+        <w:pStyle w:val="Compact"/>
+        <w:numPr>
+          <w:ilvl w:val="0"/>
+          <w:numId w:val="67"/>
+        </w:numPr>
+      </w:pPr>
+      <w:r>
+        <w:rPr>
+          <w:b/>
+          <w:bCs/>
+        </w:rPr>
+        <w:t>Gödel, K. (1931)</w:t>
+      </w:r>
+      <w:r>
+        <w:t xml:space="preserve">. Über formal unentscheidbare Sätze der Principia Mathematica und verwandter Systeme I. </w:t>
+      </w:r>
+      <w:r>
+        <w:rPr>
+          <w:i/>
+          <w:iCs/>
+        </w:rPr>
+        <w:t>Monatshefte für Mathematik und Physik</w:t>
+      </w:r>
+      <w:r>
+        <w:t>, 38(1), 173-198.</w:t>
+      </w:r>
+    </w:p>
+    <w:p>
+      <w:pPr>
+        <w:pStyle w:val="Compact"/>
+        <w:numPr>
+          <w:ilvl w:val="0"/>
+          <w:numId w:val="67"/>
+        </w:numPr>
+      </w:pPr>
+      <w:r>
+        <w:rPr>
+          <w:b/>
+          <w:bCs/>
+        </w:rPr>
+        <w:t>Turing, A. M. (1936)</w:t>
+      </w:r>
+      <w:r>
+        <w:t xml:space="preserve">. On computable numbers, with an application to the Entscheidungsproblem. </w:t>
+      </w:r>
+      <w:r>
+        <w:rPr>
+          <w:i/>
+          <w:iCs/>
+        </w:rPr>
+        <w:t>Proceedings of the London Mathematical Society</w:t>
+      </w:r>
+      <w:r>
+        <w:t>, Series 2, 42(1), 230-265.</w:t>
+      </w:r>
+    </w:p>
+    <w:p>
+      <w:pPr>
+        <w:pStyle w:val="Compact"/>
+        <w:numPr>
+          <w:ilvl w:val="0"/>
+          <w:numId w:val="67"/>
+        </w:numPr>
+      </w:pPr>
+      <w:r>
+        <w:rPr>
+          <w:b/>
+          <w:bCs/>
+        </w:rPr>
+        <w:t>Spencer-Brown, G. (1969)</w:t>
+      </w:r>
+      <w:r>
+        <w:t xml:space="preserve">. </w:t>
+      </w:r>
+      <w:r>
+        <w:rPr>
+          <w:i/>
+          <w:iCs/>
+        </w:rPr>
+        <w:t>Laws of Form</w:t>
+      </w:r>
+      <w:r>
+        <w:t>. London: Allen &amp; Unwin.</w:t>
+      </w:r>
+    </w:p>
+    <w:p>
+      <w:pPr>
+        <w:pStyle w:val="Compact"/>
+        <w:numPr>
+          <w:ilvl w:val="0"/>
+          <w:numId w:val="67"/>
+        </w:numPr>
+      </w:pPr>
+      <w:r>
+        <w:rPr>
+          <w:b/>
+          <w:bCs/>
+        </w:rPr>
+        <w:t>Popper, K. R. (1959)</w:t>
+      </w:r>
+      <w:r>
+        <w:t xml:space="preserve">. </w:t>
+      </w:r>
+      <w:r>
+        <w:rPr>
+          <w:i/>
+          <w:iCs/>
+        </w:rPr>
+        <w:t>The Logic of Scientific Discovery</w:t>
+      </w:r>
+      <w:r>
+        <w:t>. London: Hutchinson.</w:t>
+      </w:r>
+    </w:p>
+    <w:p>
+      <w:pPr>
+        <w:pStyle w:val="Compact"/>
+        <w:numPr>
+          <w:ilvl w:val="0"/>
+          <w:numId w:val="67"/>
+        </w:numPr>
+      </w:pPr>
+      <w:r>
+        <w:rPr>
+          <w:b/>
+          <w:bCs/>
+        </w:rPr>
+        <w:t>Wheeler, J. A. (1990)</w:t>
+      </w:r>
+      <w:r>
+        <w:t xml:space="preserve">. Information, physics, quantum: The search for links. In </w:t>
+      </w:r>
+      <w:r>
+        <w:rPr>
+          <w:i/>
+          <w:iCs/>
+        </w:rPr>
+        <w:t>Complexity, Entropy, and the Physics of Information</w:t>
+      </w:r>
+      <w:r>
+        <w:t xml:space="preserve"> (pp. 3-28). Redwood City: Addison-Wesley.</w:t>
+      </w:r>
+    </w:p>
+    <w:p>
+      <w:pPr>
+        <w:pStyle w:val="Compact"/>
+        <w:numPr>
+          <w:ilvl w:val="0"/>
+          <w:numId w:val="67"/>
+        </w:numPr>
+      </w:pPr>
+      <w:r>
+        <w:rPr>
+          <w:b/>
+          <w:bCs/>
+        </w:rPr>
+        <w:t>Goodhart, C. A. E. (1984)</w:t>
+      </w:r>
+      <w:r>
+        <w:t xml:space="preserve">. </w:t>
+      </w:r>
+      <w:r>
+        <w:rPr>
+          <w:i/>
+          <w:iCs/>
+        </w:rPr>
+        <w:t>Monetary Theory and Practice: The UK Experience</w:t>
+      </w:r>
+      <w:r>
+        <w:t>. London: Macmillan.</w:t>
+      </w:r>
+    </w:p>
+    <w:p>
+      <w:pPr>
+        <w:pStyle w:val="Compact"/>
+        <w:numPr>
+          <w:ilvl w:val="0"/>
+          <w:numId w:val="67"/>
+        </w:numPr>
+      </w:pPr>
+      <w:r>
+        <w:rPr>
+          <w:b/>
+          <w:bCs/>
+        </w:rPr>
+        <w:t>Kalman, R. E. (1960)</w:t>
+      </w:r>
+      <w:r>
+        <w:t xml:space="preserve">. On the general theory of control systems. </w:t>
+      </w:r>
+      <w:r>
+        <w:rPr>
+          <w:i/>
+          <w:iCs/>
+        </w:rPr>
+        <w:t>Proceedings of the 1st IFAC Congress</w:t>
+      </w:r>
+      <w:r>
+        <w:t>, Moscow, 1(1), 481-492.</w:t>
+      </w:r>
+    </w:p>
+    <w:p>
+      <w:pPr>
+        <w:pStyle w:val="Compact"/>
+        <w:numPr>
+          <w:ilvl w:val="0"/>
+          <w:numId w:val="67"/>
+        </w:numPr>
+      </w:pPr>
+      <w:r>
+        <w:rPr>
+          <w:b/>
+          <w:bCs/>
+        </w:rPr>
+        <w:t>Wolfram, S. (2002)</w:t>
+      </w:r>
+      <w:r>
+        <w:t xml:space="preserve">. </w:t>
+      </w:r>
+      <w:r>
+        <w:rPr>
+          <w:i/>
+          <w:iCs/>
+        </w:rPr>
+        <w:t>A New Kind of Science</w:t>
+      </w:r>
+      <w:r>
+        <w:t>. Champaign, IL: Wolfram Media.</w:t>
+      </w:r>
+    </w:p>
+    <w:bookmarkEnd w:id="112"/>
+    <w:bookmarkEnd w:id="101"/>
     <w:sectPr>
       <w:headerReference w:type="even" r:id="rId7"/>
       <w:headerReference w:type="default" r:id="rId8"/>
@@ -35528,7 +36250,7 @@
   <w:abstractNum w:abstractNumId="0" w15:restartNumberingAfterBreak="0">
     <w:nsid w:val="0000A990"/>
     <w:multiLevelType w:val="multilevel"/>
-    <w:tmpl w:val="A2E8223E"/>
+    <w:tmpl w:val="AEFC6830"/>
     <w:lvl w:ilvl="0">
       <w:numFmt w:val="bullet"/>
       <w:lvlText w:val=" "/>
@@ -35605,7 +36327,7 @@
   <w:abstractNum w:abstractNumId="1" w15:restartNumberingAfterBreak="0">
     <w:nsid w:val="0000A991"/>
     <w:multiLevelType w:val="multilevel"/>
-    <w:tmpl w:val="7882B6A8"/>
+    <w:tmpl w:val="8FF4EC5A"/>
     <w:lvl w:ilvl="0">
       <w:numFmt w:val="bullet"/>
       <w:lvlText w:val=""/>
@@ -35709,7 +36431,7 @@
   <w:abstractNum w:abstractNumId="2" w15:restartNumberingAfterBreak="0">
     <w:nsid w:val="00A99411"/>
     <w:multiLevelType w:val="multilevel"/>
-    <w:tmpl w:val="5DD416C2"/>
+    <w:tmpl w:val="B782ADE4"/>
     <w:lvl w:ilvl="0">
       <w:start w:val="1"/>
       <w:numFmt w:val="decimal"/>
@@ -35795,7 +36517,7 @@
   <w:abstractNum w:abstractNumId="3" w15:restartNumberingAfterBreak="0">
     <w:nsid w:val="00A99412"/>
     <w:multiLevelType w:val="multilevel"/>
-    <w:tmpl w:val="864A5CEA"/>
+    <w:tmpl w:val="F078C860"/>
     <w:lvl w:ilvl="0">
       <w:start w:val="2"/>
       <w:numFmt w:val="decimal"/>
@@ -35878,182 +36600,10 @@
       </w:pPr>
     </w:lvl>
   </w:abstractNum>
-  <w:abstractNum w:abstractNumId="4" w15:restartNumberingAfterBreak="0">
-    <w:nsid w:val="00A99414"/>
-    <w:multiLevelType w:val="multilevel"/>
-    <w:tmpl w:val="C7EE989C"/>
-    <w:lvl w:ilvl="0">
-      <w:start w:val="4"/>
-      <w:numFmt w:val="decimal"/>
-      <w:lvlText w:val="%1."/>
-      <w:lvlJc w:val="left"/>
-      <w:pPr>
-        <w:ind w:left="720" w:hanging="360"/>
-      </w:pPr>
-    </w:lvl>
-    <w:lvl w:ilvl="1">
-      <w:start w:val="4"/>
-      <w:numFmt w:val="decimal"/>
-      <w:lvlText w:val="%2."/>
-      <w:lvlJc w:val="left"/>
-      <w:pPr>
-        <w:ind w:left="1440" w:hanging="360"/>
-      </w:pPr>
-    </w:lvl>
-    <w:lvl w:ilvl="2">
-      <w:start w:val="4"/>
-      <w:numFmt w:val="decimal"/>
-      <w:lvlText w:val="%3."/>
-      <w:lvlJc w:val="left"/>
-      <w:pPr>
-        <w:ind w:left="2160" w:hanging="360"/>
-      </w:pPr>
-    </w:lvl>
-    <w:lvl w:ilvl="3">
-      <w:start w:val="4"/>
-      <w:numFmt w:val="decimal"/>
-      <w:lvlText w:val="%4."/>
-      <w:lvlJc w:val="left"/>
-      <w:pPr>
-        <w:ind w:left="2880" w:hanging="360"/>
-      </w:pPr>
-    </w:lvl>
-    <w:lvl w:ilvl="4">
-      <w:start w:val="4"/>
-      <w:numFmt w:val="decimal"/>
-      <w:lvlText w:val="%5."/>
-      <w:lvlJc w:val="left"/>
-      <w:pPr>
-        <w:ind w:left="3600" w:hanging="360"/>
-      </w:pPr>
-    </w:lvl>
-    <w:lvl w:ilvl="5">
-      <w:start w:val="4"/>
-      <w:numFmt w:val="decimal"/>
-      <w:lvlText w:val="%6."/>
-      <w:lvlJc w:val="left"/>
-      <w:pPr>
-        <w:ind w:left="4320" w:hanging="360"/>
-      </w:pPr>
-    </w:lvl>
-    <w:lvl w:ilvl="6">
-      <w:start w:val="4"/>
-      <w:numFmt w:val="decimal"/>
-      <w:lvlText w:val="%7."/>
-      <w:lvlJc w:val="left"/>
-      <w:pPr>
-        <w:ind w:left="5040" w:hanging="360"/>
-      </w:pPr>
-    </w:lvl>
-    <w:lvl w:ilvl="7">
-      <w:start w:val="4"/>
-      <w:numFmt w:val="decimal"/>
-      <w:lvlText w:val="%8."/>
-      <w:lvlJc w:val="left"/>
-      <w:pPr>
-        <w:ind w:left="5760" w:hanging="360"/>
-      </w:pPr>
-    </w:lvl>
-    <w:lvl w:ilvl="8">
-      <w:start w:val="4"/>
-      <w:numFmt w:val="decimal"/>
-      <w:lvlText w:val="%9."/>
-      <w:lvlJc w:val="left"/>
-      <w:pPr>
-        <w:ind w:left="6480" w:hanging="360"/>
-      </w:pPr>
-    </w:lvl>
-  </w:abstractNum>
-  <w:abstractNum w:abstractNumId="5" w15:restartNumberingAfterBreak="0">
-    <w:nsid w:val="00A99415"/>
-    <w:multiLevelType w:val="multilevel"/>
-    <w:tmpl w:val="DD00085C"/>
-    <w:lvl w:ilvl="0">
-      <w:start w:val="5"/>
-      <w:numFmt w:val="decimal"/>
-      <w:lvlText w:val="%1."/>
-      <w:lvlJc w:val="left"/>
-      <w:pPr>
-        <w:ind w:left="720" w:hanging="360"/>
-      </w:pPr>
-    </w:lvl>
-    <w:lvl w:ilvl="1">
-      <w:start w:val="5"/>
-      <w:numFmt w:val="decimal"/>
-      <w:lvlText w:val="%2."/>
-      <w:lvlJc w:val="left"/>
-      <w:pPr>
-        <w:ind w:left="1440" w:hanging="360"/>
-      </w:pPr>
-    </w:lvl>
-    <w:lvl w:ilvl="2">
-      <w:start w:val="5"/>
-      <w:numFmt w:val="decimal"/>
-      <w:lvlText w:val="%3."/>
-      <w:lvlJc w:val="left"/>
-      <w:pPr>
-        <w:ind w:left="2160" w:hanging="360"/>
-      </w:pPr>
-    </w:lvl>
-    <w:lvl w:ilvl="3">
-      <w:start w:val="5"/>
-      <w:numFmt w:val="decimal"/>
-      <w:lvlText w:val="%4."/>
-      <w:lvlJc w:val="left"/>
-      <w:pPr>
-        <w:ind w:left="2880" w:hanging="360"/>
-      </w:pPr>
-    </w:lvl>
-    <w:lvl w:ilvl="4">
-      <w:start w:val="5"/>
-      <w:numFmt w:val="decimal"/>
-      <w:lvlText w:val="%5."/>
-      <w:lvlJc w:val="left"/>
-      <w:pPr>
-        <w:ind w:left="3600" w:hanging="360"/>
-      </w:pPr>
-    </w:lvl>
-    <w:lvl w:ilvl="5">
-      <w:start w:val="5"/>
-      <w:numFmt w:val="decimal"/>
-      <w:lvlText w:val="%6."/>
-      <w:lvlJc w:val="left"/>
-      <w:pPr>
-        <w:ind w:left="4320" w:hanging="360"/>
-      </w:pPr>
-    </w:lvl>
-    <w:lvl w:ilvl="6">
-      <w:start w:val="5"/>
-      <w:numFmt w:val="decimal"/>
-      <w:lvlText w:val="%7."/>
-      <w:lvlJc w:val="left"/>
-      <w:pPr>
-        <w:ind w:left="5040" w:hanging="360"/>
-      </w:pPr>
-    </w:lvl>
-    <w:lvl w:ilvl="7">
-      <w:start w:val="5"/>
-      <w:numFmt w:val="decimal"/>
-      <w:lvlText w:val="%8."/>
-      <w:lvlJc w:val="left"/>
-      <w:pPr>
-        <w:ind w:left="5760" w:hanging="360"/>
-      </w:pPr>
-    </w:lvl>
-    <w:lvl w:ilvl="8">
-      <w:start w:val="5"/>
-      <w:numFmt w:val="decimal"/>
-      <w:lvlText w:val="%9."/>
-      <w:lvlJc w:val="left"/>
-      <w:pPr>
-        <w:ind w:left="6480" w:hanging="360"/>
-      </w:pPr>
-    </w:lvl>
-  </w:abstractNum>
-  <w:num w:numId="1" w16cid:durableId="620265082">
+  <w:num w:numId="1" w16cid:durableId="1996956752">
     <w:abstractNumId w:val="0"/>
   </w:num>
-  <w:num w:numId="2" w16cid:durableId="890072962">
+  <w:num w:numId="2" w16cid:durableId="925924405">
     <w:abstractNumId w:val="2"/>
     <w:lvlOverride w:ilvl="0">
       <w:startOverride w:val="1"/>
@@ -36083,19 +36633,19 @@
       <w:startOverride w:val="1"/>
     </w:lvlOverride>
   </w:num>
-  <w:num w:numId="3" w16cid:durableId="608321567">
+  <w:num w:numId="3" w16cid:durableId="1254431572">
     <w:abstractNumId w:val="1"/>
   </w:num>
-  <w:num w:numId="4" w16cid:durableId="521749529">
+  <w:num w:numId="4" w16cid:durableId="1068456546">
     <w:abstractNumId w:val="1"/>
   </w:num>
-  <w:num w:numId="5" w16cid:durableId="1559320329">
+  <w:num w:numId="5" w16cid:durableId="26414027">
     <w:abstractNumId w:val="1"/>
   </w:num>
-  <w:num w:numId="6" w16cid:durableId="467669789">
+  <w:num w:numId="6" w16cid:durableId="1041132734">
     <w:abstractNumId w:val="1"/>
   </w:num>
-  <w:num w:numId="7" w16cid:durableId="806050858">
+  <w:num w:numId="7" w16cid:durableId="767504465">
     <w:abstractNumId w:val="2"/>
     <w:lvlOverride w:ilvl="0">
       <w:startOverride w:val="1"/>
@@ -36125,73 +36675,10 @@
       <w:startOverride w:val="1"/>
     </w:lvlOverride>
   </w:num>
-  <w:num w:numId="8" w16cid:durableId="1055395715">
+  <w:num w:numId="8" w16cid:durableId="1436097671">
     <w:abstractNumId w:val="1"/>
   </w:num>
-  <w:num w:numId="9" w16cid:durableId="831484750">
-    <w:abstractNumId w:val="4"/>
-    <w:lvlOverride w:ilvl="0">
-      <w:startOverride w:val="4"/>
-    </w:lvlOverride>
-    <w:lvlOverride w:ilvl="1">
-      <w:startOverride w:val="4"/>
-    </w:lvlOverride>
-    <w:lvlOverride w:ilvl="2">
-      <w:startOverride w:val="4"/>
-    </w:lvlOverride>
-    <w:lvlOverride w:ilvl="3">
-      <w:startOverride w:val="4"/>
-    </w:lvlOverride>
-    <w:lvlOverride w:ilvl="4">
-      <w:startOverride w:val="4"/>
-    </w:lvlOverride>
-    <w:lvlOverride w:ilvl="5">
-      <w:startOverride w:val="4"/>
-    </w:lvlOverride>
-    <w:lvlOverride w:ilvl="6">
-      <w:startOverride w:val="4"/>
-    </w:lvlOverride>
-    <w:lvlOverride w:ilvl="7">
-      <w:startOverride w:val="4"/>
-    </w:lvlOverride>
-    <w:lvlOverride w:ilvl="8">
-      <w:startOverride w:val="4"/>
-    </w:lvlOverride>
-  </w:num>
-  <w:num w:numId="10" w16cid:durableId="118188296">
-    <w:abstractNumId w:val="1"/>
-  </w:num>
-  <w:num w:numId="11" w16cid:durableId="1791892854">
-    <w:abstractNumId w:val="5"/>
-    <w:lvlOverride w:ilvl="0">
-      <w:startOverride w:val="5"/>
-    </w:lvlOverride>
-    <w:lvlOverride w:ilvl="1">
-      <w:startOverride w:val="5"/>
-    </w:lvlOverride>
-    <w:lvlOverride w:ilvl="2">
-      <w:startOverride w:val="5"/>
-    </w:lvlOverride>
-    <w:lvlOverride w:ilvl="3">
-      <w:startOverride w:val="5"/>
-    </w:lvlOverride>
-    <w:lvlOverride w:ilvl="4">
-      <w:startOverride w:val="5"/>
-    </w:lvlOverride>
-    <w:lvlOverride w:ilvl="5">
-      <w:startOverride w:val="5"/>
-    </w:lvlOverride>
-    <w:lvlOverride w:ilvl="6">
-      <w:startOverride w:val="5"/>
-    </w:lvlOverride>
-    <w:lvlOverride w:ilvl="7">
-      <w:startOverride w:val="5"/>
-    </w:lvlOverride>
-    <w:lvlOverride w:ilvl="8">
-      <w:startOverride w:val="5"/>
-    </w:lvlOverride>
-  </w:num>
-  <w:num w:numId="12" w16cid:durableId="273291386">
+  <w:num w:numId="9" w16cid:durableId="1358115990">
     <w:abstractNumId w:val="2"/>
     <w:lvlOverride w:ilvl="0">
       <w:startOverride w:val="1"/>
@@ -36221,13 +36708,10 @@
       <w:startOverride w:val="1"/>
     </w:lvlOverride>
   </w:num>
-  <w:num w:numId="13" w16cid:durableId="2050952883">
+  <w:num w:numId="10" w16cid:durableId="759444323">
     <w:abstractNumId w:val="1"/>
   </w:num>
-  <w:num w:numId="14" w16cid:durableId="428817174">
-    <w:abstractNumId w:val="1"/>
-  </w:num>
-  <w:num w:numId="15" w16cid:durableId="583760915">
+  <w:num w:numId="11" w16cid:durableId="262417058">
     <w:abstractNumId w:val="2"/>
     <w:lvlOverride w:ilvl="0">
       <w:startOverride w:val="1"/>
@@ -36257,7 +36741,7 @@
       <w:startOverride w:val="1"/>
     </w:lvlOverride>
   </w:num>
-  <w:num w:numId="16" w16cid:durableId="1498883583">
+  <w:num w:numId="12" w16cid:durableId="25839778">
     <w:abstractNumId w:val="2"/>
     <w:lvlOverride w:ilvl="0">
       <w:startOverride w:val="1"/>
@@ -36287,10 +36771,13 @@
       <w:startOverride w:val="1"/>
     </w:lvlOverride>
   </w:num>
-  <w:num w:numId="17" w16cid:durableId="603001604">
+  <w:num w:numId="13" w16cid:durableId="1030257655">
     <w:abstractNumId w:val="1"/>
   </w:num>
-  <w:num w:numId="18" w16cid:durableId="1658613423">
+  <w:num w:numId="14" w16cid:durableId="797456860">
+    <w:abstractNumId w:val="1"/>
+  </w:num>
+  <w:num w:numId="15" w16cid:durableId="733312283">
     <w:abstractNumId w:val="2"/>
     <w:lvlOverride w:ilvl="0">
       <w:startOverride w:val="1"/>
@@ -36320,7 +36807,7 @@
       <w:startOverride w:val="1"/>
     </w:lvlOverride>
   </w:num>
-  <w:num w:numId="19" w16cid:durableId="442190250">
+  <w:num w:numId="16" w16cid:durableId="300423474">
     <w:abstractNumId w:val="2"/>
     <w:lvlOverride w:ilvl="0">
       <w:startOverride w:val="1"/>
@@ -36350,7 +36837,7 @@
       <w:startOverride w:val="1"/>
     </w:lvlOverride>
   </w:num>
-  <w:num w:numId="20" w16cid:durableId="812601838">
+  <w:num w:numId="17" w16cid:durableId="2026979308">
     <w:abstractNumId w:val="2"/>
     <w:lvlOverride w:ilvl="0">
       <w:startOverride w:val="1"/>
@@ -36380,7 +36867,10 @@
       <w:startOverride w:val="1"/>
     </w:lvlOverride>
   </w:num>
-  <w:num w:numId="21" w16cid:durableId="1985811493">
+  <w:num w:numId="18" w16cid:durableId="133109766">
+    <w:abstractNumId w:val="1"/>
+  </w:num>
+  <w:num w:numId="19" w16cid:durableId="1622373986">
     <w:abstractNumId w:val="2"/>
     <w:lvlOverride w:ilvl="0">
       <w:startOverride w:val="1"/>
@@ -36410,7 +36900,7 @@
       <w:startOverride w:val="1"/>
     </w:lvlOverride>
   </w:num>
-  <w:num w:numId="22" w16cid:durableId="1068653097">
+  <w:num w:numId="20" w16cid:durableId="1655255429">
     <w:abstractNumId w:val="2"/>
     <w:lvlOverride w:ilvl="0">
       <w:startOverride w:val="1"/>
@@ -36440,13 +36930,7 @@
       <w:startOverride w:val="1"/>
     </w:lvlOverride>
   </w:num>
-  <w:num w:numId="23" w16cid:durableId="660698914">
-    <w:abstractNumId w:val="1"/>
-  </w:num>
-  <w:num w:numId="24" w16cid:durableId="791437464">
-    <w:abstractNumId w:val="1"/>
-  </w:num>
-  <w:num w:numId="25" w16cid:durableId="332729633">
+  <w:num w:numId="21" w16cid:durableId="1921132842">
     <w:abstractNumId w:val="2"/>
     <w:lvlOverride w:ilvl="0">
       <w:startOverride w:val="1"/>
@@ -36476,7 +36960,7 @@
       <w:startOverride w:val="1"/>
     </w:lvlOverride>
   </w:num>
-  <w:num w:numId="26" w16cid:durableId="1121025245">
+  <w:num w:numId="22" w16cid:durableId="1697267829">
     <w:abstractNumId w:val="2"/>
     <w:lvlOverride w:ilvl="0">
       <w:startOverride w:val="1"/>
@@ -36506,7 +36990,7 @@
       <w:startOverride w:val="1"/>
     </w:lvlOverride>
   </w:num>
-  <w:num w:numId="27" w16cid:durableId="1610115134">
+  <w:num w:numId="23" w16cid:durableId="1577129048">
     <w:abstractNumId w:val="2"/>
     <w:lvlOverride w:ilvl="0">
       <w:startOverride w:val="1"/>
@@ -36536,7 +37020,229 @@
       <w:startOverride w:val="1"/>
     </w:lvlOverride>
   </w:num>
-  <w:num w:numId="28" w16cid:durableId="565261189">
+  <w:num w:numId="24" w16cid:durableId="230577500">
+    <w:abstractNumId w:val="2"/>
+    <w:lvlOverride w:ilvl="0">
+      <w:startOverride w:val="1"/>
+    </w:lvlOverride>
+    <w:lvlOverride w:ilvl="1">
+      <w:startOverride w:val="1"/>
+    </w:lvlOverride>
+    <w:lvlOverride w:ilvl="2">
+      <w:startOverride w:val="1"/>
+    </w:lvlOverride>
+    <w:lvlOverride w:ilvl="3">
+      <w:startOverride w:val="1"/>
+    </w:lvlOverride>
+    <w:lvlOverride w:ilvl="4">
+      <w:startOverride w:val="1"/>
+    </w:lvlOverride>
+    <w:lvlOverride w:ilvl="5">
+      <w:startOverride w:val="1"/>
+    </w:lvlOverride>
+    <w:lvlOverride w:ilvl="6">
+      <w:startOverride w:val="1"/>
+    </w:lvlOverride>
+    <w:lvlOverride w:ilvl="7">
+      <w:startOverride w:val="1"/>
+    </w:lvlOverride>
+    <w:lvlOverride w:ilvl="8">
+      <w:startOverride w:val="1"/>
+    </w:lvlOverride>
+  </w:num>
+  <w:num w:numId="25" w16cid:durableId="1782259858">
+    <w:abstractNumId w:val="1"/>
+  </w:num>
+  <w:num w:numId="26" w16cid:durableId="2042438781">
+    <w:abstractNumId w:val="1"/>
+  </w:num>
+  <w:num w:numId="27" w16cid:durableId="30502838">
+    <w:abstractNumId w:val="2"/>
+    <w:lvlOverride w:ilvl="0">
+      <w:startOverride w:val="1"/>
+    </w:lvlOverride>
+    <w:lvlOverride w:ilvl="1">
+      <w:startOverride w:val="1"/>
+    </w:lvlOverride>
+    <w:lvlOverride w:ilvl="2">
+      <w:startOverride w:val="1"/>
+    </w:lvlOverride>
+    <w:lvlOverride w:ilvl="3">
+      <w:startOverride w:val="1"/>
+    </w:lvlOverride>
+    <w:lvlOverride w:ilvl="4">
+      <w:startOverride w:val="1"/>
+    </w:lvlOverride>
+    <w:lvlOverride w:ilvl="5">
+      <w:startOverride w:val="1"/>
+    </w:lvlOverride>
+    <w:lvlOverride w:ilvl="6">
+      <w:startOverride w:val="1"/>
+    </w:lvlOverride>
+    <w:lvlOverride w:ilvl="7">
+      <w:startOverride w:val="1"/>
+    </w:lvlOverride>
+    <w:lvlOverride w:ilvl="8">
+      <w:startOverride w:val="1"/>
+    </w:lvlOverride>
+  </w:num>
+  <w:num w:numId="28" w16cid:durableId="1778862490">
+    <w:abstractNumId w:val="2"/>
+    <w:lvlOverride w:ilvl="0">
+      <w:startOverride w:val="1"/>
+    </w:lvlOverride>
+    <w:lvlOverride w:ilvl="1">
+      <w:startOverride w:val="1"/>
+    </w:lvlOverride>
+    <w:lvlOverride w:ilvl="2">
+      <w:startOverride w:val="1"/>
+    </w:lvlOverride>
+    <w:lvlOverride w:ilvl="3">
+      <w:startOverride w:val="1"/>
+    </w:lvlOverride>
+    <w:lvlOverride w:ilvl="4">
+      <w:startOverride w:val="1"/>
+    </w:lvlOverride>
+    <w:lvlOverride w:ilvl="5">
+      <w:startOverride w:val="1"/>
+    </w:lvlOverride>
+    <w:lvlOverride w:ilvl="6">
+      <w:startOverride w:val="1"/>
+    </w:lvlOverride>
+    <w:lvlOverride w:ilvl="7">
+      <w:startOverride w:val="1"/>
+    </w:lvlOverride>
+    <w:lvlOverride w:ilvl="8">
+      <w:startOverride w:val="1"/>
+    </w:lvlOverride>
+  </w:num>
+  <w:num w:numId="29" w16cid:durableId="208037630">
+    <w:abstractNumId w:val="1"/>
+  </w:num>
+  <w:num w:numId="30" w16cid:durableId="1062682268">
+    <w:abstractNumId w:val="1"/>
+  </w:num>
+  <w:num w:numId="31" w16cid:durableId="877669016">
+    <w:abstractNumId w:val="2"/>
+    <w:lvlOverride w:ilvl="0">
+      <w:startOverride w:val="1"/>
+    </w:lvlOverride>
+    <w:lvlOverride w:ilvl="1">
+      <w:startOverride w:val="1"/>
+    </w:lvlOverride>
+    <w:lvlOverride w:ilvl="2">
+      <w:startOverride w:val="1"/>
+    </w:lvlOverride>
+    <w:lvlOverride w:ilvl="3">
+      <w:startOverride w:val="1"/>
+    </w:lvlOverride>
+    <w:lvlOverride w:ilvl="4">
+      <w:startOverride w:val="1"/>
+    </w:lvlOverride>
+    <w:lvlOverride w:ilvl="5">
+      <w:startOverride w:val="1"/>
+    </w:lvlOverride>
+    <w:lvlOverride w:ilvl="6">
+      <w:startOverride w:val="1"/>
+    </w:lvlOverride>
+    <w:lvlOverride w:ilvl="7">
+      <w:startOverride w:val="1"/>
+    </w:lvlOverride>
+    <w:lvlOverride w:ilvl="8">
+      <w:startOverride w:val="1"/>
+    </w:lvlOverride>
+  </w:num>
+  <w:num w:numId="32" w16cid:durableId="1888568627">
+    <w:abstractNumId w:val="2"/>
+    <w:lvlOverride w:ilvl="0">
+      <w:startOverride w:val="1"/>
+    </w:lvlOverride>
+    <w:lvlOverride w:ilvl="1">
+      <w:startOverride w:val="1"/>
+    </w:lvlOverride>
+    <w:lvlOverride w:ilvl="2">
+      <w:startOverride w:val="1"/>
+    </w:lvlOverride>
+    <w:lvlOverride w:ilvl="3">
+      <w:startOverride w:val="1"/>
+    </w:lvlOverride>
+    <w:lvlOverride w:ilvl="4">
+      <w:startOverride w:val="1"/>
+    </w:lvlOverride>
+    <w:lvlOverride w:ilvl="5">
+      <w:startOverride w:val="1"/>
+    </w:lvlOverride>
+    <w:lvlOverride w:ilvl="6">
+      <w:startOverride w:val="1"/>
+    </w:lvlOverride>
+    <w:lvlOverride w:ilvl="7">
+      <w:startOverride w:val="1"/>
+    </w:lvlOverride>
+    <w:lvlOverride w:ilvl="8">
+      <w:startOverride w:val="1"/>
+    </w:lvlOverride>
+  </w:num>
+  <w:num w:numId="33" w16cid:durableId="1981958735">
+    <w:abstractNumId w:val="2"/>
+    <w:lvlOverride w:ilvl="0">
+      <w:startOverride w:val="1"/>
+    </w:lvlOverride>
+    <w:lvlOverride w:ilvl="1">
+      <w:startOverride w:val="1"/>
+    </w:lvlOverride>
+    <w:lvlOverride w:ilvl="2">
+      <w:startOverride w:val="1"/>
+    </w:lvlOverride>
+    <w:lvlOverride w:ilvl="3">
+      <w:startOverride w:val="1"/>
+    </w:lvlOverride>
+    <w:lvlOverride w:ilvl="4">
+      <w:startOverride w:val="1"/>
+    </w:lvlOverride>
+    <w:lvlOverride w:ilvl="5">
+      <w:startOverride w:val="1"/>
+    </w:lvlOverride>
+    <w:lvlOverride w:ilvl="6">
+      <w:startOverride w:val="1"/>
+    </w:lvlOverride>
+    <w:lvlOverride w:ilvl="7">
+      <w:startOverride w:val="1"/>
+    </w:lvlOverride>
+    <w:lvlOverride w:ilvl="8">
+      <w:startOverride w:val="1"/>
+    </w:lvlOverride>
+  </w:num>
+  <w:num w:numId="34" w16cid:durableId="547112643">
+    <w:abstractNumId w:val="2"/>
+    <w:lvlOverride w:ilvl="0">
+      <w:startOverride w:val="1"/>
+    </w:lvlOverride>
+    <w:lvlOverride w:ilvl="1">
+      <w:startOverride w:val="1"/>
+    </w:lvlOverride>
+    <w:lvlOverride w:ilvl="2">
+      <w:startOverride w:val="1"/>
+    </w:lvlOverride>
+    <w:lvlOverride w:ilvl="3">
+      <w:startOverride w:val="1"/>
+    </w:lvlOverride>
+    <w:lvlOverride w:ilvl="4">
+      <w:startOverride w:val="1"/>
+    </w:lvlOverride>
+    <w:lvlOverride w:ilvl="5">
+      <w:startOverride w:val="1"/>
+    </w:lvlOverride>
+    <w:lvlOverride w:ilvl="6">
+      <w:startOverride w:val="1"/>
+    </w:lvlOverride>
+    <w:lvlOverride w:ilvl="7">
+      <w:startOverride w:val="1"/>
+    </w:lvlOverride>
+    <w:lvlOverride w:ilvl="8">
+      <w:startOverride w:val="1"/>
+    </w:lvlOverride>
+  </w:num>
+  <w:num w:numId="35" w16cid:durableId="1877421621">
     <w:abstractNumId w:val="3"/>
     <w:lvlOverride w:ilvl="0">
       <w:startOverride w:val="2"/>
@@ -36566,25 +37272,25 @@
       <w:startOverride w:val="2"/>
     </w:lvlOverride>
   </w:num>
-  <w:num w:numId="29" w16cid:durableId="1869486493">
+  <w:num w:numId="36" w16cid:durableId="976225427">
     <w:abstractNumId w:val="1"/>
   </w:num>
-  <w:num w:numId="30" w16cid:durableId="1988851941">
+  <w:num w:numId="37" w16cid:durableId="821120308">
     <w:abstractNumId w:val="1"/>
   </w:num>
-  <w:num w:numId="31" w16cid:durableId="2107113910">
+  <w:num w:numId="38" w16cid:durableId="514805454">
     <w:abstractNumId w:val="1"/>
   </w:num>
-  <w:num w:numId="32" w16cid:durableId="1992637559">
+  <w:num w:numId="39" w16cid:durableId="1155344269">
     <w:abstractNumId w:val="1"/>
   </w:num>
-  <w:num w:numId="33" w16cid:durableId="255134027">
+  <w:num w:numId="40" w16cid:durableId="1812597880">
     <w:abstractNumId w:val="1"/>
   </w:num>
-  <w:num w:numId="34" w16cid:durableId="1389450082">
+  <w:num w:numId="41" w16cid:durableId="1413743262">
     <w:abstractNumId w:val="1"/>
   </w:num>
-  <w:num w:numId="35" w16cid:durableId="631793037">
+  <w:num w:numId="42" w16cid:durableId="1375931498">
     <w:abstractNumId w:val="2"/>
     <w:lvlOverride w:ilvl="0">
       <w:startOverride w:val="1"/>
@@ -36614,19 +37320,19 @@
       <w:startOverride w:val="1"/>
     </w:lvlOverride>
   </w:num>
-  <w:num w:numId="36" w16cid:durableId="1556965871">
+  <w:num w:numId="43" w16cid:durableId="1635869160">
     <w:abstractNumId w:val="1"/>
   </w:num>
-  <w:num w:numId="37" w16cid:durableId="1223373097">
+  <w:num w:numId="44" w16cid:durableId="1699695735">
     <w:abstractNumId w:val="1"/>
   </w:num>
-  <w:num w:numId="38" w16cid:durableId="1690793783">
+  <w:num w:numId="45" w16cid:durableId="551039347">
     <w:abstractNumId w:val="1"/>
   </w:num>
-  <w:num w:numId="39" w16cid:durableId="181943728">
+  <w:num w:numId="46" w16cid:durableId="1334915598">
     <w:abstractNumId w:val="1"/>
   </w:num>
-  <w:num w:numId="40" w16cid:durableId="1864323211">
+  <w:num w:numId="47" w16cid:durableId="531694355">
     <w:abstractNumId w:val="2"/>
     <w:lvlOverride w:ilvl="0">
       <w:startOverride w:val="1"/>
@@ -36656,34 +37362,34 @@
       <w:startOverride w:val="1"/>
     </w:lvlOverride>
   </w:num>
-  <w:num w:numId="41" w16cid:durableId="1335302507">
+  <w:num w:numId="48" w16cid:durableId="1451896606">
     <w:abstractNumId w:val="1"/>
   </w:num>
-  <w:num w:numId="42" w16cid:durableId="1673607209">
+  <w:num w:numId="49" w16cid:durableId="371225164">
     <w:abstractNumId w:val="1"/>
   </w:num>
-  <w:num w:numId="43" w16cid:durableId="935096752">
+  <w:num w:numId="50" w16cid:durableId="1727097962">
     <w:abstractNumId w:val="1"/>
   </w:num>
-  <w:num w:numId="44" w16cid:durableId="1463301574">
+  <w:num w:numId="51" w16cid:durableId="179664576">
     <w:abstractNumId w:val="1"/>
   </w:num>
-  <w:num w:numId="45" w16cid:durableId="1149441008">
+  <w:num w:numId="52" w16cid:durableId="183132126">
     <w:abstractNumId w:val="1"/>
   </w:num>
-  <w:num w:numId="46" w16cid:durableId="1715957022">
+  <w:num w:numId="53" w16cid:durableId="271401540">
     <w:abstractNumId w:val="1"/>
   </w:num>
-  <w:num w:numId="47" w16cid:durableId="219948228">
+  <w:num w:numId="54" w16cid:durableId="108355660">
     <w:abstractNumId w:val="1"/>
   </w:num>
-  <w:num w:numId="48" w16cid:durableId="58020340">
+  <w:num w:numId="55" w16cid:durableId="419908364">
     <w:abstractNumId w:val="1"/>
   </w:num>
-  <w:num w:numId="49" w16cid:durableId="2102332668">
+  <w:num w:numId="56" w16cid:durableId="1167398591">
     <w:abstractNumId w:val="1"/>
   </w:num>
-  <w:num w:numId="50" w16cid:durableId="224073727">
+  <w:num w:numId="57" w16cid:durableId="919484454">
     <w:abstractNumId w:val="2"/>
     <w:lvlOverride w:ilvl="0">
       <w:startOverride w:val="1"/>
@@ -36713,7 +37419,7 @@
       <w:startOverride w:val="1"/>
     </w:lvlOverride>
   </w:num>
-  <w:num w:numId="51" w16cid:durableId="788279934">
+  <w:num w:numId="58" w16cid:durableId="175583777">
     <w:abstractNumId w:val="2"/>
     <w:lvlOverride w:ilvl="0">
       <w:startOverride w:val="1"/>
@@ -36743,29 +37449,59 @@
       <w:startOverride w:val="1"/>
     </w:lvlOverride>
   </w:num>
-  <w:num w:numId="52" w16cid:durableId="377166235">
+  <w:num w:numId="59" w16cid:durableId="1497843975">
     <w:abstractNumId w:val="1"/>
   </w:num>
-  <w:num w:numId="53" w16cid:durableId="1413234126">
+  <w:num w:numId="60" w16cid:durableId="1471481750">
     <w:abstractNumId w:val="1"/>
   </w:num>
-  <w:num w:numId="54" w16cid:durableId="356321490">
+  <w:num w:numId="61" w16cid:durableId="485630626">
     <w:abstractNumId w:val="1"/>
   </w:num>
-  <w:num w:numId="55" w16cid:durableId="54134251">
+  <w:num w:numId="62" w16cid:durableId="2143183817">
     <w:abstractNumId w:val="1"/>
   </w:num>
-  <w:num w:numId="56" w16cid:durableId="2046245663">
+  <w:num w:numId="63" w16cid:durableId="1299187232">
     <w:abstractNumId w:val="1"/>
   </w:num>
-  <w:num w:numId="57" w16cid:durableId="2146848709">
+  <w:num w:numId="64" w16cid:durableId="1894386664">
     <w:abstractNumId w:val="1"/>
   </w:num>
-  <w:num w:numId="58" w16cid:durableId="660428621">
+  <w:num w:numId="65" w16cid:durableId="1311404845">
     <w:abstractNumId w:val="1"/>
   </w:num>
-  <w:num w:numId="59" w16cid:durableId="1176311940">
+  <w:num w:numId="66" w16cid:durableId="1625190901">
     <w:abstractNumId w:val="1"/>
+  </w:num>
+  <w:num w:numId="67" w16cid:durableId="646128266">
+    <w:abstractNumId w:val="2"/>
+    <w:lvlOverride w:ilvl="0">
+      <w:startOverride w:val="1"/>
+    </w:lvlOverride>
+    <w:lvlOverride w:ilvl="1">
+      <w:startOverride w:val="1"/>
+    </w:lvlOverride>
+    <w:lvlOverride w:ilvl="2">
+      <w:startOverride w:val="1"/>
+    </w:lvlOverride>
+    <w:lvlOverride w:ilvl="3">
+      <w:startOverride w:val="1"/>
+    </w:lvlOverride>
+    <w:lvlOverride w:ilvl="4">
+      <w:startOverride w:val="1"/>
+    </w:lvlOverride>
+    <w:lvlOverride w:ilvl="5">
+      <w:startOverride w:val="1"/>
+    </w:lvlOverride>
+    <w:lvlOverride w:ilvl="6">
+      <w:startOverride w:val="1"/>
+    </w:lvlOverride>
+    <w:lvlOverride w:ilvl="7">
+      <w:startOverride w:val="1"/>
+    </w:lvlOverride>
+    <w:lvlOverride w:ilvl="8">
+      <w:startOverride w:val="1"/>
+    </w:lvlOverride>
   </w:num>
 </w:numbering>
 </file>
@@ -38000,7 +38736,7 @@
     <w:name w:val="header"/>
     <w:basedOn w:val="a"/>
     <w:link w:val="af1"/>
-    <w:rsid w:val="004C0A14"/>
+    <w:rsid w:val="00760C16"/>
     <w:pPr>
       <w:tabs>
         <w:tab w:val="center" w:pos="4153"/>
@@ -38018,7 +38754,7 @@
     <w:name w:val="页眉 字符"/>
     <w:basedOn w:val="a1"/>
     <w:link w:val="af0"/>
-    <w:rsid w:val="004C0A14"/>
+    <w:rsid w:val="00760C16"/>
     <w:rPr>
       <w:sz w:val="18"/>
       <w:szCs w:val="18"/>
@@ -38028,7 +38764,7 @@
     <w:name w:val="footer"/>
     <w:basedOn w:val="a"/>
     <w:link w:val="af3"/>
-    <w:rsid w:val="004C0A14"/>
+    <w:rsid w:val="00760C16"/>
     <w:pPr>
       <w:tabs>
         <w:tab w:val="center" w:pos="4153"/>
@@ -38045,7 +38781,7 @@
     <w:name w:val="页脚 字符"/>
     <w:basedOn w:val="a1"/>
     <w:link w:val="af2"/>
-    <w:rsid w:val="004C0A14"/>
+    <w:rsid w:val="00760C16"/>
     <w:rPr>
       <w:sz w:val="18"/>
       <w:szCs w:val="18"/>
@@ -38054,7 +38790,7 @@
   <w:style w:type="character" w:styleId="af4">
     <w:name w:val="page number"/>
     <w:basedOn w:val="a1"/>
-    <w:rsid w:val="004C0A14"/>
+    <w:rsid w:val="00760C16"/>
   </w:style>
 </w:styles>
 </file>
